--- a/engine/arcc_study/ARCC_Bibliography_01-09-2026.docx
+++ b/engine/arcc_study/ARCC_Bibliography_01-09-2026.docx
@@ -1319,7 +1319,7 @@
                 <w:color w:val="1C3A36"/>
                 <w:sz w:val="14"/>
               </w:rPr>
-              <w:t>capital_h1_26</w:t>
+              <w:t>capex_usd_t_cap</w:t>
             </w:r>
           </w:p>
         </w:tc>
@@ -1336,7 +1336,7 @@
                 <w:color w:val="1C3A36"/>
                 <w:sz w:val="14"/>
               </w:rPr>
-              <w:t>749.7349</w:t>
+              <w:t>3.23</w:t>
             </w:r>
           </w:p>
         </w:tc>
@@ -1370,7 +1370,7 @@
                 <w:color w:val="1C3A36"/>
                 <w:sz w:val="14"/>
               </w:rPr>
-              <w:t>Reviewed condensed consolidated interim financial statements for the six months ended 30 June 2026, Wafik, Ramy &amp; Partners (Deloitte), limited review report attached; filed 13 August 2026 — issued and paid-up capital at 30 June 2026, against 757.479400 at 31 December 2025, the treasury shares having been CANCELLED. At the EGP 2 par value this is 374,867,445 shares — exactly the count this study already used (issued less treasury), so the cancellation confirms the share count rather than changing it</w:t>
+              <w:t>Maintenance capital expenditure in US dollars per tonne of installed capacity, SET AT THE MOST RECENT FULL YEAR'S TOTAL CAPITAL SPENDING PER TONNE — EGP 796.471mn on 5.0Mt at USD/EGP 49.26. REVISION 4 CORRECTS THE REASONING BEHIND THIS INPUT, WHICH WAS BACKWARDS. Revision 3 observed that FY2024 (USD 3.70/t) and FY2025 (USD 3.23/t) 'both carry the alternative-fuel and silo programmes' and then set maintenance at USD 4.00 — the MIDDLE of a band it had just said was inflated by growth spending, and above both observed years. If both observations INCLUDE growth capital, they are an UPPER BOUND on maintenance, so the maintenance level belongs at or below them, not above. The H1-2026 cash-flow statement settles the direction: it splits the spend into payments for property, plant and equipment of EGP 102.893mn and payments for ASSETS UNDER CONSTRUCTION of EGP 505.540mn, so 83% of six months' capital spending is the growth programme and the sustaining line is running near USD 0.8/t annualised. That is a deferral rather than a sustainable rate, so the input is NOT cut to it; it is set at the most recent full year's TOTAL, which remains an upper bound on maintenance and is still above the industry sustaining norm of about USD 3/t. Worth EGP 1.77 a share against revision 3's figure, and the whole range is published as a sensitivity</w:t>
             </w:r>
           </w:p>
         </w:tc>
@@ -1387,7 +1387,7 @@
                 <w:color w:val="1C3A36"/>
                 <w:sz w:val="14"/>
               </w:rPr>
-              <w:t>2026-06-30</w:t>
+              <w:t>2025-12-31</w:t>
             </w:r>
           </w:p>
         </w:tc>
@@ -1423,7 +1423,7 @@
                 <w:color w:val="1C3A36"/>
                 <w:sz w:val="14"/>
               </w:rPr>
-              <w:t>cash_fy23</w:t>
+              <w:t>capital_h1_26</w:t>
             </w:r>
           </w:p>
         </w:tc>
@@ -1440,7 +1440,7 @@
                 <w:color w:val="1C3A36"/>
                 <w:sz w:val="14"/>
               </w:rPr>
-              <w:t>561.0997</w:t>
+              <w:t>749.7349</w:t>
             </w:r>
           </w:p>
         </w:tc>
@@ -1474,7 +1474,7 @@
                 <w:color w:val="1C3A36"/>
                 <w:sz w:val="14"/>
               </w:rPr>
-              <w:t>Audited consolidated financial statements for the year ended 31 December 2024, Deloitte (Wafik, Ramy &amp; Partners), signed 23 March 2025 — cash and bank balances, comparative</w:t>
+              <w:t>Reviewed condensed consolidated interim financial statements for the six months ended 30 June 2026, Wafik, Ramy &amp; Partners (Deloitte), limited review report attached; filed 13 August 2026 — issued and paid-up capital at 30 June 2026, against 757.479400 at 31 December 2025, the treasury shares having been CANCELLED. At the EGP 2 par value this is 374,867,445 shares — exactly the count this study already used (issued less treasury), so the cancellation confirms the share count rather than changing it</w:t>
             </w:r>
           </w:p>
         </w:tc>
@@ -1491,7 +1491,7 @@
                 <w:color w:val="1C3A36"/>
                 <w:sz w:val="14"/>
               </w:rPr>
-              <w:t>2023-12-31</w:t>
+              <w:t>2026-06-30</w:t>
             </w:r>
           </w:p>
         </w:tc>
@@ -1527,7 +1527,7 @@
                 <w:color w:val="1C3A36"/>
                 <w:sz w:val="14"/>
               </w:rPr>
-              <w:t>cash_fy24</w:t>
+              <w:t>cash_fy23</w:t>
             </w:r>
           </w:p>
         </w:tc>
@@ -1544,7 +1544,7 @@
                 <w:color w:val="1C3A36"/>
                 <w:sz w:val="14"/>
               </w:rPr>
-              <w:t>1,687.0629</w:t>
+              <w:t>561.0997</w:t>
             </w:r>
           </w:p>
         </w:tc>
@@ -1578,7 +1578,7 @@
                 <w:color w:val="1C3A36"/>
                 <w:sz w:val="14"/>
               </w:rPr>
-              <w:t>Audited consolidated financial statements for the year ended 31 December 2025, Deloitte (Wafik, Ramy &amp; Partners), signed 25 February 2026 — cash and bank balances, comparative</w:t>
+              <w:t>Audited consolidated financial statements for the year ended 31 December 2024, Deloitte (Wafik, Ramy &amp; Partners), signed 23 March 2025 — cash and bank balances, comparative</w:t>
             </w:r>
           </w:p>
         </w:tc>
@@ -1595,7 +1595,7 @@
                 <w:color w:val="1C3A36"/>
                 <w:sz w:val="14"/>
               </w:rPr>
-              <w:t>2024-12-31</w:t>
+              <w:t>2023-12-31</w:t>
             </w:r>
           </w:p>
         </w:tc>
@@ -1631,7 +1631,7 @@
                 <w:color w:val="1C3A36"/>
                 <w:sz w:val="14"/>
               </w:rPr>
-              <w:t>cash_fy25</w:t>
+              <w:t>cash_fy24</w:t>
             </w:r>
           </w:p>
         </w:tc>
@@ -1648,7 +1648,7 @@
                 <w:color w:val="1C3A36"/>
                 <w:sz w:val="14"/>
               </w:rPr>
-              <w:t>3,459.3912</w:t>
+              <w:t>1,687.0629</w:t>
             </w:r>
           </w:p>
         </w:tc>
@@ -1682,7 +1682,7 @@
                 <w:color w:val="1C3A36"/>
                 <w:sz w:val="14"/>
               </w:rPr>
-              <w:t>Audited consolidated financial statements for the year ended 31 December 2025, Deloitte (Wafik, Ramy &amp; Partners), signed 25 February 2026 — cash and bank balances, note 19: local-currency current accounts 1,839.630, foreign-currency current accounts 1,599.702, deposits 8.733, cash in hand 11.325</w:t>
+              <w:t>Audited consolidated financial statements for the year ended 31 December 2025, Deloitte (Wafik, Ramy &amp; Partners), signed 25 February 2026 — cash and bank balances, comparative</w:t>
             </w:r>
           </w:p>
         </w:tc>
@@ -1699,7 +1699,7 @@
                 <w:color w:val="1C3A36"/>
                 <w:sz w:val="14"/>
               </w:rPr>
-              <w:t>2025-12-31</w:t>
+              <w:t>2024-12-31</w:t>
             </w:r>
           </w:p>
         </w:tc>
@@ -1735,7 +1735,7 @@
                 <w:color w:val="1C3A36"/>
                 <w:sz w:val="14"/>
               </w:rPr>
-              <w:t>cash_h1_26</w:t>
+              <w:t>cash_fy25</w:t>
             </w:r>
           </w:p>
         </w:tc>
@@ -1752,7 +1752,7 @@
                 <w:color w:val="1C3A36"/>
                 <w:sz w:val="14"/>
               </w:rPr>
-              <w:t>1,970.5011</w:t>
+              <w:t>3,459.3912</w:t>
             </w:r>
           </w:p>
         </w:tc>
@@ -1786,7 +1786,7 @@
                 <w:color w:val="1C3A36"/>
                 <w:sz w:val="14"/>
               </w:rPr>
-              <w:t>Reviewed condensed consolidated interim financial statements for the six months ended 30 June 2026, Wafik, Ramy &amp; Partners (Deloitte), limited review report attached; filed 13 August 2026 — cash and bank balances at 30 June 2026</w:t>
+              <w:t>Audited consolidated financial statements for the year ended 31 December 2025, Deloitte (Wafik, Ramy &amp; Partners), signed 25 February 2026 — cash and bank balances, note 19: local-currency current accounts 1,839.630, foreign-currency current accounts 1,599.702, deposits 8.733, cash in hand 11.325</w:t>
             </w:r>
           </w:p>
         </w:tc>
@@ -1803,7 +1803,7 @@
                 <w:color w:val="1C3A36"/>
                 <w:sz w:val="14"/>
               </w:rPr>
-              <w:t>2026-06-30</w:t>
+              <w:t>2025-12-31</w:t>
             </w:r>
           </w:p>
         </w:tc>
@@ -1839,7 +1839,7 @@
                 <w:color w:val="1C3A36"/>
                 <w:sz w:val="14"/>
               </w:rPr>
-              <w:t>cash_q1_26</w:t>
+              <w:t>cash_h1_26</w:t>
             </w:r>
           </w:p>
         </w:tc>
@@ -1856,7 +1856,7 @@
                 <w:color w:val="1C3A36"/>
                 <w:sz w:val="14"/>
               </w:rPr>
-              <w:t>4,379.6274</w:t>
+              <w:t>1,970.5011</w:t>
             </w:r>
           </w:p>
         </w:tc>
@@ -1890,7 +1890,7 @@
                 <w:color w:val="1C3A36"/>
                 <w:sz w:val="14"/>
               </w:rPr>
-              <w:t>Reviewed condensed consolidated interim financial statements for the three months ended 31 March 2026, Deloitte (Wafik, Ramy &amp; Partners), 25 May 2026 — cash and bank balances</w:t>
+              <w:t>Reviewed condensed consolidated interim financial statements for the six months ended 30 June 2026, Wafik, Ramy &amp; Partners (Deloitte), limited review report attached; filed 13 August 2026 — cash and bank balances at 30 June 2026</w:t>
             </w:r>
           </w:p>
         </w:tc>
@@ -1907,7 +1907,7 @@
                 <w:color w:val="1C3A36"/>
                 <w:sz w:val="14"/>
               </w:rPr>
-              <w:t>2026-03-31</w:t>
+              <w:t>2026-06-30</w:t>
             </w:r>
           </w:p>
         </w:tc>
@@ -1943,7 +1943,7 @@
                 <w:color w:val="1C3A36"/>
                 <w:sz w:val="14"/>
               </w:rPr>
-              <w:t>cem_export_share</w:t>
+              <w:t>cash_q1_26</w:t>
             </w:r>
           </w:p>
         </w:tc>
@@ -1960,7 +1960,7 @@
                 <w:color w:val="1C3A36"/>
                 <w:sz w:val="14"/>
               </w:rPr>
-              <w:t>0.1772, 0.18, 0.18, 0.175, 0.17, 0.165</w:t>
+              <w:t>4,379.6274</w:t>
             </w:r>
           </w:p>
         </w:tc>
@@ -1994,7 +1994,7 @@
                 <w:color w:val="1C3A36"/>
                 <w:sz w:val="14"/>
               </w:rPr>
-              <w:t>Share of cement SOLD that is exported. FY2025 is DISCLOSED: FY2025 Investor Presentation, Arabian Cement Company S.A.E., investor relations library, page 5 (sales volumes and production indicators) gives cement exports of 629.5 kt against local sales of 2,923.6 kt, i.e. 17.72% of the 3,553.1 kt of cement sold. Well inside the 30% statutory cap; revision 3's single-product build put exports at 31.5% of volume and BREACHED the cap its own text called binding</w:t>
+              <w:t>Reviewed condensed consolidated interim financial statements for the three months ended 31 March 2026, Deloitte (Wafik, Ramy &amp; Partners), 25 May 2026 — cash and bank balances</w:t>
             </w:r>
           </w:p>
         </w:tc>
@@ -2011,7 +2011,7 @@
                 <w:color w:val="1C3A36"/>
                 <w:sz w:val="14"/>
               </w:rPr>
-              <w:t>2026-03-01</w:t>
+              <w:t>2026-03-31</w:t>
             </w:r>
           </w:p>
         </w:tc>
@@ -2047,7 +2047,7 @@
                 <w:color w:val="1C3A36"/>
                 <w:sz w:val="14"/>
               </w:rPr>
-              <w:t>cem_stock_draw</w:t>
+              <w:t>cem_export_share</w:t>
             </w:r>
           </w:p>
         </w:tc>
@@ -2064,7 +2064,7 @@
                 <w:color w:val="1C3A36"/>
                 <w:sz w:val="14"/>
               </w:rPr>
-              <w:t>0.0725, 0, 0, 0, 0, 0</w:t>
+              <w:t>0.1772, 0.18, 0.18, 0.175, 0.17, 0.165</w:t>
             </w:r>
           </w:p>
         </w:tc>
@@ -2098,7 +2098,7 @@
                 <w:color w:val="1C3A36"/>
                 <w:sz w:val="14"/>
               </w:rPr>
-              <w:t>Cement sold LESS cement produced, in Mt. FY2025 Investor Presentation, Arabian Cement Company S.A.E., investor relations library, page 5 (sales volumes and production indicators) discloses cement production of 3,480.6 kt against sales of 3,553.1 kt (2,923.6 local plus 629.5 exported), so FY2025 drew 72.5 kt out of finished-goods inventory. Revision 4 equated sales to production and understated despatches by 1.5%. Held at zero across the forecast: a stock draw is a one-off by construction and the inventory note shows only EGP 320.8mn of finished goods at the year end</w:t>
+              <w:t>Share of cement SOLD that is exported. FY2025 is DISCLOSED: FY2025 Investor Presentation, Arabian Cement Company S.A.E., investor relations library, page 5 (sales volumes and production indicators) gives cement exports of 629.5 kt against local sales of 2,923.6 kt, i.e. 17.72% of the 3,553.1 kt of cement sold. Well inside the 30% statutory cap; revision 3's single-product build put exports at 31.5% of volume and BREACHED the cap its own text called binding</w:t>
             </w:r>
           </w:p>
         </w:tc>
@@ -2151,7 +2151,7 @@
                 <w:color w:val="1C3A36"/>
                 <w:sz w:val="14"/>
               </w:rPr>
-              <w:t>clinker_factor</w:t>
+              <w:t>cem_stock_draw</w:t>
             </w:r>
           </w:p>
         </w:tc>
@@ -2168,7 +2168,7 @@
                 <w:color w:val="1C3A36"/>
                 <w:sz w:val="14"/>
               </w:rPr>
-              <w:t>0.7329</w:t>
+              <w:t>0.0725, 0, 0, 0, 0, 0</w:t>
             </w:r>
           </w:p>
         </w:tc>
@@ -2202,7 +2202,7 @@
                 <w:color w:val="1C3A36"/>
                 <w:sz w:val="14"/>
               </w:rPr>
-              <w:t>Tonnes of clinker per tonne of cement PRODUCED. Revision 3 used 0.84, taken from the ratio of the two nameplate capacities in note 1 and described as 'observed'. It is not observed and it is not a clinker factor: 4.2/5.0 is a ratio of two DESIGN capacities, and a clinker factor is a production-composition ratio. 0.84 also sits above the 0.65-0.80 band typical of blended cement, and the study then called this producer 'low-clinker' three sections later. The figure carried here is the production ratio implied by the FY2025 physical disclosure: clinker produced less clinker exported, over cement produced: FY2025 Investor Presentation, Arabian Cement Company S.A.E., investor relations library, page 5 (sales volumes and production indicators) gives clinker production 3,851.6 kt less clinker exports 1,300.5 kt = 2,551.1 kt ground into 3,480.6 kt of cement</w:t>
+              <w:t>Cement sold LESS cement produced, in Mt. FY2025 Investor Presentation, Arabian Cement Company S.A.E., investor relations library, page 5 (sales volumes and production indicators) discloses cement production of 3,480.6 kt against sales of 3,553.1 kt (2,923.6 local plus 629.5 exported), so FY2025 drew 72.5 kt out of finished-goods inventory. Revision 4 equated sales to production and understated despatches by 1.5%. Held at zero across the forecast: a stock draw is a one-off by construction and the inventory note shows only EGP 320.8mn of finished goods at the year end</w:t>
             </w:r>
           </w:p>
         </w:tc>
@@ -2255,7 +2255,7 @@
                 <w:color w:val="1C3A36"/>
                 <w:sz w:val="14"/>
               </w:rPr>
-              <w:t>clk_export_share</w:t>
+              <w:t>clinker_factor</w:t>
             </w:r>
           </w:p>
         </w:tc>
@@ -2272,7 +2272,7 @@
                 <w:color w:val="1C3A36"/>
                 <w:sz w:val="14"/>
               </w:rPr>
-              <w:t>0.3377, 0.33, 0.32, 0.31, 0.305, 0.3</w:t>
+              <w:t>0.7329</w:t>
             </w:r>
           </w:p>
         </w:tc>
@@ -2306,7 +2306,7 @@
                 <w:color w:val="1C3A36"/>
                 <w:sz w:val="14"/>
               </w:rPr>
-              <w:t>Share of clinker production sold AS CLINKER rather than ground into cement. FY2025 is DISCLOSED: FY2025 Investor Presentation, Arabian Cement Company S.A.E., investor relations library, page 5 (sales volumes and production indicators) gives clinker exports of 1,300.5 kt on production of 3,851.6 kt = 33.77%. This is the central operating lever and revision 3 could not see it at all: clinker exports and domestic cement compete for the same kiln, and a tonne of clinker realises a fraction of the tonne of cement it could have become. Note the direction of travel — clinker exports FELL 37% in FY2025 (2,074.4 kt to 1,300.5) while cement exports rose 74%, so the mix was already shifting toward the higher-value product before this forecast starts</w:t>
+              <w:t>Tonnes of clinker per tonne of cement PRODUCED. Revision 3 used 0.84, taken from the ratio of the two nameplate capacities in note 1 and described as 'observed'. It is not observed and it is not a clinker factor: 4.2/5.0 is a ratio of two DESIGN capacities, and a clinker factor is a production-composition ratio. 0.84 also sits above the 0.65-0.80 band typical of blended cement, and the study then called this producer 'low-clinker' three sections later. The figure carried here is the production ratio implied by the FY2025 physical disclosure: clinker produced less clinker exported, over cement produced: FY2025 Investor Presentation, Arabian Cement Company S.A.E., investor relations library, page 5 (sales volumes and production indicators) gives clinker production 3,851.6 kt less clinker exports 1,300.5 kt = 2,551.1 kt ground into 3,480.6 kt of cement</w:t>
             </w:r>
           </w:p>
         </w:tc>
@@ -2359,7 +2359,7 @@
                 <w:color w:val="1C3A36"/>
                 <w:sz w:val="14"/>
               </w:rPr>
-              <w:t>cogs_fy22</w:t>
+              <w:t>clk_export_share</w:t>
             </w:r>
           </w:p>
         </w:tc>
@@ -2376,7 +2376,7 @@
                 <w:color w:val="1C3A36"/>
                 <w:sz w:val="14"/>
               </w:rPr>
-              <w:t>3,789.8162</w:t>
+              <w:t>0.3377, 0.33, 0.32, 0.31, 0.305, 0.3</w:t>
             </w:r>
           </w:p>
         </w:tc>
@@ -2410,7 +2410,7 @@
                 <w:color w:val="1C3A36"/>
                 <w:sz w:val="14"/>
               </w:rPr>
-              <w:t>Audited consolidated financial statements for the year ended 31 December 2022 — cost of sales</w:t>
+              <w:t>Share of clinker production sold AS CLINKER rather than ground into cement. FY2025 is DISCLOSED: FY2025 Investor Presentation, Arabian Cement Company S.A.E., investor relations library, page 5 (sales volumes and production indicators) gives clinker exports of 1,300.5 kt on production of 3,851.6 kt = 33.77%. This is the central operating lever and revision 3 could not see it at all: clinker exports and domestic cement compete for the same kiln, and a tonne of clinker realises a fraction of the tonne of cement it could have become. Note the direction of travel — clinker exports FELL 37% in FY2025 (2,074.4 kt to 1,300.5) while cement exports rose 74%, so the mix was already shifting toward the higher-value product before this forecast starts</w:t>
             </w:r>
           </w:p>
         </w:tc>
@@ -2427,7 +2427,7 @@
                 <w:color w:val="1C3A36"/>
                 <w:sz w:val="14"/>
               </w:rPr>
-              <w:t>2022-12-31</w:t>
+              <w:t>2026-03-01</w:t>
             </w:r>
           </w:p>
         </w:tc>
@@ -2463,7 +2463,7 @@
                 <w:color w:val="1C3A36"/>
                 <w:sz w:val="14"/>
               </w:rPr>
-              <w:t>cogs_fy23</w:t>
+              <w:t>cogs_fy22</w:t>
             </w:r>
           </w:p>
         </w:tc>
@@ -2480,7 +2480,7 @@
                 <w:color w:val="1C3A36"/>
                 <w:sz w:val="14"/>
               </w:rPr>
-              <w:t>4,759.8152</w:t>
+              <w:t>3,789.8162</w:t>
             </w:r>
           </w:p>
         </w:tc>
@@ -2514,7 +2514,7 @@
                 <w:color w:val="1C3A36"/>
                 <w:sz w:val="14"/>
               </w:rPr>
-              <w:t>Audited consolidated financial statements for the year ended 31 December 2024, Deloitte (Wafik, Ramy &amp; Partners), signed 23 March 2025 — cost of sales, comparative</w:t>
+              <w:t>Audited consolidated financial statements for the year ended 31 December 2022 — cost of sales</w:t>
             </w:r>
           </w:p>
         </w:tc>
@@ -2531,7 +2531,7 @@
                 <w:color w:val="1C3A36"/>
                 <w:sz w:val="14"/>
               </w:rPr>
-              <w:t>2023-12-31</w:t>
+              <w:t>2022-12-31</w:t>
             </w:r>
           </w:p>
         </w:tc>
@@ -2567,7 +2567,7 @@
                 <w:color w:val="1C3A36"/>
                 <w:sz w:val="14"/>
               </w:rPr>
-              <w:t>cogs_fy24</w:t>
+              <w:t>cogs_fy23</w:t>
             </w:r>
           </w:p>
         </w:tc>
@@ -2584,7 +2584,7 @@
                 <w:color w:val="1C3A36"/>
                 <w:sz w:val="14"/>
               </w:rPr>
-              <w:t>6,642.9725</w:t>
+              <w:t>4,759.8152</w:t>
             </w:r>
           </w:p>
         </w:tc>
@@ -2618,7 +2618,7 @@
                 <w:color w:val="1C3A36"/>
                 <w:sz w:val="14"/>
               </w:rPr>
-              <w:t>Audited consolidated financial statements for the year ended 31 December 2025, Deloitte (Wafik, Ramy &amp; Partners), signed 25 February 2026 — cost of sales, comparative</w:t>
+              <w:t>Audited consolidated financial statements for the year ended 31 December 2024, Deloitte (Wafik, Ramy &amp; Partners), signed 23 March 2025 — cost of sales, comparative</w:t>
             </w:r>
           </w:p>
         </w:tc>
@@ -2635,7 +2635,7 @@
                 <w:color w:val="1C3A36"/>
                 <w:sz w:val="14"/>
               </w:rPr>
-              <w:t>2024-12-31</w:t>
+              <w:t>2023-12-31</w:t>
             </w:r>
           </w:p>
         </w:tc>
@@ -2671,7 +2671,7 @@
                 <w:color w:val="1C3A36"/>
                 <w:sz w:val="14"/>
               </w:rPr>
-              <w:t>cogs_fy25</w:t>
+              <w:t>cogs_fy24</w:t>
             </w:r>
           </w:p>
         </w:tc>
@@ -2688,7 +2688,7 @@
                 <w:color w:val="1C3A36"/>
                 <w:sz w:val="14"/>
               </w:rPr>
-              <w:t>7,389.0544</w:t>
+              <w:t>6,642.9725</w:t>
             </w:r>
           </w:p>
         </w:tc>
@@ -2722,7 +2722,7 @@
                 <w:color w:val="1C3A36"/>
                 <w:sz w:val="14"/>
               </w:rPr>
-              <w:t>Audited consolidated financial statements for the year ended 31 December 2025, Deloitte (Wafik, Ramy &amp; Partners), signed 25 February 2026 — cost of sales</w:t>
+              <w:t>Audited consolidated financial statements for the year ended 31 December 2025, Deloitte (Wafik, Ramy &amp; Partners), signed 25 February 2026 — cost of sales, comparative</w:t>
             </w:r>
           </w:p>
         </w:tc>
@@ -2739,7 +2739,7 @@
                 <w:color w:val="1C3A36"/>
                 <w:sz w:val="14"/>
               </w:rPr>
-              <w:t>2025-12-31</w:t>
+              <w:t>2024-12-31</w:t>
             </w:r>
           </w:p>
         </w:tc>
@@ -2775,7 +2775,7 @@
                 <w:color w:val="1C3A36"/>
                 <w:sz w:val="14"/>
               </w:rPr>
-              <w:t>cogs_h1_22</w:t>
+              <w:t>cogs_fy25</w:t>
             </w:r>
           </w:p>
         </w:tc>
@@ -2792,7 +2792,7 @@
                 <w:color w:val="1C3A36"/>
                 <w:sz w:val="14"/>
               </w:rPr>
-              <w:t>1,704.8347</w:t>
+              <w:t>7,389.0544</w:t>
             </w:r>
           </w:p>
         </w:tc>
@@ -2826,7 +2826,7 @@
                 <w:color w:val="1C3A36"/>
                 <w:sz w:val="14"/>
               </w:rPr>
-              <w:t>Reviewed interim statements, six months ended 30 June 2022, comparative — cost of sales</w:t>
+              <w:t>Audited consolidated financial statements for the year ended 31 December 2025, Deloitte (Wafik, Ramy &amp; Partners), signed 25 February 2026 — cost of sales</w:t>
             </w:r>
           </w:p>
         </w:tc>
@@ -2843,7 +2843,7 @@
                 <w:color w:val="1C3A36"/>
                 <w:sz w:val="14"/>
               </w:rPr>
-              <w:t>2022-06-30</w:t>
+              <w:t>2025-12-31</w:t>
             </w:r>
           </w:p>
         </w:tc>
@@ -2879,7 +2879,7 @@
                 <w:color w:val="1C3A36"/>
                 <w:sz w:val="14"/>
               </w:rPr>
-              <w:t>cogs_h1_23</w:t>
+              <w:t>cogs_h1_22</w:t>
             </w:r>
           </w:p>
         </w:tc>
@@ -2896,7 +2896,7 @@
                 <w:color w:val="1C3A36"/>
                 <w:sz w:val="14"/>
               </w:rPr>
-              <w:t>2,536.4112</w:t>
+              <w:t>1,704.8347</w:t>
             </w:r>
           </w:p>
         </w:tc>
@@ -2930,7 +2930,7 @@
                 <w:color w:val="1C3A36"/>
                 <w:sz w:val="14"/>
               </w:rPr>
-              <w:t>Reviewed interim statements, six months ended 30 June 2023 — cost of sales</w:t>
+              <w:t>Reviewed interim statements, six months ended 30 June 2022, comparative — cost of sales</w:t>
             </w:r>
           </w:p>
         </w:tc>
@@ -2947,7 +2947,7 @@
                 <w:color w:val="1C3A36"/>
                 <w:sz w:val="14"/>
               </w:rPr>
-              <w:t>2023-06-30</w:t>
+              <w:t>2022-06-30</w:t>
             </w:r>
           </w:p>
         </w:tc>
@@ -2983,7 +2983,7 @@
                 <w:color w:val="1C3A36"/>
                 <w:sz w:val="14"/>
               </w:rPr>
-              <w:t>cogs_h1_25</w:t>
+              <w:t>cogs_h1_23</w:t>
             </w:r>
           </w:p>
         </w:tc>
@@ -3000,7 +3000,7 @@
                 <w:color w:val="1C3A36"/>
                 <w:sz w:val="14"/>
               </w:rPr>
-              <w:t>3,404.817</w:t>
+              <w:t>2,536.4112</w:t>
             </w:r>
           </w:p>
         </w:tc>
@@ -3034,7 +3034,7 @@
                 <w:color w:val="1C3A36"/>
                 <w:sz w:val="14"/>
               </w:rPr>
-              <w:t>Reviewed condensed consolidated interim financial statements for the six months ended 30 June 2026, Wafik, Ramy &amp; Partners (Deloitte), limited review report attached; filed 13 August 2026 — cost of sales, comparative six months</w:t>
+              <w:t>Reviewed interim statements, six months ended 30 June 2023 — cost of sales</w:t>
             </w:r>
           </w:p>
         </w:tc>
@@ -3051,7 +3051,7 @@
                 <w:color w:val="1C3A36"/>
                 <w:sz w:val="14"/>
               </w:rPr>
-              <w:t>2025-06-30</w:t>
+              <w:t>2023-06-30</w:t>
             </w:r>
           </w:p>
         </w:tc>
@@ -3087,7 +3087,7 @@
                 <w:color w:val="1C3A36"/>
                 <w:sz w:val="14"/>
               </w:rPr>
-              <w:t>cogs_h1_26</w:t>
+              <w:t>cogs_h1_25</w:t>
             </w:r>
           </w:p>
         </w:tc>
@@ -3104,7 +3104,7 @@
                 <w:color w:val="1C3A36"/>
                 <w:sz w:val="14"/>
               </w:rPr>
-              <w:t>3,619.0396</w:t>
+              <w:t>3,404.817</w:t>
             </w:r>
           </w:p>
         </w:tc>
@@ -3138,7 +3138,7 @@
                 <w:color w:val="1C3A36"/>
                 <w:sz w:val="14"/>
               </w:rPr>
-              <w:t>Reviewed condensed consolidated interim financial statements for the six months ended 30 June 2026, Wafik, Ramy &amp; Partners (Deloitte), limited review report attached; filed 13 August 2026 — cost of sales</w:t>
+              <w:t>Reviewed condensed consolidated interim financial statements for the six months ended 30 June 2026, Wafik, Ramy &amp; Partners (Deloitte), limited review report attached; filed 13 August 2026 — cost of sales, comparative six months</w:t>
             </w:r>
           </w:p>
         </w:tc>
@@ -3155,7 +3155,7 @@
                 <w:color w:val="1C3A36"/>
                 <w:sz w:val="14"/>
               </w:rPr>
-              <w:t>2026-06-30</w:t>
+              <w:t>2025-06-30</w:t>
             </w:r>
           </w:p>
         </w:tc>
@@ -3191,7 +3191,7 @@
                 <w:color w:val="1C3A36"/>
                 <w:sz w:val="14"/>
               </w:rPr>
-              <w:t>cos_materials_fy25</w:t>
+              <w:t>cogs_h1_26</w:t>
             </w:r>
           </w:p>
         </w:tc>
@@ -3208,7 +3208,7 @@
                 <w:color w:val="1C3A36"/>
                 <w:sz w:val="14"/>
               </w:rPr>
-              <w:t>5,698.1847</w:t>
+              <w:t>3,619.0396</w:t>
             </w:r>
           </w:p>
         </w:tc>
@@ -3242,7 +3242,7 @@
                 <w:color w:val="1C3A36"/>
                 <w:sz w:val="14"/>
               </w:rPr>
-              <w:t>Audited consolidated financial statements for the year ended 31 December 2025, Deloitte (Wafik, Ramy &amp; Partners), signed 25 February 2026 — note 5, raw materials; note 16 confirms this is the cost of inventories charged to cost of sales, so it carries fuel, packing and spares as well as raw meal</w:t>
+              <w:t>Reviewed condensed consolidated interim financial statements for the six months ended 30 June 2026, Wafik, Ramy &amp; Partners (Deloitte), limited review report attached; filed 13 August 2026 — cost of sales</w:t>
             </w:r>
           </w:p>
         </w:tc>
@@ -3259,7 +3259,7 @@
                 <w:color w:val="1C3A36"/>
                 <w:sz w:val="14"/>
               </w:rPr>
-              <w:t>2025-12-31</w:t>
+              <w:t>2026-06-30</w:t>
             </w:r>
           </w:p>
         </w:tc>
@@ -3295,7 +3295,7 @@
                 <w:color w:val="1C3A36"/>
                 <w:sz w:val="14"/>
               </w:rPr>
-              <w:t>cos_mfg_dep_fy25</w:t>
+              <w:t>cos_materials_fy25</w:t>
             </w:r>
           </w:p>
         </w:tc>
@@ -3312,7 +3312,7 @@
                 <w:color w:val="1C3A36"/>
                 <w:sz w:val="14"/>
               </w:rPr>
-              <w:t>254.7655</w:t>
+              <w:t>5,698.1847</w:t>
             </w:r>
           </w:p>
         </w:tc>
@@ -3346,7 +3346,7 @@
                 <w:color w:val="1C3A36"/>
                 <w:sz w:val="14"/>
               </w:rPr>
-              <w:t>Audited consolidated financial statements for the year ended 31 December 2025, Deloitte (Wafik, Ramy &amp; Partners), signed 25 February 2026 — note 5, manufacturing depreciation</w:t>
+              <w:t>Audited consolidated financial statements for the year ended 31 December 2025, Deloitte (Wafik, Ramy &amp; Partners), signed 25 February 2026 — note 5, raw materials; note 16 confirms this is the cost of inventories charged to cost of sales, so it carries fuel, packing and spares as well as raw meal</w:t>
             </w:r>
           </w:p>
         </w:tc>
@@ -3399,7 +3399,7 @@
                 <w:color w:val="1C3A36"/>
                 <w:sz w:val="14"/>
               </w:rPr>
-              <w:t>cos_overhead_fy25</w:t>
+              <w:t>cos_mfg_dep_fy25</w:t>
             </w:r>
           </w:p>
         </w:tc>
@@ -3416,7 +3416,7 @@
                 <w:color w:val="1C3A36"/>
                 <w:sz w:val="14"/>
               </w:rPr>
-              <w:t>641.1432</w:t>
+              <w:t>254.7655</w:t>
             </w:r>
           </w:p>
         </w:tc>
@@ -3450,7 +3450,7 @@
                 <w:color w:val="1C3A36"/>
                 <w:sz w:val="14"/>
               </w:rPr>
-              <w:t>Audited consolidated financial statements for the year ended 31 December 2025, Deloitte (Wafik, Ramy &amp; Partners), signed 25 February 2026 — note 5, overhead costs</w:t>
+              <w:t>Audited consolidated financial statements for the year ended 31 December 2025, Deloitte (Wafik, Ramy &amp; Partners), signed 25 February 2026 — note 5, manufacturing depreciation</w:t>
             </w:r>
           </w:p>
         </w:tc>
@@ -3503,7 +3503,7 @@
                 <w:color w:val="1C3A36"/>
                 <w:sz w:val="14"/>
               </w:rPr>
-              <w:t>cos_transport_fy25</w:t>
+              <w:t>cos_overhead_fy25</w:t>
             </w:r>
           </w:p>
         </w:tc>
@@ -3520,7 +3520,7 @@
                 <w:color w:val="1C3A36"/>
                 <w:sz w:val="14"/>
               </w:rPr>
-              <w:t>764.2793</w:t>
+              <w:t>641.1432</w:t>
             </w:r>
           </w:p>
         </w:tc>
@@ -3554,7 +3554,7 @@
                 <w:color w:val="1C3A36"/>
                 <w:sz w:val="14"/>
               </w:rPr>
-              <w:t>Audited consolidated financial statements for the year ended 31 December 2025, Deloitte (Wafik, Ramy &amp; Partners), signed 25 February 2026 — note 5, transportation costs</w:t>
+              <w:t>Audited consolidated financial statements for the year ended 31 December 2025, Deloitte (Wafik, Ramy &amp; Partners), signed 25 February 2026 — note 5, overhead costs</w:t>
             </w:r>
           </w:p>
         </w:tc>
@@ -3607,7 +3607,7 @@
                 <w:color w:val="1C3A36"/>
                 <w:sz w:val="14"/>
               </w:rPr>
-              <w:t>debt_cib_fy25</w:t>
+              <w:t>cos_transport_fy25</w:t>
             </w:r>
           </w:p>
         </w:tc>
@@ -3624,7 +3624,7 @@
                 <w:color w:val="1C3A36"/>
                 <w:sz w:val="14"/>
               </w:rPr>
-              <w:t>99.9169</w:t>
+              <w:t>764.2793</w:t>
             </w:r>
           </w:p>
         </w:tc>
@@ -3658,7 +3658,7 @@
                 <w:color w:val="1C3A36"/>
                 <w:sz w:val="14"/>
               </w:rPr>
-              <w:t>Audited consolidated financial statements for the year ended 31 December 2025, Deloitte (Wafik, Ramy &amp; Partners), signed 25 February 2026 — note 25, Commercial International Bank credit facilities. EGP 650mn package at the Central Bank corridor offer rate plus 0.6%, EGP-denominated, for working capital</w:t>
+              <w:t>Audited consolidated financial statements for the year ended 31 December 2025, Deloitte (Wafik, Ramy &amp; Partners), signed 25 February 2026 — note 5, transportation costs</w:t>
             </w:r>
           </w:p>
         </w:tc>
@@ -3711,7 +3711,7 @@
                 <w:color w:val="1C3A36"/>
                 <w:sz w:val="14"/>
               </w:rPr>
-              <w:t>debt_ebrd_fy25</w:t>
+              <w:t>debt_cib_fy25</w:t>
             </w:r>
           </w:p>
         </w:tc>
@@ -3728,7 +3728,7 @@
                 <w:color w:val="1C3A36"/>
                 <w:sz w:val="14"/>
               </w:rPr>
-              <w:t>888.2742</w:t>
+              <w:t>99.9169</w:t>
             </w:r>
           </w:p>
         </w:tc>
@@ -3762,7 +3762,7 @@
                 <w:color w:val="1C3A36"/>
                 <w:sz w:val="14"/>
               </w:rPr>
-              <w:t>Audited consolidated financial statements for the year ended 31 December 2025, Deloitte (Wafik, Ramy &amp; Partners), signed 25 February 2026 — note 25, European Bank for Reconstruction and Development facility (current 118.437 plus non-current 769.838). EUR 25mn at 3-month Euribor plus 4.35%, drawn to EUR 18.5mn, funding alternative-fuel capacity for kiln 2 and hydrogen injection on both kilns; 15 equal quarterly instalments from 18 months after signing</w:t>
+              <w:t>Audited consolidated financial statements for the year ended 31 December 2025, Deloitte (Wafik, Ramy &amp; Partners), signed 25 February 2026 — note 25, Commercial International Bank credit facilities. EGP 650mn package at the Central Bank corridor offer rate plus 0.6%, EGP-denominated, for working capital</w:t>
             </w:r>
           </w:p>
         </w:tc>
@@ -3815,7 +3815,7 @@
                 <w:color w:val="1C3A36"/>
                 <w:sz w:val="14"/>
               </w:rPr>
-              <w:t>debt_fy23</w:t>
+              <w:t>debt_ebrd_fy25</w:t>
             </w:r>
           </w:p>
         </w:tc>
@@ -3832,7 +3832,7 @@
                 <w:color w:val="1C3A36"/>
                 <w:sz w:val="14"/>
               </w:rPr>
-              <w:t>90.0743</w:t>
+              <w:t>888.2742</w:t>
             </w:r>
           </w:p>
         </w:tc>
@@ -3866,7 +3866,7 @@
                 <w:color w:val="1C3A36"/>
                 <w:sz w:val="14"/>
               </w:rPr>
-              <w:t>Audited consolidated financial statements for the year ended 31 December 2024, Deloitte (Wafik, Ramy &amp; Partners), signed 23 March 2025 — credit facilities, comparative; no term borrowings at that date</w:t>
+              <w:t>Audited consolidated financial statements for the year ended 31 December 2025, Deloitte (Wafik, Ramy &amp; Partners), signed 25 February 2026 — note 25, European Bank for Reconstruction and Development facility (current 118.437 plus non-current 769.838). EUR 25mn at 3-month Euribor plus 4.35%, drawn to EUR 18.5mn, funding alternative-fuel capacity for kiln 2 and hydrogen injection on both kilns; 15 equal quarterly instalments from 18 months after signing</w:t>
             </w:r>
           </w:p>
         </w:tc>
@@ -3883,7 +3883,7 @@
                 <w:color w:val="1C3A36"/>
                 <w:sz w:val="14"/>
               </w:rPr>
-              <w:t>2023-12-31</w:t>
+              <w:t>2025-12-31</w:t>
             </w:r>
           </w:p>
         </w:tc>
@@ -3919,7 +3919,7 @@
                 <w:color w:val="1C3A36"/>
                 <w:sz w:val="14"/>
               </w:rPr>
-              <w:t>debt_fy24</w:t>
+              <w:t>debt_fy23</w:t>
             </w:r>
           </w:p>
         </w:tc>
@@ -3936,7 +3936,7 @@
                 <w:color w:val="1C3A36"/>
                 <w:sz w:val="14"/>
               </w:rPr>
-              <w:t>760.9177</w:t>
+              <w:t>90.0743</w:t>
             </w:r>
           </w:p>
         </w:tc>
@@ -3970,7 +3970,7 @@
                 <w:color w:val="1C3A36"/>
                 <w:sz w:val="14"/>
               </w:rPr>
-              <w:t>Audited consolidated financial statements for the year ended 31 December 2025, Deloitte (Wafik, Ramy &amp; Partners), signed 25 February 2026 — note 25, comparative: credit facilities 615.044 plus bank loans 145.874</w:t>
+              <w:t>Audited consolidated financial statements for the year ended 31 December 2024, Deloitte (Wafik, Ramy &amp; Partners), signed 23 March 2025 — credit facilities, comparative; no term borrowings at that date</w:t>
             </w:r>
           </w:p>
         </w:tc>
@@ -3987,7 +3987,7 @@
                 <w:color w:val="1C3A36"/>
                 <w:sz w:val="14"/>
               </w:rPr>
-              <w:t>2024-12-31</w:t>
+              <w:t>2023-12-31</w:t>
             </w:r>
           </w:p>
         </w:tc>
@@ -4023,7 +4023,7 @@
                 <w:color w:val="1C3A36"/>
                 <w:sz w:val="14"/>
               </w:rPr>
-              <w:t>debt_h1_26</w:t>
+              <w:t>debt_fy24</w:t>
             </w:r>
           </w:p>
         </w:tc>
@@ -4040,7 +4040,7 @@
                 <w:color w:val="1C3A36"/>
                 <w:sz w:val="14"/>
               </w:rPr>
-              <w:t>1,283.2884</w:t>
+              <w:t>760.9177</w:t>
             </w:r>
           </w:p>
         </w:tc>
@@ -4074,7 +4074,7 @@
                 <w:color w:val="1C3A36"/>
                 <w:sz w:val="14"/>
               </w:rPr>
-              <w:t>Reviewed condensed consolidated interim financial statements for the six months ended 30 June 2026, Wafik, Ramy &amp; Partners (Deloitte), limited review report attached; filed 13 August 2026 — INTEREST-BEARING borrowings only: non-current borrowings 761.097643 plus current portion of long-term borrowings 269.115255 plus credit facilities 253.075496. Trade and notes payable, creditors and other credit balances and current tax liabilities bear no interest and are excluded by construction</w:t>
+              <w:t>Audited consolidated financial statements for the year ended 31 December 2025, Deloitte (Wafik, Ramy &amp; Partners), signed 25 February 2026 — note 25, comparative: credit facilities 615.044 plus bank loans 145.874</w:t>
             </w:r>
           </w:p>
         </w:tc>
@@ -4091,7 +4091,7 @@
                 <w:color w:val="1C3A36"/>
                 <w:sz w:val="14"/>
               </w:rPr>
-              <w:t>2026-06-30</w:t>
+              <w:t>2024-12-31</w:t>
             </w:r>
           </w:p>
         </w:tc>
@@ -4127,7 +4127,7 @@
                 <w:color w:val="1C3A36"/>
                 <w:sz w:val="14"/>
               </w:rPr>
-              <w:t>debt_nbe_fy25</w:t>
+              <w:t>debt_h1_26</w:t>
             </w:r>
           </w:p>
         </w:tc>
@@ -4144,7 +4144,7 @@
                 <w:color w:val="1C3A36"/>
                 <w:sz w:val="14"/>
               </w:rPr>
-              <w:t>145.7415</w:t>
+              <w:t>1,283.2884</w:t>
             </w:r>
           </w:p>
         </w:tc>
@@ -4178,7 +4178,7 @@
                 <w:color w:val="1C3A36"/>
                 <w:sz w:val="14"/>
               </w:rPr>
-              <w:t>Audited consolidated financial statements for the year ended 31 December 2025, Deloitte (Wafik, Ramy &amp; Partners), signed 25 February 2026 — note 25, National Bank of Egypt facility (current 27.057 plus non-current 118.685). EUR 3.09mn under a KfW industrial-pollution grant programme, 20 quarterly instalments at 6-month Euribor plus 3%</w:t>
+              <w:t>Reviewed condensed consolidated interim financial statements for the six months ended 30 June 2026, Wafik, Ramy &amp; Partners (Deloitte), limited review report attached; filed 13 August 2026 — INTEREST-BEARING borrowings only: non-current borrowings 761.097643 plus current portion of long-term borrowings 269.115255 plus credit facilities 253.075496. Trade and notes payable, creditors and other credit balances and current tax liabilities bear no interest and are excluded by construction</w:t>
             </w:r>
           </w:p>
         </w:tc>
@@ -4195,7 +4195,7 @@
                 <w:color w:val="1C3A36"/>
                 <w:sz w:val="14"/>
               </w:rPr>
-              <w:t>2025-12-31</w:t>
+              <w:t>2026-06-30</w:t>
             </w:r>
           </w:p>
         </w:tc>
@@ -4231,7 +4231,7 @@
                 <w:color w:val="1C3A36"/>
                 <w:sz w:val="14"/>
               </w:rPr>
-              <w:t>debt_q1_26</w:t>
+              <w:t>debt_nbe_fy25</w:t>
             </w:r>
           </w:p>
         </w:tc>
@@ -4248,7 +4248,7 @@
                 <w:color w:val="1C3A36"/>
                 <w:sz w:val="14"/>
               </w:rPr>
-              <w:t>1,260.5091</w:t>
+              <w:t>145.7415</w:t>
             </w:r>
           </w:p>
         </w:tc>
@@ -4282,7 +4282,7 @@
                 <w:color w:val="1C3A36"/>
                 <w:sz w:val="14"/>
               </w:rPr>
-              <w:t>Reviewed condensed consolidated interim financial statements for the three months ended 31 March 2026, Deloitte (Wafik, Ramy &amp; Partners), 25 May 2026 — borrowings 925.152 plus current portion 234.899 plus credit facilities 99.784 plus lease liabilities 0.675</w:t>
+              <w:t>Audited consolidated financial statements for the year ended 31 December 2025, Deloitte (Wafik, Ramy &amp; Partners), signed 25 February 2026 — note 25, National Bank of Egypt facility (current 27.057 plus non-current 118.685). EUR 3.09mn under a KfW industrial-pollution grant programme, 20 quarterly instalments at 6-month Euribor plus 3%</w:t>
             </w:r>
           </w:p>
         </w:tc>
@@ -4299,7 +4299,7 @@
                 <w:color w:val="1C3A36"/>
                 <w:sz w:val="14"/>
               </w:rPr>
-              <w:t>2026-03-31</w:t>
+              <w:t>2025-12-31</w:t>
             </w:r>
           </w:p>
         </w:tc>
@@ -4335,7 +4335,7 @@
                 <w:color w:val="1C3A36"/>
                 <w:sz w:val="14"/>
               </w:rPr>
-              <w:t>debtors_fy25</w:t>
+              <w:t>debt_q1_26</w:t>
             </w:r>
           </w:p>
         </w:tc>
@@ -4352,7 +4352,7 @@
                 <w:color w:val="1C3A36"/>
                 <w:sz w:val="14"/>
               </w:rPr>
-              <w:t>1,004.7791</w:t>
+              <w:t>1,260.5091</w:t>
             </w:r>
           </w:p>
         </w:tc>
@@ -4386,7 +4386,7 @@
                 <w:color w:val="1C3A36"/>
                 <w:sz w:val="14"/>
               </w:rPr>
-              <w:t>Audited consolidated financial statements for the year ended 31 December 2025, Deloitte (Wafik, Ramy &amp; Partners), signed 25 February 2026 — debtors and other debit balances (net), note 18, of which advances to suppliers 826.903</w:t>
+              <w:t>Reviewed condensed consolidated interim financial statements for the three months ended 31 March 2026, Deloitte (Wafik, Ramy &amp; Partners), 25 May 2026 — borrowings 925.152 plus current portion 234.899 plus credit facilities 99.784 plus lease liabilities 0.675</w:t>
             </w:r>
           </w:p>
         </w:tc>
@@ -4403,7 +4403,7 @@
                 <w:color w:val="1C3A36"/>
                 <w:sz w:val="14"/>
               </w:rPr>
-              <w:t>2025-12-31</w:t>
+              <w:t>2026-03-31</w:t>
             </w:r>
           </w:p>
         </w:tc>
@@ -4439,7 +4439,7 @@
                 <w:color w:val="1C3A36"/>
                 <w:sz w:val="14"/>
               </w:rPr>
-              <w:t>div_fy24_paid</w:t>
+              <w:t>debtors_fy25</w:t>
             </w:r>
           </w:p>
         </w:tc>
@@ -4456,7 +4456,7 @@
                 <w:color w:val="1C3A36"/>
                 <w:sz w:val="14"/>
               </w:rPr>
-              <w:t>1,102.1103</w:t>
+              <w:t>1,004.7791</w:t>
             </w:r>
           </w:p>
         </w:tc>
@@ -4490,7 +4490,7 @@
                 <w:color w:val="1C3A36"/>
                 <w:sz w:val="14"/>
               </w:rPr>
-              <w:t>Audited consolidated financial statements for the year ended 31 December 2025, Deloitte (Wafik, Ramy &amp; Partners), signed 25 February 2026 — note 28: the ordinary general assembly of 2 December 2025 approved EGP 1,102,110,289 to shareholders for FY2024, plus EGP 15,045,727 to employees</w:t>
+              <w:t>Audited consolidated financial statements for the year ended 31 December 2025, Deloitte (Wafik, Ramy &amp; Partners), signed 25 February 2026 — debtors and other debit balances (net), note 18, of which advances to suppliers 826.903</w:t>
             </w:r>
           </w:p>
         </w:tc>
@@ -4507,7 +4507,7 @@
                 <w:color w:val="1C3A36"/>
                 <w:sz w:val="14"/>
               </w:rPr>
-              <w:t>2025-12-02</w:t>
+              <w:t>2025-12-31</w:t>
             </w:r>
           </w:p>
         </w:tc>
@@ -4543,7 +4543,7 @@
                 <w:color w:val="1C3A36"/>
                 <w:sz w:val="14"/>
               </w:rPr>
-              <w:t>div_fy25_declared</w:t>
+              <w:t>div_fy24_paid</w:t>
             </w:r>
           </w:p>
         </w:tc>
@@ -4560,7 +4560,7 @@
                 <w:color w:val="1C3A36"/>
                 <w:sz w:val="14"/>
               </w:rPr>
-              <w:t>2,001.7922</w:t>
+              <w:t>1,102.1103</w:t>
             </w:r>
           </w:p>
         </w:tc>
@@ -4594,7 +4594,7 @@
                 <w:color w:val="1C3A36"/>
                 <w:sz w:val="14"/>
               </w:rPr>
-              <w:t>Reviewed condensed consolidated interim financial statements for the three months ended 31 March 2026, Deloitte (Wafik, Ramy &amp; Partners), 25 May 2026 — dividends payable at 31 March 2026 for the FY2025 result</w:t>
+              <w:t>Audited consolidated financial statements for the year ended 31 December 2025, Deloitte (Wafik, Ramy &amp; Partners), signed 25 February 2026 — note 28: the ordinary general assembly of 2 December 2025 approved EGP 1,102,110,289 to shareholders for FY2024, plus EGP 15,045,727 to employees</w:t>
             </w:r>
           </w:p>
         </w:tc>
@@ -4611,7 +4611,7 @@
                 <w:color w:val="1C3A36"/>
                 <w:sz w:val="14"/>
               </w:rPr>
-              <w:t>2026-03-31</w:t>
+              <w:t>2025-12-02</w:t>
             </w:r>
           </w:p>
         </w:tc>
@@ -4647,7 +4647,7 @@
                 <w:color w:val="1C3A36"/>
                 <w:sz w:val="14"/>
               </w:rPr>
-              <w:t>divpay_q1_26</w:t>
+              <w:t>div_fy25_declared</w:t>
             </w:r>
           </w:p>
         </w:tc>
@@ -4698,7 +4698,7 @@
                 <w:color w:val="1C3A36"/>
                 <w:sz w:val="14"/>
               </w:rPr>
-              <w:t>Reviewed condensed consolidated interim financial statements for the three months ended 31 March 2026, Deloitte (Wafik, Ramy &amp; Partners), 25 May 2026 — dividends payable. This is the FY2025 distribution declared and unpaid at 31 March 2026, and it divides to EGP 5.34 per share on the shares outstanding</w:t>
+              <w:t>Reviewed condensed consolidated interim financial statements for the three months ended 31 March 2026, Deloitte (Wafik, Ramy &amp; Partners), 25 May 2026 — dividends payable at 31 March 2026 for the FY2025 result</w:t>
             </w:r>
           </w:p>
         </w:tc>
@@ -4751,7 +4751,7 @@
                 <w:color w:val="1C3A36"/>
                 <w:sz w:val="14"/>
               </w:rPr>
-              <w:t>dna_fy23</w:t>
+              <w:t>divpay_q1_26</w:t>
             </w:r>
           </w:p>
         </w:tc>
@@ -4768,7 +4768,7 @@
                 <w:color w:val="1C3A36"/>
                 <w:sz w:val="14"/>
               </w:rPr>
-              <w:t>250.4245</w:t>
+              <w:t>2,001.7922</w:t>
             </w:r>
           </w:p>
         </w:tc>
@@ -4802,7 +4802,7 @@
                 <w:color w:val="1C3A36"/>
                 <w:sz w:val="14"/>
               </w:rPr>
-              <w:t>Audited consolidated financial statements for the year ended 31 December 2024, Deloitte (Wafik, Ramy &amp; Partners), signed 23 March 2025 — cash flow statement, comparative column: property depreciation 215.377 plus intangible amortisation 28.156 plus right-of-use amortisation 6.891</w:t>
+              <w:t>Reviewed condensed consolidated interim financial statements for the three months ended 31 March 2026, Deloitte (Wafik, Ramy &amp; Partners), 25 May 2026 — dividends payable. This is the FY2025 distribution declared and unpaid at 31 March 2026, and it divides to EGP 5.34 per share on the shares outstanding</w:t>
             </w:r>
           </w:p>
         </w:tc>
@@ -4819,7 +4819,7 @@
                 <w:color w:val="1C3A36"/>
                 <w:sz w:val="14"/>
               </w:rPr>
-              <w:t>2023-12-31</w:t>
+              <w:t>2026-03-31</w:t>
             </w:r>
           </w:p>
         </w:tc>
@@ -4855,7 +4855,7 @@
                 <w:color w:val="1C3A36"/>
                 <w:sz w:val="14"/>
               </w:rPr>
-              <w:t>dna_fy24</w:t>
+              <w:t>dna_fy23</w:t>
             </w:r>
           </w:p>
         </w:tc>
@@ -4872,7 +4872,7 @@
                 <w:color w:val="1C3A36"/>
                 <w:sz w:val="14"/>
               </w:rPr>
-              <w:t>256.8015</w:t>
+              <w:t>250.4245</w:t>
             </w:r>
           </w:p>
         </w:tc>
@@ -4906,7 +4906,7 @@
                 <w:color w:val="1C3A36"/>
                 <w:sz w:val="14"/>
               </w:rPr>
-              <w:t>Audited consolidated financial statements for the year ended 31 December 2025, Deloitte (Wafik, Ramy &amp; Partners), signed 25 February 2026 — cash flow statement, comparative: 221.563 plus 28.156 plus 7.082</w:t>
+              <w:t>Audited consolidated financial statements for the year ended 31 December 2024, Deloitte (Wafik, Ramy &amp; Partners), signed 23 March 2025 — cash flow statement, comparative column: property depreciation 215.377 plus intangible amortisation 28.156 plus right-of-use amortisation 6.891</w:t>
             </w:r>
           </w:p>
         </w:tc>
@@ -4923,7 +4923,7 @@
                 <w:color w:val="1C3A36"/>
                 <w:sz w:val="14"/>
               </w:rPr>
-              <w:t>2024-12-31</w:t>
+              <w:t>2023-12-31</w:t>
             </w:r>
           </w:p>
         </w:tc>
@@ -4959,7 +4959,7 @@
                 <w:color w:val="1C3A36"/>
                 <w:sz w:val="14"/>
               </w:rPr>
-              <w:t>dna_fy25</w:t>
+              <w:t>dna_fy24</w:t>
             </w:r>
           </w:p>
         </w:tc>
@@ -4976,7 +4976,7 @@
                 <w:color w:val="1C3A36"/>
                 <w:sz w:val="14"/>
               </w:rPr>
-              <w:t>289.7713</w:t>
+              <w:t>256.8015</w:t>
             </w:r>
           </w:p>
         </w:tc>
@@ -5010,7 +5010,7 @@
                 <w:color w:val="1C3A36"/>
                 <w:sz w:val="14"/>
               </w:rPr>
-              <w:t>Audited consolidated financial statements for the year ended 31 December 2025, Deloitte (Wafik, Ramy &amp; Partners), signed 25 February 2026 — cash flow statement: property depreciation 259.090 plus intangible amortisation 28.156 plus right-of-use amortisation 2.525</w:t>
+              <w:t>Audited consolidated financial statements for the year ended 31 December 2025, Deloitte (Wafik, Ramy &amp; Partners), signed 25 February 2026 — cash flow statement, comparative: 221.563 plus 28.156 plus 7.082</w:t>
             </w:r>
           </w:p>
         </w:tc>
@@ -5027,7 +5027,7 @@
                 <w:color w:val="1C3A36"/>
                 <w:sz w:val="14"/>
               </w:rPr>
-              <w:t>2025-12-31</w:t>
+              <w:t>2024-12-31</w:t>
             </w:r>
           </w:p>
         </w:tc>
@@ -5063,7 +5063,7 @@
                 <w:color w:val="1C3A36"/>
                 <w:sz w:val="14"/>
               </w:rPr>
-              <w:t>dna_h1_26</w:t>
+              <w:t>dna_fy25</w:t>
             </w:r>
           </w:p>
         </w:tc>
@@ -5080,7 +5080,7 @@
                 <w:color w:val="1C3A36"/>
                 <w:sz w:val="14"/>
               </w:rPr>
-              <w:t>161.2548</w:t>
+              <w:t>289.7713</w:t>
             </w:r>
           </w:p>
         </w:tc>
@@ -5114,7 +5114,7 @@
                 <w:color w:val="1C3A36"/>
                 <w:sz w:val="14"/>
               </w:rPr>
-              <w:t>Reviewed condensed consolidated interim financial statements for the six months ended 30 June 2026, Wafik, Ramy &amp; Partners (Deloitte), limited review report attached; filed 13 August 2026 — cash flow statement: depreciation of property, plant and equipment 146.470318 plus amortisation of intangibles 13.962414 plus amortisation of right-of-use assets 0.822030</w:t>
+              <w:t>Audited consolidated financial statements for the year ended 31 December 2025, Deloitte (Wafik, Ramy &amp; Partners), signed 25 February 2026 — cash flow statement: property depreciation 259.090 plus intangible amortisation 28.156 plus right-of-use amortisation 2.525</w:t>
             </w:r>
           </w:p>
         </w:tc>
@@ -5131,7 +5131,7 @@
                 <w:color w:val="1C3A36"/>
                 <w:sz w:val="14"/>
               </w:rPr>
-              <w:t>2026-06-30</w:t>
+              <w:t>2025-12-31</w:t>
             </w:r>
           </w:p>
         </w:tc>
@@ -5167,7 +5167,7 @@
                 <w:color w:val="1C3A36"/>
                 <w:sz w:val="14"/>
               </w:rPr>
-              <w:t>ecl_fy23</w:t>
+              <w:t>dna_h1_26</w:t>
             </w:r>
           </w:p>
         </w:tc>
@@ -5184,7 +5184,7 @@
                 <w:color w:val="1C3A36"/>
                 <w:sz w:val="14"/>
               </w:rPr>
-              <w:t>4.7458</w:t>
+              <w:t>161.2548</w:t>
             </w:r>
           </w:p>
         </w:tc>
@@ -5218,7 +5218,7 @@
                 <w:color w:val="1C3A36"/>
                 <w:sz w:val="14"/>
               </w:rPr>
-              <w:t>Audited consolidated financial statements for the year ended 31 December 2024, Deloitte (Wafik, Ramy &amp; Partners), signed 23 March 2025 — expected credit losses on trade receivables, comparative</w:t>
+              <w:t>Reviewed condensed consolidated interim financial statements for the six months ended 30 June 2026, Wafik, Ramy &amp; Partners (Deloitte), limited review report attached; filed 13 August 2026 — cash flow statement: depreciation of property, plant and equipment 146.470318 plus amortisation of intangibles 13.962414 plus amortisation of right-of-use assets 0.822030</w:t>
             </w:r>
           </w:p>
         </w:tc>
@@ -5235,7 +5235,7 @@
                 <w:color w:val="1C3A36"/>
                 <w:sz w:val="14"/>
               </w:rPr>
-              <w:t>2023-12-31</w:t>
+              <w:t>2026-06-30</w:t>
             </w:r>
           </w:p>
         </w:tc>
@@ -5271,7 +5271,7 @@
                 <w:color w:val="1C3A36"/>
                 <w:sz w:val="14"/>
               </w:rPr>
-              <w:t>ecl_fy24</w:t>
+              <w:t>ecl_fy23</w:t>
             </w:r>
           </w:p>
         </w:tc>
@@ -5288,7 +5288,7 @@
                 <w:color w:val="1C3A36"/>
                 <w:sz w:val="14"/>
               </w:rPr>
-              <w:t>-1.1065</w:t>
+              <w:t>4.7458</w:t>
             </w:r>
           </w:p>
         </w:tc>
@@ -5322,7 +5322,7 @@
                 <w:color w:val="1C3A36"/>
                 <w:sz w:val="14"/>
               </w:rPr>
-              <w:t>Audited consolidated financial statements for the year ended 31 December 2025, Deloitte (Wafik, Ramy &amp; Partners), signed 25 February 2026 — REVERSAL of expected credit losses, comparative (negative, i.e. a credit)</w:t>
+              <w:t>Audited consolidated financial statements for the year ended 31 December 2024, Deloitte (Wafik, Ramy &amp; Partners), signed 23 March 2025 — expected credit losses on trade receivables, comparative</w:t>
             </w:r>
           </w:p>
         </w:tc>
@@ -5339,7 +5339,7 @@
                 <w:color w:val="1C3A36"/>
                 <w:sz w:val="14"/>
               </w:rPr>
-              <w:t>2024-12-31</w:t>
+              <w:t>2023-12-31</w:t>
             </w:r>
           </w:p>
         </w:tc>
@@ -5375,7 +5375,7 @@
                 <w:color w:val="1C3A36"/>
                 <w:sz w:val="14"/>
               </w:rPr>
-              <w:t>ecl_fy25</w:t>
+              <w:t>ecl_fy24</w:t>
             </w:r>
           </w:p>
         </w:tc>
@@ -5392,7 +5392,7 @@
                 <w:color w:val="1C3A36"/>
                 <w:sz w:val="14"/>
               </w:rPr>
-              <w:t>3.6036</w:t>
+              <w:t>-1.1065</w:t>
             </w:r>
           </w:p>
         </w:tc>
@@ -5426,7 +5426,7 @@
                 <w:color w:val="1C3A36"/>
                 <w:sz w:val="14"/>
               </w:rPr>
-              <w:t>Audited consolidated financial statements for the year ended 31 December 2025, Deloitte (Wafik, Ramy &amp; Partners), signed 25 February 2026 — expected credit losses on trade receivables, note 17</w:t>
+              <w:t>Audited consolidated financial statements for the year ended 31 December 2025, Deloitte (Wafik, Ramy &amp; Partners), signed 25 February 2026 — REVERSAL of expected credit losses, comparative (negative, i.e. a credit)</w:t>
             </w:r>
           </w:p>
         </w:tc>
@@ -5443,7 +5443,7 @@
                 <w:color w:val="1C3A36"/>
                 <w:sz w:val="14"/>
               </w:rPr>
-              <w:t>2025-12-31</w:t>
+              <w:t>2024-12-31</w:t>
             </w:r>
           </w:p>
         </w:tc>
@@ -5479,7 +5479,7 @@
                 <w:color w:val="1C3A36"/>
                 <w:sz w:val="14"/>
               </w:rPr>
-              <w:t>egy_cons_mt</w:t>
+              <w:t>ecl_fy25</w:t>
             </w:r>
           </w:p>
         </w:tc>
@@ -5496,7 +5496,7 @@
                 <w:color w:val="1C3A36"/>
                 <w:sz w:val="14"/>
               </w:rPr>
-              <w:t>53.9</w:t>
+              <w:t>3.6036</w:t>
             </w:r>
           </w:p>
         </w:tc>
@@ -5530,7 +5530,7 @@
                 <w:color w:val="1C3A36"/>
                 <w:sz w:val="14"/>
               </w:rPr>
-              <w:t>Egyptian domestic cement sales 2025. FY2025 Investor Presentation, Arabian Cement Company S.A.E., investor relations library, page 5 (sales volumes and production indicators) page 12 gives 53.9Mt, against the 54.0 previously carried on trade estimate</w:t>
+              <w:t>Audited consolidated financial statements for the year ended 31 December 2025, Deloitte (Wafik, Ramy &amp; Partners), signed 25 February 2026 — expected credit losses on trade receivables, note 17</w:t>
             </w:r>
           </w:p>
         </w:tc>
@@ -5547,7 +5547,7 @@
                 <w:color w:val="1C3A36"/>
                 <w:sz w:val="14"/>
               </w:rPr>
-              <w:t>2026-03-01</w:t>
+              <w:t>2025-12-31</w:t>
             </w:r>
           </w:p>
         </w:tc>
@@ -5583,7 +5583,7 @@
                 <w:color w:val="1C3A36"/>
                 <w:sz w:val="14"/>
               </w:rPr>
-              <w:t>egy_exports_mt</w:t>
+              <w:t>egy_cons_mt</w:t>
             </w:r>
           </w:p>
         </w:tc>
@@ -5600,7 +5600,7 @@
                 <w:color w:val="1C3A36"/>
                 <w:sz w:val="14"/>
               </w:rPr>
-              <w:t>18.6</w:t>
+              <w:t>53.9</w:t>
             </w:r>
           </w:p>
         </w:tc>
@@ -5634,7 +5634,7 @@
                 <w:color w:val="1C3A36"/>
                 <w:sz w:val="14"/>
               </w:rPr>
-              <w:t>Egyptian cement AND clinker export sales 2025. FY2025 Investor Presentation, Arabian Cement Company S.A.E., investor relations library, page 5 (sales volumes and production indicators) page 12. The two products are reported together, which is why the earlier balance failed: it set a cement-plus-clinker export figure against a cement-only production figure</w:t>
+              <w:t>Egyptian domestic cement sales 2025. FY2025 Investor Presentation, Arabian Cement Company S.A.E., investor relations library, page 5 (sales volumes and production indicators) page 12 gives 53.9Mt, against the 54.0 previously carried on trade estimate</w:t>
             </w:r>
           </w:p>
         </w:tc>
@@ -5687,7 +5687,7 @@
                 <w:color w:val="1C3A36"/>
                 <w:sz w:val="14"/>
               </w:rPr>
-              <w:t>egy_prod_mt</w:t>
+              <w:t>egy_exports_mt</w:t>
             </w:r>
           </w:p>
         </w:tc>
@@ -5704,7 +5704,7 @@
                 <w:color w:val="1C3A36"/>
                 <w:sz w:val="14"/>
               </w:rPr>
-              <w:t>72.6</w:t>
+              <w:t>18.6</w:t>
             </w:r>
           </w:p>
         </w:tc>
@@ -5738,7 +5738,7 @@
                 <w:color w:val="1C3A36"/>
                 <w:sz w:val="14"/>
               </w:rPr>
-              <w:t>Egyptian cement and clinker SALES 2025 — local plus export. FY2025 Investor Presentation, Arabian Cement Company S.A.E., investor relations library, page 5 (sales volumes and production indicators) page 12 gives local 53.9Mt and exports 18.6Mt, total 72.6Mt. Revisions 1 to 4 carried 65.0Mt as 'production' against exports of 18.5Mt and consumption of 54Mt, a balance that does not close: 65 less 54 is 11Mt, not 18.5. One reviewer caught the gap and the disclosure now closes it. This changes the sector picture materially — see the utilisation note</w:t>
+              <w:t>Egyptian cement AND clinker export sales 2025. FY2025 Investor Presentation, Arabian Cement Company S.A.E., investor relations library, page 5 (sales volumes and production indicators) page 12. The two products are reported together, which is why the earlier balance failed: it set a cement-plus-clinker export figure against a cement-only production figure</w:t>
             </w:r>
           </w:p>
         </w:tc>
@@ -5791,7 +5791,7 @@
                 <w:color w:val="1C3A36"/>
                 <w:sz w:val="14"/>
               </w:rPr>
-              <w:t>eps_fy23</w:t>
+              <w:t>egy_prod_mt</w:t>
             </w:r>
           </w:p>
         </w:tc>
@@ -5808,7 +5808,7 @@
                 <w:color w:val="1C3A36"/>
                 <w:sz w:val="14"/>
               </w:rPr>
-              <w:t>1.81</w:t>
+              <w:t>72.6</w:t>
             </w:r>
           </w:p>
         </w:tc>
@@ -5842,7 +5842,7 @@
                 <w:color w:val="1C3A36"/>
                 <w:sz w:val="14"/>
               </w:rPr>
-              <w:t>Audited consolidated financial statements for the year ended 31 December 2024, Deloitte (Wafik, Ramy &amp; Partners), signed 23 March 2025 — earnings per share, comparative</w:t>
+              <w:t>Egyptian cement and clinker SALES 2025 — local plus export. FY2025 Investor Presentation, Arabian Cement Company S.A.E., investor relations library, page 5 (sales volumes and production indicators) page 12 gives local 53.9Mt and exports 18.6Mt, total 72.6Mt. Revisions 1 to 4 carried 65.0Mt as 'production' against exports of 18.5Mt and consumption of 54Mt, a balance that does not close: 65 less 54 is 11Mt, not 18.5. One reviewer caught the gap and the disclosure now closes it. This changes the sector picture materially — see the utilisation note</w:t>
             </w:r>
           </w:p>
         </w:tc>
@@ -5859,7 +5859,7 @@
                 <w:color w:val="1C3A36"/>
                 <w:sz w:val="14"/>
               </w:rPr>
-              <w:t>2023-12-31</w:t>
+              <w:t>2026-03-01</w:t>
             </w:r>
           </w:p>
         </w:tc>
@@ -5895,7 +5895,7 @@
                 <w:color w:val="1C3A36"/>
                 <w:sz w:val="14"/>
               </w:rPr>
-              <w:t>eps_fy24</w:t>
+              <w:t>eps_fy23</w:t>
             </w:r>
           </w:p>
         </w:tc>
@@ -5912,7 +5912,7 @@
                 <w:color w:val="1C3A36"/>
                 <w:sz w:val="14"/>
               </w:rPr>
-              <w:t>3.02</w:t>
+              <w:t>1.81</w:t>
             </w:r>
           </w:p>
         </w:tc>
@@ -5946,7 +5946,7 @@
                 <w:color w:val="1C3A36"/>
                 <w:sz w:val="14"/>
               </w:rPr>
-              <w:t>Audited consolidated financial statements for the year ended 31 December 2025, Deloitte (Wafik, Ramy &amp; Partners), signed 25 February 2026 — earnings per share, comparative</w:t>
+              <w:t>Audited consolidated financial statements for the year ended 31 December 2024, Deloitte (Wafik, Ramy &amp; Partners), signed 23 March 2025 — earnings per share, comparative</w:t>
             </w:r>
           </w:p>
         </w:tc>
@@ -5963,7 +5963,7 @@
                 <w:color w:val="1C3A36"/>
                 <w:sz w:val="14"/>
               </w:rPr>
-              <w:t>2024-12-31</w:t>
+              <w:t>2023-12-31</w:t>
             </w:r>
           </w:p>
         </w:tc>
@@ -5999,7 +5999,7 @@
                 <w:color w:val="1C3A36"/>
                 <w:sz w:val="14"/>
               </w:rPr>
-              <w:t>eps_fy25</w:t>
+              <w:t>eps_fy24</w:t>
             </w:r>
           </w:p>
         </w:tc>
@@ -6016,7 +6016,7 @@
                 <w:color w:val="1C3A36"/>
                 <w:sz w:val="14"/>
               </w:rPr>
-              <w:t>9.49</w:t>
+              <w:t>3.02</w:t>
             </w:r>
           </w:p>
         </w:tc>
@@ -6050,7 +6050,7 @@
                 <w:color w:val="1C3A36"/>
                 <w:sz w:val="14"/>
               </w:rPr>
-              <w:t>Audited consolidated financial statements for the year ended 31 December 2025, Deloitte (Wafik, Ramy &amp; Partners), signed 25 February 2026 — earnings per share, note 11, struck on distributable profit of 3,580.712 after the employees' share of 18.874</w:t>
+              <w:t>Audited consolidated financial statements for the year ended 31 December 2025, Deloitte (Wafik, Ramy &amp; Partners), signed 25 February 2026 — earnings per share, comparative</w:t>
             </w:r>
           </w:p>
         </w:tc>
@@ -6067,7 +6067,7 @@
                 <w:color w:val="1C3A36"/>
                 <w:sz w:val="14"/>
               </w:rPr>
-              <w:t>2025-12-31</w:t>
+              <w:t>2024-12-31</w:t>
             </w:r>
           </w:p>
         </w:tc>
@@ -6103,7 +6103,7 @@
                 <w:color w:val="1C3A36"/>
                 <w:sz w:val="14"/>
               </w:rPr>
-              <w:t>eq_fy23</w:t>
+              <w:t>eps_fy25</w:t>
             </w:r>
           </w:p>
         </w:tc>
@@ -6120,7 +6120,7 @@
                 <w:color w:val="1C3A36"/>
                 <w:sz w:val="14"/>
               </w:rPr>
-              <w:t>1,754.2217</w:t>
+              <w:t>9.49</w:t>
             </w:r>
           </w:p>
         </w:tc>
@@ -6154,7 +6154,7 @@
                 <w:color w:val="1C3A36"/>
                 <w:sz w:val="14"/>
               </w:rPr>
-              <w:t>Audited consolidated financial statements for the year ended 31 December 2024, Deloitte (Wafik, Ramy &amp; Partners), signed 23 March 2025 — equity attributable to owners, comparative</w:t>
+              <w:t>Audited consolidated financial statements for the year ended 31 December 2025, Deloitte (Wafik, Ramy &amp; Partners), signed 25 February 2026 — earnings per share, note 11, struck on distributable profit of 3,580.712 after the employees' share of 18.874</w:t>
             </w:r>
           </w:p>
         </w:tc>
@@ -6171,7 +6171,7 @@
                 <w:color w:val="1C3A36"/>
                 <w:sz w:val="14"/>
               </w:rPr>
-              <w:t>2023-12-31</w:t>
+              <w:t>2025-12-31</w:t>
             </w:r>
           </w:p>
         </w:tc>
@@ -6207,7 +6207,7 @@
                 <w:color w:val="1C3A36"/>
                 <w:sz w:val="14"/>
               </w:rPr>
-              <w:t>eq_fy24</w:t>
+              <w:t>eq_fy23</w:t>
             </w:r>
           </w:p>
         </w:tc>
@@ -6224,7 +6224,7 @@
                 <w:color w:val="1C3A36"/>
                 <w:sz w:val="14"/>
               </w:rPr>
-              <w:t>2,303.4723</w:t>
+              <w:t>1,754.2217</w:t>
             </w:r>
           </w:p>
         </w:tc>
@@ -6258,7 +6258,7 @@
                 <w:color w:val="1C3A36"/>
                 <w:sz w:val="14"/>
               </w:rPr>
-              <w:t>Audited consolidated financial statements for the year ended 31 December 2025, Deloitte (Wafik, Ramy &amp; Partners), signed 25 February 2026 — equity attributable to owners, comparative</w:t>
+              <w:t>Audited consolidated financial statements for the year ended 31 December 2024, Deloitte (Wafik, Ramy &amp; Partners), signed 23 March 2025 — equity attributable to owners, comparative</w:t>
             </w:r>
           </w:p>
         </w:tc>
@@ -6275,7 +6275,7 @@
                 <w:color w:val="1C3A36"/>
                 <w:sz w:val="14"/>
               </w:rPr>
-              <w:t>2024-12-31</w:t>
+              <w:t>2023-12-31</w:t>
             </w:r>
           </w:p>
         </w:tc>
@@ -6311,7 +6311,7 @@
                 <w:color w:val="1C3A36"/>
                 <w:sz w:val="14"/>
               </w:rPr>
-              <w:t>eq_fy25</w:t>
+              <w:t>eq_fy24</w:t>
             </w:r>
           </w:p>
         </w:tc>
@@ -6328,7 +6328,7 @@
                 <w:color w:val="1C3A36"/>
                 <w:sz w:val="14"/>
               </w:rPr>
-              <w:t>4,642.5742</w:t>
+              <w:t>2,303.4723</w:t>
             </w:r>
           </w:p>
         </w:tc>
@@ -6362,7 +6362,7 @@
                 <w:color w:val="1C3A36"/>
                 <w:sz w:val="14"/>
               </w:rPr>
-              <w:t>Audited consolidated financial statements for the year ended 31 December 2025, Deloitte (Wafik, Ramy &amp; Partners), signed 25 February 2026 — equity attributable to owners of the Parent: issued capital 757.479, treasury shares (143.328), legal reserve 379.506, retained earnings 3,648.917</w:t>
+              <w:t>Audited consolidated financial statements for the year ended 31 December 2025, Deloitte (Wafik, Ramy &amp; Partners), signed 25 February 2026 — equity attributable to owners, comparative</w:t>
             </w:r>
           </w:p>
         </w:tc>
@@ -6379,7 +6379,7 @@
                 <w:color w:val="1C3A36"/>
                 <w:sz w:val="14"/>
               </w:rPr>
-              <w:t>2025-12-31</w:t>
+              <w:t>2024-12-31</w:t>
             </w:r>
           </w:p>
         </w:tc>
@@ -6415,7 +6415,7 @@
                 <w:color w:val="1C3A36"/>
                 <w:sz w:val="14"/>
               </w:rPr>
-              <w:t>equity_h1_26</w:t>
+              <w:t>eq_fy25</w:t>
             </w:r>
           </w:p>
         </w:tc>
@@ -6432,7 +6432,7 @@
                 <w:color w:val="1C3A36"/>
                 <w:sz w:val="14"/>
               </w:rPr>
-              <w:t>4,794.3034</w:t>
+              <w:t>4,642.5742</w:t>
             </w:r>
           </w:p>
         </w:tc>
@@ -6466,7 +6466,7 @@
                 <w:color w:val="1C3A36"/>
                 <w:sz w:val="14"/>
               </w:rPr>
-              <w:t>Reviewed condensed consolidated interim financial statements for the six months ended 30 June 2026, Wafik, Ramy &amp; Partners (Deloitte), limited review report attached; filed 13 August 2026 — equity attributable to owners of the Parent Company at 30 June 2026</w:t>
+              <w:t>Audited consolidated financial statements for the year ended 31 December 2025, Deloitte (Wafik, Ramy &amp; Partners), signed 25 February 2026 — equity attributable to owners of the Parent: issued capital 757.479, treasury shares (143.328), legal reserve 379.506, retained earnings 3,648.917</w:t>
             </w:r>
           </w:p>
         </w:tc>
@@ -6483,7 +6483,7 @@
                 <w:color w:val="1C3A36"/>
                 <w:sz w:val="14"/>
               </w:rPr>
-              <w:t>2026-06-30</w:t>
+              <w:t>2025-12-31</w:t>
             </w:r>
           </w:p>
         </w:tc>
@@ -6519,7 +6519,7 @@
                 <w:color w:val="1C3A36"/>
                 <w:sz w:val="14"/>
               </w:rPr>
-              <w:t>export_subsidy_fy25</w:t>
+              <w:t>equity_h1_26</w:t>
             </w:r>
           </w:p>
         </w:tc>
@@ -6536,7 +6536,7 @@
                 <w:color w:val="1C3A36"/>
                 <w:sz w:val="14"/>
               </w:rPr>
-              <w:t>32.6426</w:t>
+              <w:t>4,794.3034</w:t>
             </w:r>
           </w:p>
         </w:tc>
@@ -6570,7 +6570,7 @@
                 <w:color w:val="1C3A36"/>
                 <w:sz w:val="14"/>
               </w:rPr>
-              <w:t>Audited consolidated financial statements for the year ended 31 December 2025, Deloitte (Wafik, Ramy &amp; Partners), signed 25 February 2026 — note 7: other income for FY2025 'includes export subsidies amounted to EGP 32 642 586'. The comparison that makes the H1-2026 collection readable as a catch-up rather than a run rate</w:t>
+              <w:t>Reviewed condensed consolidated interim financial statements for the six months ended 30 June 2026, Wafik, Ramy &amp; Partners (Deloitte), limited review report attached; filed 13 August 2026 — equity attributable to owners of the Parent Company at 30 June 2026</w:t>
             </w:r>
           </w:p>
         </w:tc>
@@ -6587,7 +6587,7 @@
                 <w:color w:val="1C3A36"/>
                 <w:sz w:val="14"/>
               </w:rPr>
-              <w:t>2025-12-31</w:t>
+              <w:t>2026-06-30</w:t>
             </w:r>
           </w:p>
         </w:tc>
@@ -6623,7 +6623,7 @@
                 <w:color w:val="1C3A36"/>
                 <w:sz w:val="14"/>
               </w:rPr>
-              <w:t>export_subsidy_h1_26</w:t>
+              <w:t>export_subsidy_fy25</w:t>
             </w:r>
           </w:p>
         </w:tc>
@@ -6640,7 +6640,7 @@
                 <w:color w:val="1C3A36"/>
                 <w:sz w:val="14"/>
               </w:rPr>
-              <w:t>467.8131</w:t>
+              <w:t>32.6426</w:t>
             </w:r>
           </w:p>
         </w:tc>
@@ -6674,7 +6674,7 @@
                 <w:color w:val="1C3A36"/>
                 <w:sz w:val="14"/>
               </w:rPr>
-              <w:t>Reviewed condensed consolidated interim financial statements for the six months ended 30 June 2026, Wafik, Ramy &amp; Partners (Deloitte), limited review report attached; filed 13 August 2026 — note 29: 'The other income for the period ended June 30, 2026, includes export subsidy amounted to EGP 467 813 139 which have been collected during the three months period ended June 30, 2026.' EXCLUDED from forward operating income and left in the 30 June cash balance</w:t>
+              <w:t>Audited consolidated financial statements for the year ended 31 December 2025, Deloitte (Wafik, Ramy &amp; Partners), signed 25 February 2026 — note 7: other income for FY2025 'includes export subsidies amounted to EGP 32 642 586'. The comparison that makes the H1-2026 collection readable as a catch-up rather than a run rate</w:t>
             </w:r>
           </w:p>
         </w:tc>
@@ -6691,7 +6691,7 @@
                 <w:color w:val="1C3A36"/>
                 <w:sz w:val="14"/>
               </w:rPr>
-              <w:t>2026-06-30</w:t>
+              <w:t>2025-12-31</w:t>
             </w:r>
           </w:p>
         </w:tc>
@@ -6727,7 +6727,7 @@
                 <w:color w:val="1C3A36"/>
                 <w:sz w:val="14"/>
               </w:rPr>
-              <w:t>fac_int_fy24</w:t>
+              <w:t>export_subsidy_h1_26</w:t>
             </w:r>
           </w:p>
         </w:tc>
@@ -6744,7 +6744,7 @@
                 <w:color w:val="1C3A36"/>
                 <w:sz w:val="14"/>
               </w:rPr>
-              <w:t>85.953</w:t>
+              <w:t>467.8131</w:t>
             </w:r>
           </w:p>
         </w:tc>
@@ -6778,7 +6778,7 @@
                 <w:color w:val="1C3A36"/>
                 <w:sz w:val="14"/>
               </w:rPr>
-              <w:t>Audited consolidated financial statements for the year ended 31 December 2025, Deloitte (Wafik, Ramy &amp; Partners), signed 25 February 2026 — note 8, credit-facility interest, comparative</w:t>
+              <w:t>Reviewed condensed consolidated interim financial statements for the six months ended 30 June 2026, Wafik, Ramy &amp; Partners (Deloitte), limited review report attached; filed 13 August 2026 — note 29: 'The other income for the period ended June 30, 2026, includes export subsidy amounted to EGP 467 813 139 which have been collected during the three months period ended June 30, 2026.' EXCLUDED from forward operating income and left in the 30 June cash balance</w:t>
             </w:r>
           </w:p>
         </w:tc>
@@ -6795,7 +6795,7 @@
                 <w:color w:val="1C3A36"/>
                 <w:sz w:val="14"/>
               </w:rPr>
-              <w:t>2024-12-31</w:t>
+              <w:t>2026-06-30</w:t>
             </w:r>
           </w:p>
         </w:tc>
@@ -6831,7 +6831,7 @@
                 <w:color w:val="1C3A36"/>
                 <w:sz w:val="14"/>
               </w:rPr>
-              <w:t>fac_int_fy25</w:t>
+              <w:t>fac_int_fy24</w:t>
             </w:r>
           </w:p>
         </w:tc>
@@ -6848,7 +6848,7 @@
                 <w:color w:val="1C3A36"/>
                 <w:sz w:val="14"/>
               </w:rPr>
-              <w:t>23.0074</w:t>
+              <w:t>85.953</w:t>
             </w:r>
           </w:p>
         </w:tc>
@@ -6882,7 +6882,7 @@
                 <w:color w:val="1C3A36"/>
                 <w:sz w:val="14"/>
               </w:rPr>
-              <w:t>Audited consolidated financial statements for the year ended 31 December 2025, Deloitte (Wafik, Ramy &amp; Partners), signed 25 February 2026 — note 8, credit-facility interest expense</w:t>
+              <w:t>Audited consolidated financial statements for the year ended 31 December 2025, Deloitte (Wafik, Ramy &amp; Partners), signed 25 February 2026 — note 8, credit-facility interest, comparative</w:t>
             </w:r>
           </w:p>
         </w:tc>
@@ -6899,7 +6899,7 @@
                 <w:color w:val="1C3A36"/>
                 <w:sz w:val="14"/>
               </w:rPr>
-              <w:t>2025-12-31</w:t>
+              <w:t>2024-12-31</w:t>
             </w:r>
           </w:p>
         </w:tc>
@@ -6935,7 +6935,7 @@
                 <w:color w:val="1C3A36"/>
                 <w:sz w:val="14"/>
               </w:rPr>
-              <w:t>fincost_fy24</w:t>
+              <w:t>fac_int_fy25</w:t>
             </w:r>
           </w:p>
         </w:tc>
@@ -6952,7 +6952,7 @@
                 <w:color w:val="1C3A36"/>
                 <w:sz w:val="14"/>
               </w:rPr>
-              <w:t>91.1889</w:t>
+              <w:t>23.0074</w:t>
             </w:r>
           </w:p>
         </w:tc>
@@ -6986,7 +6986,7 @@
                 <w:color w:val="1C3A36"/>
                 <w:sz w:val="14"/>
               </w:rPr>
-              <w:t>Audited consolidated financial statements for the year ended 31 December 2025, Deloitte (Wafik, Ramy &amp; Partners), signed 25 February 2026 — finance costs, comparative</w:t>
+              <w:t>Audited consolidated financial statements for the year ended 31 December 2025, Deloitte (Wafik, Ramy &amp; Partners), signed 25 February 2026 — note 8, credit-facility interest expense</w:t>
             </w:r>
           </w:p>
         </w:tc>
@@ -7003,7 +7003,7 @@
                 <w:color w:val="1C3A36"/>
                 <w:sz w:val="14"/>
               </w:rPr>
-              <w:t>2024-12-31</w:t>
+              <w:t>2025-12-31</w:t>
             </w:r>
           </w:p>
         </w:tc>
@@ -7039,7 +7039,7 @@
                 <w:color w:val="1C3A36"/>
                 <w:sz w:val="14"/>
               </w:rPr>
-              <w:t>fincost_fy25</w:t>
+              <w:t>fincost_fy24</w:t>
             </w:r>
           </w:p>
         </w:tc>
@@ -7056,7 +7056,7 @@
                 <w:color w:val="1C3A36"/>
                 <w:sz w:val="14"/>
               </w:rPr>
-              <w:t>49.8417</w:t>
+              <w:t>91.1889</w:t>
             </w:r>
           </w:p>
         </w:tc>
@@ -7090,7 +7090,7 @@
                 <w:color w:val="1C3A36"/>
                 <w:sz w:val="14"/>
               </w:rPr>
-              <w:t>Audited consolidated financial statements for the year ended 31 December 2025, Deloitte (Wafik, Ramy &amp; Partners), signed 25 February 2026 — finance costs, note 8: loan interest 24.613, credit-facility interest 23.007, lease interest 1.163, long-term trade-payable finance interest 1.059</w:t>
+              <w:t>Audited consolidated financial statements for the year ended 31 December 2025, Deloitte (Wafik, Ramy &amp; Partners), signed 25 February 2026 — finance costs, comparative</w:t>
             </w:r>
           </w:p>
         </w:tc>
@@ -7107,7 +7107,7 @@
                 <w:color w:val="1C3A36"/>
                 <w:sz w:val="14"/>
               </w:rPr>
-              <w:t>2025-12-31</w:t>
+              <w:t>2024-12-31</w:t>
             </w:r>
           </w:p>
         </w:tc>
@@ -7143,7 +7143,7 @@
                 <w:color w:val="1C3A36"/>
                 <w:sz w:val="14"/>
               </w:rPr>
-              <w:t>fincost_h1_26</w:t>
+              <w:t>fincost_fy25</w:t>
             </w:r>
           </w:p>
         </w:tc>
@@ -7160,7 +7160,7 @@
                 <w:color w:val="1C3A36"/>
                 <w:sz w:val="14"/>
               </w:rPr>
-              <w:t>23.4718</w:t>
+              <w:t>49.8417</w:t>
             </w:r>
           </w:p>
         </w:tc>
@@ -7194,7 +7194,7 @@
                 <w:color w:val="1C3A36"/>
                 <w:sz w:val="14"/>
               </w:rPr>
-              <w:t>Reviewed condensed consolidated interim financial statements for the six months ended 30 June 2026, Wafik, Ramy &amp; Partners (Deloitte), limited review report attached; filed 13 August 2026 — finance costs</w:t>
+              <w:t>Audited consolidated financial statements for the year ended 31 December 2025, Deloitte (Wafik, Ramy &amp; Partners), signed 25 February 2026 — finance costs, note 8: loan interest 24.613, credit-facility interest 23.007, lease interest 1.163, long-term trade-payable finance interest 1.059</w:t>
             </w:r>
           </w:p>
         </w:tc>
@@ -7211,7 +7211,7 @@
                 <w:color w:val="1C3A36"/>
                 <w:sz w:val="14"/>
               </w:rPr>
-              <w:t>2026-06-30</w:t>
+              <w:t>2025-12-31</w:t>
             </w:r>
           </w:p>
         </w:tc>
@@ -7247,7 +7247,7 @@
                 <w:color w:val="1C3A36"/>
                 <w:sz w:val="14"/>
               </w:rPr>
-              <w:t>fincost_q1_26</w:t>
+              <w:t>fincost_h1_26</w:t>
             </w:r>
           </w:p>
         </w:tc>
@@ -7264,7 +7264,7 @@
                 <w:color w:val="1C3A36"/>
                 <w:sz w:val="14"/>
               </w:rPr>
-              <w:t>11.1688</w:t>
+              <w:t>23.4718</w:t>
             </w:r>
           </w:p>
         </w:tc>
@@ -7298,7 +7298,7 @@
                 <w:color w:val="1C3A36"/>
                 <w:sz w:val="14"/>
               </w:rPr>
-              <w:t>Reviewed condensed consolidated interim financial statements for the three months ended 31 March 2026, Deloitte (Wafik, Ramy &amp; Partners), 25 May 2026 — finance costs</w:t>
+              <w:t>Reviewed condensed consolidated interim financial statements for the six months ended 30 June 2026, Wafik, Ramy &amp; Partners (Deloitte), limited review report attached; filed 13 August 2026 — finance costs</w:t>
             </w:r>
           </w:p>
         </w:tc>
@@ -7315,7 +7315,7 @@
                 <w:color w:val="1C3A36"/>
                 <w:sz w:val="14"/>
               </w:rPr>
-              <w:t>2026-03-31</w:t>
+              <w:t>2026-06-30</w:t>
             </w:r>
           </w:p>
         </w:tc>
@@ -7351,7 +7351,7 @@
                 <w:color w:val="1C3A36"/>
                 <w:sz w:val="14"/>
               </w:rPr>
-              <w:t>fx_avg_fy24</w:t>
+              <w:t>fincost_q1_26</w:t>
             </w:r>
           </w:p>
         </w:tc>
@@ -7368,7 +7368,7 @@
                 <w:color w:val="1C3A36"/>
                 <w:sz w:val="14"/>
               </w:rPr>
-              <w:t>44.39</w:t>
+              <w:t>11.1688</w:t>
             </w:r>
           </w:p>
         </w:tc>
@@ -7402,7 +7402,7 @@
                 <w:color w:val="1C3A36"/>
                 <w:sz w:val="14"/>
               </w:rPr>
-              <w:t>Audited consolidated financial statements for the year ended 31 December 2025, Deloitte (Wafik, Ramy &amp; Partners), signed 25 February 2026 — note 2.5: average USD/EGP 2024</w:t>
+              <w:t>Reviewed condensed consolidated interim financial statements for the three months ended 31 March 2026, Deloitte (Wafik, Ramy &amp; Partners), 25 May 2026 — finance costs</w:t>
             </w:r>
           </w:p>
         </w:tc>
@@ -7419,7 +7419,7 @@
                 <w:color w:val="1C3A36"/>
                 <w:sz w:val="14"/>
               </w:rPr>
-              <w:t>2024-12-31</w:t>
+              <w:t>2026-03-31</w:t>
             </w:r>
           </w:p>
         </w:tc>
@@ -7455,7 +7455,7 @@
                 <w:color w:val="1C3A36"/>
                 <w:sz w:val="14"/>
               </w:rPr>
-              <w:t>fx_avg_fy25</w:t>
+              <w:t>fx_avg_fy24</w:t>
             </w:r>
           </w:p>
         </w:tc>
@@ -7472,7 +7472,7 @@
                 <w:color w:val="1C3A36"/>
                 <w:sz w:val="14"/>
               </w:rPr>
-              <w:t>49.26</w:t>
+              <w:t>44.39</w:t>
             </w:r>
           </w:p>
         </w:tc>
@@ -7506,7 +7506,7 @@
                 <w:color w:val="1C3A36"/>
                 <w:sz w:val="14"/>
               </w:rPr>
-              <w:t>Audited consolidated financial statements for the year ended 31 December 2025, Deloitte (Wafik, Ramy &amp; Partners), signed 25 February 2026 — note 2.5 currency table: average USD/EGP for 2025</w:t>
+              <w:t>Audited consolidated financial statements for the year ended 31 December 2025, Deloitte (Wafik, Ramy &amp; Partners), signed 25 February 2026 — note 2.5: average USD/EGP 2024</w:t>
             </w:r>
           </w:p>
         </w:tc>
@@ -7523,7 +7523,7 @@
                 <w:color w:val="1C3A36"/>
                 <w:sz w:val="14"/>
               </w:rPr>
-              <w:t>2025-12-31</w:t>
+              <w:t>2024-12-31</w:t>
             </w:r>
           </w:p>
         </w:tc>
@@ -7559,7 +7559,7 @@
                 <w:color w:val="1C3A36"/>
                 <w:sz w:val="14"/>
               </w:rPr>
-              <w:t>fx_diff_fy25</w:t>
+              <w:t>fx_avg_fy25</w:t>
             </w:r>
           </w:p>
         </w:tc>
@@ -7576,7 +7576,7 @@
                 <w:color w:val="1C3A36"/>
                 <w:sz w:val="14"/>
               </w:rPr>
-              <w:t>-101.5782</w:t>
+              <w:t>49.26</w:t>
             </w:r>
           </w:p>
         </w:tc>
@@ -7610,7 +7610,7 @@
                 <w:color w:val="1C3A36"/>
                 <w:sz w:val="14"/>
               </w:rPr>
-              <w:t>Audited consolidated financial statements for the year ended 31 December 2025, Deloitte (Wafik, Ramy &amp; Partners), signed 25 February 2026 — foreign currency exchange differences, a LOSS</w:t>
+              <w:t>Audited consolidated financial statements for the year ended 31 December 2025, Deloitte (Wafik, Ramy &amp; Partners), signed 25 February 2026 — note 2.5 currency table: average USD/EGP for 2025</w:t>
             </w:r>
           </w:p>
         </w:tc>
@@ -7663,7 +7663,7 @@
                 <w:color w:val="1C3A36"/>
                 <w:sz w:val="14"/>
               </w:rPr>
-              <w:t>fx_h1_26</w:t>
+              <w:t>fx_diff_fy25</w:t>
             </w:r>
           </w:p>
         </w:tc>
@@ -7680,7 +7680,7 @@
                 <w:color w:val="1C3A36"/>
                 <w:sz w:val="14"/>
               </w:rPr>
-              <w:t>64.6615</w:t>
+              <w:t>-101.5782</w:t>
             </w:r>
           </w:p>
         </w:tc>
@@ -7714,7 +7714,7 @@
                 <w:color w:val="1C3A36"/>
                 <w:sz w:val="14"/>
               </w:rPr>
-              <w:t>Reviewed condensed consolidated interim financial statements for the six months ended 30 June 2026, Wafik, Ramy &amp; Partners (Deloitte), limited review report attached; filed 13 August 2026 — foreign currency exchange gains</w:t>
+              <w:t>Audited consolidated financial statements for the year ended 31 December 2025, Deloitte (Wafik, Ramy &amp; Partners), signed 25 February 2026 — foreign currency exchange differences, a LOSS</w:t>
             </w:r>
           </w:p>
         </w:tc>
@@ -7731,7 +7731,7 @@
                 <w:color w:val="1C3A36"/>
                 <w:sz w:val="14"/>
               </w:rPr>
-              <w:t>2026-06-30</w:t>
+              <w:t>2025-12-31</w:t>
             </w:r>
           </w:p>
         </w:tc>
@@ -7767,7 +7767,7 @@
                 <w:color w:val="1C3A36"/>
                 <w:sz w:val="14"/>
               </w:rPr>
-              <w:t>fx_ye_fy25</w:t>
+              <w:t>fx_h1_26</w:t>
             </w:r>
           </w:p>
         </w:tc>
@@ -7784,7 +7784,7 @@
                 <w:color w:val="1C3A36"/>
                 <w:sz w:val="14"/>
               </w:rPr>
-              <w:t>47.66</w:t>
+              <w:t>64.6615</w:t>
             </w:r>
           </w:p>
         </w:tc>
@@ -7818,7 +7818,7 @@
                 <w:color w:val="1C3A36"/>
                 <w:sz w:val="14"/>
               </w:rPr>
-              <w:t>Audited consolidated financial statements for the year ended 31 December 2025, Deloitte (Wafik, Ramy &amp; Partners), signed 25 February 2026 — note 2.5: year-end USD/EGP 2025</w:t>
+              <w:t>Reviewed condensed consolidated interim financial statements for the six months ended 30 June 2026, Wafik, Ramy &amp; Partners (Deloitte), limited review report attached; filed 13 August 2026 — foreign currency exchange gains</w:t>
             </w:r>
           </w:p>
         </w:tc>
@@ -7835,7 +7835,7 @@
                 <w:color w:val="1C3A36"/>
                 <w:sz w:val="14"/>
               </w:rPr>
-              <w:t>2025-12-31</w:t>
+              <w:t>2026-06-30</w:t>
             </w:r>
           </w:p>
         </w:tc>
@@ -7871,7 +7871,7 @@
                 <w:color w:val="1C3A36"/>
                 <w:sz w:val="14"/>
               </w:rPr>
-              <w:t>ga_admin_dep_fy25</w:t>
+              <w:t>fx_ye_fy25</w:t>
             </w:r>
           </w:p>
         </w:tc>
@@ -7888,7 +7888,7 @@
                 <w:color w:val="1C3A36"/>
                 <w:sz w:val="14"/>
               </w:rPr>
-              <w:t>4.3241</w:t>
+              <w:t>47.66</w:t>
             </w:r>
           </w:p>
         </w:tc>
@@ -7922,7 +7922,7 @@
                 <w:color w:val="1C3A36"/>
                 <w:sz w:val="14"/>
               </w:rPr>
-              <w:t>Audited consolidated financial statements for the year ended 31 December 2025, Deloitte (Wafik, Ramy &amp; Partners), signed 25 February 2026 — note 6, administrative depreciation</w:t>
+              <w:t>Audited consolidated financial statements for the year ended 31 December 2025, Deloitte (Wafik, Ramy &amp; Partners), signed 25 February 2026 — note 2.5: year-end USD/EGP 2025</w:t>
             </w:r>
           </w:p>
         </w:tc>
@@ -7975,7 +7975,7 @@
                 <w:color w:val="1C3A36"/>
                 <w:sz w:val="14"/>
               </w:rPr>
-              <w:t>ga_fy23</w:t>
+              <w:t>ga_admin_dep_fy25</w:t>
             </w:r>
           </w:p>
         </w:tc>
@@ -7992,7 +7992,7 @@
                 <w:color w:val="1C3A36"/>
                 <w:sz w:val="14"/>
               </w:rPr>
-              <w:t>183.9403</w:t>
+              <w:t>4.3241</w:t>
             </w:r>
           </w:p>
         </w:tc>
@@ -8026,7 +8026,7 @@
                 <w:color w:val="1C3A36"/>
                 <w:sz w:val="14"/>
               </w:rPr>
-              <w:t>Audited consolidated financial statements for the year ended 31 December 2024, Deloitte (Wafik, Ramy &amp; Partners), signed 23 March 2025 — general and administrative expenses, comparative</w:t>
+              <w:t>Audited consolidated financial statements for the year ended 31 December 2025, Deloitte (Wafik, Ramy &amp; Partners), signed 25 February 2026 — note 6, administrative depreciation</w:t>
             </w:r>
           </w:p>
         </w:tc>
@@ -8043,7 +8043,7 @@
                 <w:color w:val="1C3A36"/>
                 <w:sz w:val="14"/>
               </w:rPr>
-              <w:t>2023-12-31</w:t>
+              <w:t>2025-12-31</w:t>
             </w:r>
           </w:p>
         </w:tc>
@@ -8079,7 +8079,7 @@
                 <w:color w:val="1C3A36"/>
                 <w:sz w:val="14"/>
               </w:rPr>
-              <w:t>ga_fy24</w:t>
+              <w:t>ga_fy23</w:t>
             </w:r>
           </w:p>
         </w:tc>
@@ -8096,7 +8096,7 @@
                 <w:color w:val="1C3A36"/>
                 <w:sz w:val="14"/>
               </w:rPr>
-              <w:t>267.7981</w:t>
+              <w:t>183.9403</w:t>
             </w:r>
           </w:p>
         </w:tc>
@@ -8130,7 +8130,7 @@
                 <w:color w:val="1C3A36"/>
                 <w:sz w:val="14"/>
               </w:rPr>
-              <w:t>Audited consolidated financial statements for the year ended 31 December 2025, Deloitte (Wafik, Ramy &amp; Partners), signed 25 February 2026 — general and administrative expenses, comparative</w:t>
+              <w:t>Audited consolidated financial statements for the year ended 31 December 2024, Deloitte (Wafik, Ramy &amp; Partners), signed 23 March 2025 — general and administrative expenses, comparative</w:t>
             </w:r>
           </w:p>
         </w:tc>
@@ -8147,7 +8147,7 @@
                 <w:color w:val="1C3A36"/>
                 <w:sz w:val="14"/>
               </w:rPr>
-              <w:t>2024-12-31</w:t>
+              <w:t>2023-12-31</w:t>
             </w:r>
           </w:p>
         </w:tc>
@@ -8183,7 +8183,7 @@
                 <w:color w:val="1C3A36"/>
                 <w:sz w:val="14"/>
               </w:rPr>
-              <w:t>ga_fy25</w:t>
+              <w:t>ga_fy24</w:t>
             </w:r>
           </w:p>
         </w:tc>
@@ -8200,7 +8200,7 @@
                 <w:color w:val="1C3A36"/>
                 <w:sz w:val="14"/>
               </w:rPr>
-              <w:t>384.3328</w:t>
+              <w:t>267.7981</w:t>
             </w:r>
           </w:p>
         </w:tc>
@@ -8234,7 +8234,7 @@
                 <w:color w:val="1C3A36"/>
                 <w:sz w:val="14"/>
               </w:rPr>
-              <w:t>Audited consolidated financial statements for the year ended 31 December 2025, Deloitte (Wafik, Ramy &amp; Partners), signed 25 February 2026 — general and administrative expenses, note 6</w:t>
+              <w:t>Audited consolidated financial statements for the year ended 31 December 2025, Deloitte (Wafik, Ramy &amp; Partners), signed 25 February 2026 — general and administrative expenses, comparative</w:t>
             </w:r>
           </w:p>
         </w:tc>
@@ -8251,7 +8251,7 @@
                 <w:color w:val="1C3A36"/>
                 <w:sz w:val="14"/>
               </w:rPr>
-              <w:t>2025-12-31</w:t>
+              <w:t>2024-12-31</w:t>
             </w:r>
           </w:p>
         </w:tc>
@@ -8287,7 +8287,7 @@
                 <w:color w:val="1C3A36"/>
                 <w:sz w:val="14"/>
               </w:rPr>
-              <w:t>ga_h1_25</w:t>
+              <w:t>ga_fy25</w:t>
             </w:r>
           </w:p>
         </w:tc>
@@ -8304,7 +8304,7 @@
                 <w:color w:val="1C3A36"/>
                 <w:sz w:val="14"/>
               </w:rPr>
-              <w:t>169.8803</w:t>
+              <w:t>384.3328</w:t>
             </w:r>
           </w:p>
         </w:tc>
@@ -8338,7 +8338,7 @@
                 <w:color w:val="1C3A36"/>
                 <w:sz w:val="14"/>
               </w:rPr>
-              <w:t>Reviewed condensed consolidated interim financial statements for the six months ended 30 June 2026, Wafik, Ramy &amp; Partners (Deloitte), limited review report attached; filed 13 August 2026 — general and administrative expenses, comparative</w:t>
+              <w:t>Audited consolidated financial statements for the year ended 31 December 2025, Deloitte (Wafik, Ramy &amp; Partners), signed 25 February 2026 — general and administrative expenses, note 6</w:t>
             </w:r>
           </w:p>
         </w:tc>
@@ -8355,7 +8355,7 @@
                 <w:color w:val="1C3A36"/>
                 <w:sz w:val="14"/>
               </w:rPr>
-              <w:t>2025-06-30</w:t>
+              <w:t>2025-12-31</w:t>
             </w:r>
           </w:p>
         </w:tc>
@@ -8391,7 +8391,7 @@
                 <w:color w:val="1C3A36"/>
                 <w:sz w:val="14"/>
               </w:rPr>
-              <w:t>ga_h1_26</w:t>
+              <w:t>ga_h1_25</w:t>
             </w:r>
           </w:p>
         </w:tc>
@@ -8408,7 +8408,7 @@
                 <w:color w:val="1C3A36"/>
                 <w:sz w:val="14"/>
               </w:rPr>
-              <w:t>225.7446</w:t>
+              <w:t>169.8803</w:t>
             </w:r>
           </w:p>
         </w:tc>
@@ -8442,7 +8442,7 @@
                 <w:color w:val="1C3A36"/>
                 <w:sz w:val="14"/>
               </w:rPr>
-              <w:t>Reviewed condensed consolidated interim financial statements for the six months ended 30 June 2026, Wafik, Ramy &amp; Partners (Deloitte), limited review report attached; filed 13 August 2026 — general and administrative expenses</w:t>
+              <w:t>Reviewed condensed consolidated interim financial statements for the six months ended 30 June 2026, Wafik, Ramy &amp; Partners (Deloitte), limited review report attached; filed 13 August 2026 — general and administrative expenses, comparative</w:t>
             </w:r>
           </w:p>
         </w:tc>
@@ -8459,7 +8459,7 @@
                 <w:color w:val="1C3A36"/>
                 <w:sz w:val="14"/>
               </w:rPr>
-              <w:t>2026-06-30</w:t>
+              <w:t>2025-06-30</w:t>
             </w:r>
           </w:p>
         </w:tc>
@@ -8495,7 +8495,7 @@
                 <w:color w:val="1C3A36"/>
                 <w:sz w:val="14"/>
               </w:rPr>
-              <w:t>ga_q1_26</w:t>
+              <w:t>ga_h1_26</w:t>
             </w:r>
           </w:p>
         </w:tc>
@@ -8512,7 +8512,7 @@
                 <w:color w:val="1C3A36"/>
                 <w:sz w:val="14"/>
               </w:rPr>
-              <w:t>102.2818</w:t>
+              <w:t>225.7446</w:t>
             </w:r>
           </w:p>
         </w:tc>
@@ -8546,7 +8546,7 @@
                 <w:color w:val="1C3A36"/>
                 <w:sz w:val="14"/>
               </w:rPr>
-              <w:t>Reviewed condensed consolidated interim financial statements for the three months ended 31 March 2026, Deloitte (Wafik, Ramy &amp; Partners), 25 May 2026 — general and administrative expenses</w:t>
+              <w:t>Reviewed condensed consolidated interim financial statements for the six months ended 30 June 2026, Wafik, Ramy &amp; Partners (Deloitte), limited review report attached; filed 13 August 2026 — general and administrative expenses</w:t>
             </w:r>
           </w:p>
         </w:tc>
@@ -8563,7 +8563,7 @@
                 <w:color w:val="1C3A36"/>
                 <w:sz w:val="14"/>
               </w:rPr>
-              <w:t>2026-03-31</w:t>
+              <w:t>2026-06-30</w:t>
             </w:r>
           </w:p>
         </w:tc>
@@ -8599,7 +8599,7 @@
                 <w:color w:val="1C3A36"/>
                 <w:sz w:val="14"/>
               </w:rPr>
-              <w:t>gp_h1_26</w:t>
+              <w:t>ga_q1_26</w:t>
             </w:r>
           </w:p>
         </w:tc>
@@ -8616,7 +8616,7 @@
                 <w:color w:val="1C3A36"/>
                 <w:sz w:val="14"/>
               </w:rPr>
-              <w:t>2,461.5381</w:t>
+              <w:t>102.2818</w:t>
             </w:r>
           </w:p>
         </w:tc>
@@ -8650,7 +8650,7 @@
                 <w:color w:val="1C3A36"/>
                 <w:sz w:val="14"/>
               </w:rPr>
-              <w:t>Reviewed condensed consolidated interim financial statements for the six months ended 30 June 2026, Wafik, Ramy &amp; Partners (Deloitte), limited review report attached; filed 13 August 2026 — gross profit</w:t>
+              <w:t>Reviewed condensed consolidated interim financial statements for the three months ended 31 March 2026, Deloitte (Wafik, Ramy &amp; Partners), 25 May 2026 — general and administrative expenses</w:t>
             </w:r>
           </w:p>
         </w:tc>
@@ -8667,7 +8667,7 @@
                 <w:color w:val="1C3A36"/>
                 <w:sz w:val="14"/>
               </w:rPr>
-              <w:t>2026-06-30</w:t>
+              <w:t>2026-03-31</w:t>
             </w:r>
           </w:p>
         </w:tc>
@@ -8703,7 +8703,7 @@
                 <w:color w:val="1C3A36"/>
                 <w:sz w:val="14"/>
               </w:rPr>
-              <w:t>gp_q1_26</w:t>
+              <w:t>gp_h1_26</w:t>
             </w:r>
           </w:p>
         </w:tc>
@@ -8720,7 +8720,7 @@
                 <w:color w:val="1C3A36"/>
                 <w:sz w:val="14"/>
               </w:rPr>
-              <w:t>1,286.1459</w:t>
+              <w:t>2,461.5381</w:t>
             </w:r>
           </w:p>
         </w:tc>
@@ -8754,7 +8754,7 @@
                 <w:color w:val="1C3A36"/>
                 <w:sz w:val="14"/>
               </w:rPr>
-              <w:t>Reviewed condensed consolidated interim financial statements for the three months ended 31 March 2026, Deloitte (Wafik, Ramy &amp; Partners), 25 May 2026 — gross profit</w:t>
+              <w:t>Reviewed condensed consolidated interim financial statements for the six months ended 30 June 2026, Wafik, Ramy &amp; Partners (Deloitte), limited review report attached; filed 13 August 2026 — gross profit</w:t>
             </w:r>
           </w:p>
         </w:tc>
@@ -8771,7 +8771,7 @@
                 <w:color w:val="1C3A36"/>
                 <w:sz w:val="14"/>
               </w:rPr>
-              <w:t>2026-03-31</w:t>
+              <w:t>2026-06-30</w:t>
             </w:r>
           </w:p>
         </w:tc>
@@ -8807,7 +8807,7 @@
                 <w:color w:val="1C3A36"/>
                 <w:sz w:val="14"/>
               </w:rPr>
-              <w:t>int_inc_h1_26</w:t>
+              <w:t>gp_q1_26</w:t>
             </w:r>
           </w:p>
         </w:tc>
@@ -8824,7 +8824,7 @@
                 <w:color w:val="1C3A36"/>
                 <w:sz w:val="14"/>
               </w:rPr>
-              <w:t>136.8619</w:t>
+              <w:t>1,286.1459</w:t>
             </w:r>
           </w:p>
         </w:tc>
@@ -8858,7 +8858,7 @@
                 <w:color w:val="1C3A36"/>
                 <w:sz w:val="14"/>
               </w:rPr>
-              <w:t>Reviewed condensed consolidated interim financial statements for the six months ended 30 June 2026, Wafik, Ramy &amp; Partners (Deloitte), limited review report attached; filed 13 August 2026 — interest income</w:t>
+              <w:t>Reviewed condensed consolidated interim financial statements for the three months ended 31 March 2026, Deloitte (Wafik, Ramy &amp; Partners), 25 May 2026 — gross profit</w:t>
             </w:r>
           </w:p>
         </w:tc>
@@ -8875,7 +8875,7 @@
                 <w:color w:val="1C3A36"/>
                 <w:sz w:val="14"/>
               </w:rPr>
-              <w:t>2026-06-30</w:t>
+              <w:t>2026-03-31</w:t>
             </w:r>
           </w:p>
         </w:tc>
@@ -8911,7 +8911,7 @@
                 <w:color w:val="1C3A36"/>
                 <w:sz w:val="14"/>
               </w:rPr>
-              <w:t>intang_fy25</w:t>
+              <w:t>int_inc_h1_26</w:t>
             </w:r>
           </w:p>
         </w:tc>
@@ -8928,7 +8928,7 @@
                 <w:color w:val="1C3A36"/>
                 <w:sz w:val="14"/>
               </w:rPr>
-              <w:t>106.7996</w:t>
+              <w:t>136.8619</w:t>
             </w:r>
           </w:p>
         </w:tc>
@@ -8962,7 +8962,7 @@
                 <w:color w:val="1C3A36"/>
                 <w:sz w:val="14"/>
               </w:rPr>
-              <w:t>Audited consolidated financial statements for the year ended 31 December 2025, Deloitte (Wafik, Ramy &amp; Partners), signed 25 February 2026 — intangible assets (net), note 14: the operating licence</w:t>
+              <w:t>Reviewed condensed consolidated interim financial statements for the six months ended 30 June 2026, Wafik, Ramy &amp; Partners (Deloitte), limited review report attached; filed 13 August 2026 — interest income</w:t>
             </w:r>
           </w:p>
         </w:tc>
@@ -8979,7 +8979,7 @@
                 <w:color w:val="1C3A36"/>
                 <w:sz w:val="14"/>
               </w:rPr>
-              <w:t>2025-12-31</w:t>
+              <w:t>2026-06-30</w:t>
             </w:r>
           </w:p>
         </w:tc>
@@ -9015,7 +9015,7 @@
                 <w:color w:val="1C3A36"/>
                 <w:sz w:val="14"/>
               </w:rPr>
-              <w:t>intinc_fy25</w:t>
+              <w:t>intang_fy25</w:t>
             </w:r>
           </w:p>
         </w:tc>
@@ -9032,7 +9032,7 @@
                 <w:color w:val="1C3A36"/>
                 <w:sz w:val="14"/>
               </w:rPr>
-              <w:t>226.2748</w:t>
+              <w:t>106.7996</w:t>
             </w:r>
           </w:p>
         </w:tc>
@@ -9066,7 +9066,7 @@
                 <w:color w:val="1C3A36"/>
                 <w:sz w:val="14"/>
               </w:rPr>
-              <w:t>Audited consolidated financial statements for the year ended 31 December 2025, Deloitte (Wafik, Ramy &amp; Partners), signed 25 February 2026 — interest income</w:t>
+              <w:t>Audited consolidated financial statements for the year ended 31 December 2025, Deloitte (Wafik, Ramy &amp; Partners), signed 25 February 2026 — intangible assets (net), note 14: the operating licence</w:t>
             </w:r>
           </w:p>
         </w:tc>
@@ -9119,7 +9119,7 @@
                 <w:color w:val="1C3A36"/>
                 <w:sz w:val="14"/>
               </w:rPr>
-              <w:t>inv_fy25</w:t>
+              <w:t>intinc_fy25</w:t>
             </w:r>
           </w:p>
         </w:tc>
@@ -9136,7 +9136,7 @@
                 <w:color w:val="1C3A36"/>
                 <w:sz w:val="14"/>
               </w:rPr>
-              <w:t>1,053.6462</w:t>
+              <w:t>226.2748</w:t>
             </w:r>
           </w:p>
         </w:tc>
@@ -9170,7 +9170,7 @@
                 <w:color w:val="1C3A36"/>
                 <w:sz w:val="14"/>
               </w:rPr>
-              <w:t>Audited consolidated financial statements for the year ended 31 December 2025, Deloitte (Wafik, Ramy &amp; Partners), signed 25 February 2026 — inventories, note 16: raw materials 282.765, fuel 200.388, packing 51.934, spares 190.444, work in progress 6.861, goods in transit 0.483, finished goods 320.771</w:t>
+              <w:t>Audited consolidated financial statements for the year ended 31 December 2025, Deloitte (Wafik, Ramy &amp; Partners), signed 25 February 2026 — interest income</w:t>
             </w:r>
           </w:p>
         </w:tc>
@@ -9223,7 +9223,7 @@
                 <w:color w:val="1C3A36"/>
                 <w:sz w:val="14"/>
               </w:rPr>
-              <w:t>kd_egp_marginal</w:t>
+              <w:t>inv_fy25</w:t>
             </w:r>
           </w:p>
         </w:tc>
@@ -9240,7 +9240,7 @@
                 <w:color w:val="1C3A36"/>
                 <w:sz w:val="14"/>
               </w:rPr>
-              <w:t>0.206</w:t>
+              <w:t>1,053.6462</w:t>
             </w:r>
           </w:p>
         </w:tc>
@@ -9274,7 +9274,7 @@
                 <w:color w:val="1C3A36"/>
                 <w:sz w:val="14"/>
               </w:rPr>
-              <w:t>Marginal EGP borrowing rate: the Central Bank corridor offer rate of 20.0% plus the 0.6% margin disclosed on the CIB facility</w:t>
+              <w:t>Audited consolidated financial statements for the year ended 31 December 2025, Deloitte (Wafik, Ramy &amp; Partners), signed 25 February 2026 — inventories, note 16: raw materials 282.765, fuel 200.388, packing 51.934, spares 190.444, work in progress 6.861, goods in transit 0.483, finished goods 320.771</w:t>
             </w:r>
           </w:p>
         </w:tc>
@@ -9291,7 +9291,7 @@
                 <w:color w:val="1C3A36"/>
                 <w:sz w:val="14"/>
               </w:rPr>
-              <w:t>2026-08-06</w:t>
+              <w:t>2025-12-31</w:t>
             </w:r>
           </w:p>
         </w:tc>
@@ -9327,7 +9327,7 @@
                 <w:color w:val="1C3A36"/>
                 <w:sz w:val="14"/>
               </w:rPr>
-              <w:t>kiln_util</w:t>
+              <w:t>kd_egp_marginal</w:t>
             </w:r>
           </w:p>
         </w:tc>
@@ -9344,7 +9344,7 @@
                 <w:color w:val="1C3A36"/>
                 <w:sz w:val="14"/>
               </w:rPr>
-              <w:t>0.917, 0.92, 0.925, 0.93, 0.933, 0.935</w:t>
+              <w:t>0.206</w:t>
             </w:r>
           </w:p>
         </w:tc>
@@ -9378,7 +9378,7 @@
                 <w:color w:val="1C3A36"/>
                 <w:sz w:val="14"/>
               </w:rPr>
-              <w:t>Clinker-kiln utilisation, FY2025A then FY2026E-FY2030E, and the primary volume driver. FY2025 is now DISCLOSED, not inferred: FY2025 Investor Presentation, Arabian Cement Company S.A.E., investor relations library, page 5 (sales volumes and production indicators) gives clinker production of 3,851.6 kt, which is 91.70% of the audited 4.2Mt kiln, and the company states the rate as 92%. The plant has run 92-94% in three of the last five years, so the path rises only modestly — the kiln is the binding asset and there is little room above here</w:t>
+              <w:t>Marginal EGP borrowing rate: the Central Bank corridor offer rate of 20.0% plus the 0.6% margin disclosed on the CIB facility</w:t>
             </w:r>
           </w:p>
         </w:tc>
@@ -9395,7 +9395,7 @@
                 <w:color w:val="1C3A36"/>
                 <w:sz w:val="14"/>
               </w:rPr>
-              <w:t>2026-03-01</w:t>
+              <w:t>2026-08-06</w:t>
             </w:r>
           </w:p>
         </w:tc>
@@ -9431,7 +9431,7 @@
                 <w:color w:val="1C3A36"/>
                 <w:sz w:val="14"/>
               </w:rPr>
-              <w:t>lease_fy25</w:t>
+              <w:t>kiln_util</w:t>
             </w:r>
           </w:p>
         </w:tc>
@@ -9448,7 +9448,7 @@
                 <w:color w:val="1C3A36"/>
                 <w:sz w:val="14"/>
               </w:rPr>
-              <w:t>1.176</w:t>
+              <w:t>0.917, 0.92, 0.925, 0.93, 0.933, 0.935</w:t>
             </w:r>
           </w:p>
         </w:tc>
@@ -9482,7 +9482,7 @@
                 <w:color w:val="1C3A36"/>
                 <w:sz w:val="14"/>
               </w:rPr>
-              <w:t>Audited consolidated financial statements for the year ended 31 December 2025, Deloitte (Wafik, Ramy &amp; Partners), signed 25 February 2026 — lease liabilities, note 33-2</w:t>
+              <w:t>Clinker-kiln utilisation, FY2025A then FY2026E-FY2030E, and the primary volume driver. FY2025 is now DISCLOSED, not inferred: FY2025 Investor Presentation, Arabian Cement Company S.A.E., investor relations library, page 5 (sales volumes and production indicators) gives clinker production of 3,851.6 kt, which is 91.70% of the audited 4.2Mt kiln, and the company states the rate as 92%. The plant has run 92-94% in three of the last five years, so the path rises only modestly — the kiln is the binding asset and there is little room above here</w:t>
             </w:r>
           </w:p>
         </w:tc>
@@ -9499,7 +9499,7 @@
                 <w:color w:val="1C3A36"/>
                 <w:sz w:val="14"/>
               </w:rPr>
-              <w:t>2025-12-31</w:t>
+              <w:t>2026-03-01</w:t>
             </w:r>
           </w:p>
         </w:tc>
@@ -9535,7 +9535,7 @@
                 <w:color w:val="1C3A36"/>
                 <w:sz w:val="14"/>
               </w:rPr>
-              <w:t>loan_int_fy24</w:t>
+              <w:t>lease_fy25</w:t>
             </w:r>
           </w:p>
         </w:tc>
@@ -9552,7 +9552,7 @@
                 <w:color w:val="1C3A36"/>
                 <w:sz w:val="14"/>
               </w:rPr>
-              <w:t>2.7541</w:t>
+              <w:t>1.176</w:t>
             </w:r>
           </w:p>
         </w:tc>
@@ -9586,7 +9586,7 @@
                 <w:color w:val="1C3A36"/>
                 <w:sz w:val="14"/>
               </w:rPr>
-              <w:t>Audited consolidated financial statements for the year ended 31 December 2025, Deloitte (Wafik, Ramy &amp; Partners), signed 25 February 2026 — note 8, loan interest expense, comparative</w:t>
+              <w:t>Audited consolidated financial statements for the year ended 31 December 2025, Deloitte (Wafik, Ramy &amp; Partners), signed 25 February 2026 — lease liabilities, note 33-2</w:t>
             </w:r>
           </w:p>
         </w:tc>
@@ -9603,7 +9603,7 @@
                 <w:color w:val="1C3A36"/>
                 <w:sz w:val="14"/>
               </w:rPr>
-              <w:t>2024-12-31</w:t>
+              <w:t>2025-12-31</w:t>
             </w:r>
           </w:p>
         </w:tc>
@@ -9639,7 +9639,7 @@
                 <w:color w:val="1C3A36"/>
                 <w:sz w:val="14"/>
               </w:rPr>
-              <w:t>loan_int_fy25</w:t>
+              <w:t>loan_int_fy24</w:t>
             </w:r>
           </w:p>
         </w:tc>
@@ -9656,7 +9656,7 @@
                 <w:color w:val="1C3A36"/>
                 <w:sz w:val="14"/>
               </w:rPr>
-              <w:t>24.6131</w:t>
+              <w:t>2.7541</w:t>
             </w:r>
           </w:p>
         </w:tc>
@@ -9690,7 +9690,7 @@
                 <w:color w:val="1C3A36"/>
                 <w:sz w:val="14"/>
               </w:rPr>
-              <w:t>Audited consolidated financial statements for the year ended 31 December 2025, Deloitte (Wafik, Ramy &amp; Partners), signed 25 February 2026 — note 8, loan interest expense</w:t>
+              <w:t>Audited consolidated financial statements for the year ended 31 December 2025, Deloitte (Wafik, Ramy &amp; Partners), signed 25 February 2026 — note 8, loan interest expense, comparative</w:t>
             </w:r>
           </w:p>
         </w:tc>
@@ -9707,7 +9707,7 @@
                 <w:color w:val="1C3A36"/>
                 <w:sz w:val="14"/>
               </w:rPr>
-              <w:t>2025-12-31</w:t>
+              <w:t>2024-12-31</w:t>
             </w:r>
           </w:p>
         </w:tc>
@@ -9743,7 +9743,7 @@
                 <w:color w:val="1C3A36"/>
                 <w:sz w:val="14"/>
               </w:rPr>
-              <w:t>maj_h1_26</w:t>
+              <w:t>loan_int_fy25</w:t>
             </w:r>
           </w:p>
         </w:tc>
@@ -9760,7 +9760,7 @@
                 <w:color w:val="1C3A36"/>
                 <w:sz w:val="14"/>
               </w:rPr>
-              <w:t>2,172.3954</w:t>
+              <w:t>24.6131</w:t>
             </w:r>
           </w:p>
         </w:tc>
@@ -9794,7 +9794,7 @@
                 <w:color w:val="1C3A36"/>
                 <w:sz w:val="14"/>
               </w:rPr>
-              <w:t>Reviewed condensed consolidated interim financial statements for the six months ended 30 June 2026, Wafik, Ramy &amp; Partners (Deloitte), limited review report attached; filed 13 August 2026 — profit attributable to owners of the Parent</w:t>
+              <w:t>Audited consolidated financial statements for the year ended 31 December 2025, Deloitte (Wafik, Ramy &amp; Partners), signed 25 February 2026 — note 8, loan interest expense</w:t>
             </w:r>
           </w:p>
         </w:tc>
@@ -9811,7 +9811,7 @@
                 <w:color w:val="1C3A36"/>
                 <w:sz w:val="14"/>
               </w:rPr>
-              <w:t>2026-06-30</w:t>
+              <w:t>2025-12-31</w:t>
             </w:r>
           </w:p>
         </w:tc>
@@ -9847,7 +9847,7 @@
                 <w:color w:val="1C3A36"/>
                 <w:sz w:val="14"/>
               </w:rPr>
-              <w:t>nci</w:t>
+              <w:t>maj_h1_26</w:t>
             </w:r>
           </w:p>
         </w:tc>
@@ -9864,7 +9864,7 @@
                 <w:color w:val="1C3A36"/>
                 <w:sz w:val="14"/>
               </w:rPr>
-              <w:t>0.158</w:t>
+              <w:t>2,172.3954</w:t>
             </w:r>
           </w:p>
         </w:tc>
@@ -9898,7 +9898,7 @@
                 <w:color w:val="1C3A36"/>
                 <w:sz w:val="14"/>
               </w:rPr>
-              <w:t>Audited consolidated financial statements for the year ended 31 December 2025, Deloitte (Wafik, Ramy &amp; Partners), signed 25 February 2026 — non-controlling interests, note 24: EGP 158,005. Revision 1 deducted EGP 150mn on inference from the profit statements; the audited figure is 950 times smaller and immaterial to the bridge</w:t>
+              <w:t>Reviewed condensed consolidated interim financial statements for the six months ended 30 June 2026, Wafik, Ramy &amp; Partners (Deloitte), limited review report attached; filed 13 August 2026 — profit attributable to owners of the Parent</w:t>
             </w:r>
           </w:p>
         </w:tc>
@@ -9915,7 +9915,7 @@
                 <w:color w:val="1C3A36"/>
                 <w:sz w:val="14"/>
               </w:rPr>
-              <w:t>2025-12-31</w:t>
+              <w:t>2026-06-30</w:t>
             </w:r>
           </w:p>
         </w:tc>
@@ -9951,7 +9951,7 @@
                 <w:color w:val="1C3A36"/>
                 <w:sz w:val="14"/>
               </w:rPr>
-              <w:t>nci_h1_26</w:t>
+              <w:t>nci</w:t>
             </w:r>
           </w:p>
         </w:tc>
@@ -9968,7 +9968,7 @@
                 <w:color w:val="1C3A36"/>
                 <w:sz w:val="14"/>
               </w:rPr>
-              <w:t>0.2161</w:t>
+              <w:t>0.158</w:t>
             </w:r>
           </w:p>
         </w:tc>
@@ -10002,7 +10002,7 @@
                 <w:color w:val="1C3A36"/>
                 <w:sz w:val="14"/>
               </w:rPr>
-              <w:t>Reviewed condensed consolidated interim financial statements for the six months ended 30 June 2026, Wafik, Ramy &amp; Partners (Deloitte), limited review report attached; filed 13 August 2026 — non-controlling interest at 30 June 2026</w:t>
+              <w:t>Audited consolidated financial statements for the year ended 31 December 2025, Deloitte (Wafik, Ramy &amp; Partners), signed 25 February 2026 — non-controlling interests, note 24: EGP 158,005. Revision 1 deducted EGP 150mn on inference from the profit statements; the audited figure is 950 times smaller and immaterial to the bridge</w:t>
             </w:r>
           </w:p>
         </w:tc>
@@ -10019,7 +10019,7 @@
                 <w:color w:val="1C3A36"/>
                 <w:sz w:val="14"/>
               </w:rPr>
-              <w:t>2026-06-30</w:t>
+              <w:t>2025-12-31</w:t>
             </w:r>
           </w:p>
         </w:tc>
@@ -10055,7 +10055,7 @@
                 <w:color w:val="1C3A36"/>
                 <w:sz w:val="14"/>
               </w:rPr>
-              <w:t>oth_inc_h1_26</w:t>
+              <w:t>nci_h1_26</w:t>
             </w:r>
           </w:p>
         </w:tc>
@@ -10072,7 +10072,7 @@
                 <w:color w:val="1C3A36"/>
                 <w:sz w:val="14"/>
               </w:rPr>
-              <w:t>480.3361</w:t>
+              <w:t>0.2161</w:t>
             </w:r>
           </w:p>
         </w:tc>
@@ -10106,7 +10106,7 @@
                 <w:color w:val="1C3A36"/>
                 <w:sz w:val="14"/>
               </w:rPr>
-              <w:t>Reviewed condensed consolidated interim financial statements for the six months ended 30 June 2026, Wafik, Ramy &amp; Partners (Deloitte), limited review report attached; filed 13 August 2026 — other income</w:t>
+              <w:t>Reviewed condensed consolidated interim financial statements for the six months ended 30 June 2026, Wafik, Ramy &amp; Partners (Deloitte), limited review report attached; filed 13 August 2026 — non-controlling interest at 30 June 2026</w:t>
             </w:r>
           </w:p>
         </w:tc>
@@ -10159,7 +10159,7 @@
                 <w:color w:val="1C3A36"/>
                 <w:sz w:val="14"/>
               </w:rPr>
-              <w:t>othinc_fy25</w:t>
+              <w:t>oth_inc_fy25</w:t>
             </w:r>
           </w:p>
         </w:tc>
@@ -10210,7 +10210,7 @@
                 <w:color w:val="1C3A36"/>
                 <w:sz w:val="14"/>
               </w:rPr>
-              <w:t>Audited consolidated financial statements for the year ended 31 December 2025, Deloitte (Wafik, Ramy &amp; Partners), signed 25 February 2026 — other income, note 7, including export subsidies of EGP 31.643mn</w:t>
+              <w:t>Audited consolidated financial statements for the year ended 31 December 2025, Deloitte (Wafik, Ramy &amp; Partners), signed 25 February 2026 — other income, note 7, of which EGP 32.642586mn is disclosed export subsidies. REVISION 4 CONSUMES THIS LINE. Revisions 1-3 registered it, quoted it, and let no line of the model use it — which is [L-018] exactly: a registered input that nothing consumes is money the valuation has quietly ignored</w:t>
             </w:r>
           </w:p>
         </w:tc>
@@ -10263,7 +10263,7 @@
                 <w:color w:val="1C3A36"/>
                 <w:sz w:val="14"/>
               </w:rPr>
-              <w:t>pat_fy23</w:t>
+              <w:t>oth_inc_h1_26</w:t>
             </w:r>
           </w:p>
         </w:tc>
@@ -10280,7 +10280,7 @@
                 <w:color w:val="1C3A36"/>
                 <w:sz w:val="14"/>
               </w:rPr>
-              <w:t>697.4887</w:t>
+              <w:t>480.3361</w:t>
             </w:r>
           </w:p>
         </w:tc>
@@ -10314,7 +10314,7 @@
                 <w:color w:val="1C3A36"/>
                 <w:sz w:val="14"/>
               </w:rPr>
-              <w:t>Audited consolidated financial statements for the year ended 31 December 2024, Deloitte (Wafik, Ramy &amp; Partners), signed 23 March 2025 — profit attributable to owners of the Parent, comparative</w:t>
+              <w:t>Reviewed condensed consolidated interim financial statements for the six months ended 30 June 2026, Wafik, Ramy &amp; Partners (Deloitte), limited review report attached; filed 13 August 2026 — other income</w:t>
             </w:r>
           </w:p>
         </w:tc>
@@ -10331,7 +10331,7 @@
                 <w:color w:val="1C3A36"/>
                 <w:sz w:val="14"/>
               </w:rPr>
-              <w:t>2023-12-31</w:t>
+              <w:t>2026-06-30</w:t>
             </w:r>
           </w:p>
         </w:tc>
@@ -10367,7 +10367,7 @@
                 <w:color w:val="1C3A36"/>
                 <w:sz w:val="14"/>
               </w:rPr>
-              <w:t>pat_fy24</w:t>
+              <w:t>othinc_fy25</w:t>
             </w:r>
           </w:p>
         </w:tc>
@@ -10384,7 +10384,7 @@
                 <w:color w:val="1C3A36"/>
                 <w:sz w:val="14"/>
               </w:rPr>
-              <w:t>1,160.1294</w:t>
+              <w:t>53.3395</w:t>
             </w:r>
           </w:p>
         </w:tc>
@@ -10418,7 +10418,7 @@
                 <w:color w:val="1C3A36"/>
                 <w:sz w:val="14"/>
               </w:rPr>
-              <w:t>Audited consolidated financial statements for the year ended 31 December 2025, Deloitte (Wafik, Ramy &amp; Partners), signed 25 February 2026 — profit attributable to owners of the Parent, comparative</w:t>
+              <w:t>Audited consolidated financial statements for the year ended 31 December 2025, Deloitte (Wafik, Ramy &amp; Partners), signed 25 February 2026 — other income, note 7, including export subsidies of EGP 31.643mn</w:t>
             </w:r>
           </w:p>
         </w:tc>
@@ -10435,7 +10435,7 @@
                 <w:color w:val="1C3A36"/>
                 <w:sz w:val="14"/>
               </w:rPr>
-              <w:t>2024-12-31</w:t>
+              <w:t>2025-12-31</w:t>
             </w:r>
           </w:p>
         </w:tc>
@@ -10471,7 +10471,7 @@
                 <w:color w:val="1C3A36"/>
                 <w:sz w:val="14"/>
               </w:rPr>
-              <w:t>pat_fy25</w:t>
+              <w:t>pat_fy23</w:t>
             </w:r>
           </w:p>
         </w:tc>
@@ -10488,7 +10488,7 @@
                 <w:color w:val="1C3A36"/>
                 <w:sz w:val="14"/>
               </w:rPr>
-              <w:t>3,599.5859</w:t>
+              <w:t>697.4887</w:t>
             </w:r>
           </w:p>
         </w:tc>
@@ -10522,7 +10522,7 @@
                 <w:color w:val="1C3A36"/>
                 <w:sz w:val="14"/>
               </w:rPr>
-              <w:t>Audited consolidated financial statements for the year ended 31 December 2025, Deloitte (Wafik, Ramy &amp; Partners), signed 25 February 2026 — profit attributable to owners of the Parent (group profit 3,599.690 less 0.104 to non-controlling interests)</w:t>
+              <w:t>Audited consolidated financial statements for the year ended 31 December 2024, Deloitte (Wafik, Ramy &amp; Partners), signed 23 March 2025 — profit attributable to owners of the Parent, comparative</w:t>
             </w:r>
           </w:p>
         </w:tc>
@@ -10539,7 +10539,7 @@
                 <w:color w:val="1C3A36"/>
                 <w:sz w:val="14"/>
               </w:rPr>
-              <w:t>2025-12-31</w:t>
+              <w:t>2023-12-31</w:t>
             </w:r>
           </w:p>
         </w:tc>
@@ -10575,7 +10575,7 @@
                 <w:color w:val="1C3A36"/>
                 <w:sz w:val="14"/>
               </w:rPr>
-              <w:t>pat_h1_26</w:t>
+              <w:t>pat_fy24</w:t>
             </w:r>
           </w:p>
         </w:tc>
@@ -10592,7 +10592,7 @@
                 <w:color w:val="1C3A36"/>
                 <w:sz w:val="14"/>
               </w:rPr>
-              <w:t>2,172.4535</w:t>
+              <w:t>1,160.1294</w:t>
             </w:r>
           </w:p>
         </w:tc>
@@ -10626,7 +10626,7 @@
                 <w:color w:val="1C3A36"/>
                 <w:sz w:val="14"/>
               </w:rPr>
-              <w:t>Reviewed condensed consolidated interim financial statements for the six months ended 30 June 2026, Wafik, Ramy &amp; Partners (Deloitte), limited review report attached; filed 13 August 2026 — net profit for the period after tax</w:t>
+              <w:t>Audited consolidated financial statements for the year ended 31 December 2025, Deloitte (Wafik, Ramy &amp; Partners), signed 25 February 2026 — profit attributable to owners of the Parent, comparative</w:t>
             </w:r>
           </w:p>
         </w:tc>
@@ -10643,7 +10643,7 @@
                 <w:color w:val="1C3A36"/>
                 <w:sz w:val="14"/>
               </w:rPr>
-              <w:t>2026-06-30</w:t>
+              <w:t>2024-12-31</w:t>
             </w:r>
           </w:p>
         </w:tc>
@@ -10679,7 +10679,7 @@
                 <w:color w:val="1C3A36"/>
                 <w:sz w:val="14"/>
               </w:rPr>
-              <w:t>pat_q1_26</w:t>
+              <w:t>pat_fy25</w:t>
             </w:r>
           </w:p>
         </w:tc>
@@ -10696,7 +10696,7 @@
                 <w:color w:val="1C3A36"/>
                 <w:sz w:val="14"/>
               </w:rPr>
-              <w:t>943.0683</w:t>
+              <w:t>3,599.5859</w:t>
             </w:r>
           </w:p>
         </w:tc>
@@ -10730,7 +10730,7 @@
                 <w:color w:val="1C3A36"/>
                 <w:sz w:val="14"/>
               </w:rPr>
-              <w:t>Reviewed condensed consolidated interim financial statements for the three months ended 31 March 2026, Deloitte (Wafik, Ramy &amp; Partners), 25 May 2026 — profit attributable to owners of the Parent</w:t>
+              <w:t>Audited consolidated financial statements for the year ended 31 December 2025, Deloitte (Wafik, Ramy &amp; Partners), signed 25 February 2026 — profit attributable to owners of the Parent (group profit 3,599.690 less 0.104 to non-controlling interests)</w:t>
             </w:r>
           </w:p>
         </w:tc>
@@ -10747,7 +10747,7 @@
                 <w:color w:val="1C3A36"/>
                 <w:sz w:val="14"/>
               </w:rPr>
-              <w:t>2026-03-31</w:t>
+              <w:t>2025-12-31</w:t>
             </w:r>
           </w:p>
         </w:tc>
@@ -10783,7 +10783,7 @@
                 <w:color w:val="1C3A36"/>
                 <w:sz w:val="14"/>
               </w:rPr>
-              <w:t>pbt_fy23</w:t>
+              <w:t>pat_h1_26</w:t>
             </w:r>
           </w:p>
         </w:tc>
@@ -10800,7 +10800,7 @@
                 <w:color w:val="1C3A36"/>
                 <w:sz w:val="14"/>
               </w:rPr>
-              <w:t>930.2314</w:t>
+              <w:t>2,172.4535</w:t>
             </w:r>
           </w:p>
         </w:tc>
@@ -10834,7 +10834,7 @@
                 <w:color w:val="1C3A36"/>
                 <w:sz w:val="14"/>
               </w:rPr>
-              <w:t>Audited consolidated financial statements for the year ended 31 December 2024, Deloitte (Wafik, Ramy &amp; Partners), signed 23 March 2025 — net profit before tax, comparative</w:t>
+              <w:t>Reviewed condensed consolidated interim financial statements for the six months ended 30 June 2026, Wafik, Ramy &amp; Partners (Deloitte), limited review report attached; filed 13 August 2026 — net profit for the period after tax</w:t>
             </w:r>
           </w:p>
         </w:tc>
@@ -10851,7 +10851,7 @@
                 <w:color w:val="1C3A36"/>
                 <w:sz w:val="14"/>
               </w:rPr>
-              <w:t>2023-12-31</w:t>
+              <w:t>2026-06-30</w:t>
             </w:r>
           </w:p>
         </w:tc>
@@ -10887,7 +10887,7 @@
                 <w:color w:val="1C3A36"/>
                 <w:sz w:val="14"/>
               </w:rPr>
-              <w:t>pbt_fy24</w:t>
+              <w:t>pat_q1_26</w:t>
             </w:r>
           </w:p>
         </w:tc>
@@ -10904,7 +10904,7 @@
                 <w:color w:val="1C3A36"/>
                 <w:sz w:val="14"/>
               </w:rPr>
-              <w:t>1,505.8661</w:t>
+              <w:t>943.0683</w:t>
             </w:r>
           </w:p>
         </w:tc>
@@ -10938,7 +10938,7 @@
                 <w:color w:val="1C3A36"/>
                 <w:sz w:val="14"/>
               </w:rPr>
-              <w:t>Audited consolidated financial statements for the year ended 31 December 2025, Deloitte (Wafik, Ramy &amp; Partners), signed 25 February 2026 — net profit before tax, comparative</w:t>
+              <w:t>Reviewed condensed consolidated interim financial statements for the three months ended 31 March 2026, Deloitte (Wafik, Ramy &amp; Partners), 25 May 2026 — profit attributable to owners of the Parent</w:t>
             </w:r>
           </w:p>
         </w:tc>
@@ -10955,7 +10955,7 @@
                 <w:color w:val="1C3A36"/>
                 <w:sz w:val="14"/>
               </w:rPr>
-              <w:t>2024-12-31</w:t>
+              <w:t>2026-03-31</w:t>
             </w:r>
           </w:p>
         </w:tc>
@@ -10991,7 +10991,7 @@
                 <w:color w:val="1C3A36"/>
                 <w:sz w:val="14"/>
               </w:rPr>
-              <w:t>pbt_fy25</w:t>
+              <w:t>pbt_fy23</w:t>
             </w:r>
           </w:p>
         </w:tc>
@@ -11008,7 +11008,7 @@
                 <w:color w:val="1C3A36"/>
                 <w:sz w:val="14"/>
               </w:rPr>
-              <w:t>4,725.1579</w:t>
+              <w:t>930.2314</w:t>
             </w:r>
           </w:p>
         </w:tc>
@@ -11042,7 +11042,7 @@
                 <w:color w:val="1C3A36"/>
                 <w:sz w:val="14"/>
               </w:rPr>
-              <w:t>Audited consolidated financial statements for the year ended 31 December 2025, Deloitte (Wafik, Ramy &amp; Partners), signed 25 February 2026 — net profit before tax</w:t>
+              <w:t>Audited consolidated financial statements for the year ended 31 December 2024, Deloitte (Wafik, Ramy &amp; Partners), signed 23 March 2025 — net profit before tax, comparative</w:t>
             </w:r>
           </w:p>
         </w:tc>
@@ -11059,7 +11059,7 @@
                 <w:color w:val="1C3A36"/>
                 <w:sz w:val="14"/>
               </w:rPr>
-              <w:t>2025-12-31</w:t>
+              <w:t>2023-12-31</w:t>
             </w:r>
           </w:p>
         </w:tc>
@@ -11095,7 +11095,7 @@
                 <w:color w:val="1C3A36"/>
                 <w:sz w:val="14"/>
               </w:rPr>
-              <w:t>pbt_h1_26</w:t>
+              <w:t>pbt_fy24</w:t>
             </w:r>
           </w:p>
         </w:tc>
@@ -11112,7 +11112,7 @@
                 <w:color w:val="1C3A36"/>
                 <w:sz w:val="14"/>
               </w:rPr>
-              <w:t>2,862.6829</w:t>
+              <w:t>1,505.8661</w:t>
             </w:r>
           </w:p>
         </w:tc>
@@ -11146,7 +11146,7 @@
                 <w:color w:val="1C3A36"/>
                 <w:sz w:val="14"/>
               </w:rPr>
-              <w:t>Reviewed condensed consolidated interim financial statements for the six months ended 30 June 2026, Wafik, Ramy &amp; Partners (Deloitte), limited review report attached; filed 13 August 2026 — net profit for the period before tax</w:t>
+              <w:t>Audited consolidated financial statements for the year ended 31 December 2025, Deloitte (Wafik, Ramy &amp; Partners), signed 25 February 2026 — net profit before tax, comparative</w:t>
             </w:r>
           </w:p>
         </w:tc>
@@ -11163,7 +11163,7 @@
                 <w:color w:val="1C3A36"/>
                 <w:sz w:val="14"/>
               </w:rPr>
-              <w:t>2026-06-30</w:t>
+              <w:t>2024-12-31</w:t>
             </w:r>
           </w:p>
         </w:tc>
@@ -11199,7 +11199,7 @@
                 <w:color w:val="1C3A36"/>
                 <w:sz w:val="14"/>
               </w:rPr>
-              <w:t>pbt_q1_26</w:t>
+              <w:t>pbt_fy25</w:t>
             </w:r>
           </w:p>
         </w:tc>
@@ -11216,7 +11216,7 @@
                 <w:color w:val="1C3A36"/>
                 <w:sz w:val="14"/>
               </w:rPr>
-              <w:t>1,273.0342</w:t>
+              <w:t>4,725.1579</w:t>
             </w:r>
           </w:p>
         </w:tc>
@@ -11250,7 +11250,7 @@
                 <w:color w:val="1C3A36"/>
                 <w:sz w:val="14"/>
               </w:rPr>
-              <w:t>Reviewed condensed consolidated interim financial statements for the three months ended 31 March 2026, Deloitte (Wafik, Ramy &amp; Partners), 25 May 2026 — net profit before tax</w:t>
+              <w:t>Audited consolidated financial statements for the year ended 31 December 2025, Deloitte (Wafik, Ramy &amp; Partners), signed 25 February 2026 — net profit before tax</w:t>
             </w:r>
           </w:p>
         </w:tc>
@@ -11267,7 +11267,7 @@
                 <w:color w:val="1C3A36"/>
                 <w:sz w:val="14"/>
               </w:rPr>
-              <w:t>2026-03-31</w:t>
+              <w:t>2025-12-31</w:t>
             </w:r>
           </w:p>
         </w:tc>
@@ -11303,7 +11303,7 @@
                 <w:color w:val="1C3A36"/>
                 <w:sz w:val="14"/>
               </w:rPr>
-              <w:t>ppe_fy25</w:t>
+              <w:t>pbt_h1_26</w:t>
             </w:r>
           </w:p>
         </w:tc>
@@ -11320,7 +11320,7 @@
                 <w:color w:val="1C3A36"/>
                 <w:sz w:val="14"/>
               </w:rPr>
-              <w:t>2,522.3235</w:t>
+              <w:t>2,862.6829</w:t>
             </w:r>
           </w:p>
         </w:tc>
@@ -11354,7 +11354,7 @@
                 <w:color w:val="1C3A36"/>
                 <w:sz w:val="14"/>
               </w:rPr>
-              <w:t>Audited consolidated financial statements for the year ended 31 December 2025, Deloitte (Wafik, Ramy &amp; Partners), signed 25 February 2026 — property, plant and equipment (net), note 12</w:t>
+              <w:t>Reviewed condensed consolidated interim financial statements for the six months ended 30 June 2026, Wafik, Ramy &amp; Partners (Deloitte), limited review report attached; filed 13 August 2026 — net profit for the period before tax</w:t>
             </w:r>
           </w:p>
         </w:tc>
@@ -11371,7 +11371,7 @@
                 <w:color w:val="1C3A36"/>
                 <w:sz w:val="14"/>
               </w:rPr>
-              <w:t>2025-12-31</w:t>
+              <w:t>2026-06-30</w:t>
             </w:r>
           </w:p>
         </w:tc>
@@ -11407,7 +11407,7 @@
                 <w:color w:val="1C3A36"/>
                 <w:sz w:val="14"/>
               </w:rPr>
-              <w:t>price_local_path</w:t>
+              <w:t>pbt_q1_26</w:t>
             </w:r>
           </w:p>
         </w:tc>
@@ -11424,7 +11424,7 @@
                 <w:color w:val="1C3A36"/>
                 <w:sz w:val="14"/>
               </w:rPr>
-              <w:t>1, 1.08, 1.177, 1.271, 1.36, 1.449</w:t>
+              <w:t>1,273.0342</w:t>
             </w:r>
           </w:p>
         </w:tc>
@@ -11458,7 +11458,7 @@
                 <w:color w:val="1C3A36"/>
                 <w:sz w:val="14"/>
               </w:rPr>
-              <w:t>Local realised price index on the FY2025 base: growth of 8.0%, 9.0%, 8.0%, 7.0% and 6.5%, below the cost path in every year. IT IS NOW ANCHORED ON A DISCLOSED PRICE HISTORY AND A DISCLOSED EXIT RATE, which no earlier revision had. FY2025 Investor Presentation, Arabian Cement Company S.A.E., investor relations library, page 5 (sales volumes and production indicators) and page 4 give local revenue and local volume for both years and both fourth quarters, so the realised local price can be computed rather than assumed: FY2024 EGP 1,810/t, FY2025 EGP 2,909/t — a rise of 60.7% on volume up 11.7%. The FY2025 margin explosion was PRICE, not volume, which settles a question three revisions argued about without evidence. More useful still is the exit rate: the fourth quarter of 2025 realised EGP 3,118/t, 7.2% ABOVE the full-year average. Simply holding the Q4 exit flat through 2026 therefore produces a full-year average 7.2% higher, so the 8.0% carried here is only 0.8 points above a no-further-increase path. Revision 3 assumed 3.0% against 11.5% cost inflation and had nothing behind it; revision 4 assumed 8.0% and had only a plausibility argument. The number is unchanged from revision 4 — but it is now the conservative reading of a disclosed run rate rather than a guess that happened to land in the right place</w:t>
+              <w:t>Reviewed condensed consolidated interim financial statements for the three months ended 31 March 2026, Deloitte (Wafik, Ramy &amp; Partners), 25 May 2026 — net profit before tax</w:t>
             </w:r>
           </w:p>
         </w:tc>
@@ -11475,7 +11475,7 @@
                 <w:color w:val="1C3A36"/>
                 <w:sz w:val="14"/>
               </w:rPr>
-              <w:t>2026-03-01</w:t>
+              <w:t>2026-03-31</w:t>
             </w:r>
           </w:p>
         </w:tc>
@@ -11511,7 +11511,7 @@
                 <w:color w:val="1C3A36"/>
                 <w:sz w:val="14"/>
               </w:rPr>
-              <w:t>prov_fy23</w:t>
+              <w:t>ppe_fy25</w:t>
             </w:r>
           </w:p>
         </w:tc>
@@ -11528,7 +11528,7 @@
                 <w:color w:val="1C3A36"/>
                 <w:sz w:val="14"/>
               </w:rPr>
-              <w:t>15.2202</w:t>
+              <w:t>2,522.3235</w:t>
             </w:r>
           </w:p>
         </w:tc>
@@ -11562,7 +11562,7 @@
                 <w:color w:val="1C3A36"/>
                 <w:sz w:val="14"/>
               </w:rPr>
-              <w:t>Audited consolidated financial statements for the year ended 31 December 2024, Deloitte (Wafik, Ramy &amp; Partners), signed 23 March 2025 — provisions charged, comparative</w:t>
+              <w:t>Audited consolidated financial statements for the year ended 31 December 2025, Deloitte (Wafik, Ramy &amp; Partners), signed 25 February 2026 — property, plant and equipment (net), note 12</w:t>
             </w:r>
           </w:p>
         </w:tc>
@@ -11579,7 +11579,7 @@
                 <w:color w:val="1C3A36"/>
                 <w:sz w:val="14"/>
               </w:rPr>
-              <w:t>2023-12-31</w:t>
+              <w:t>2025-12-31</w:t>
             </w:r>
           </w:p>
         </w:tc>
@@ -11615,7 +11615,7 @@
                 <w:color w:val="1C3A36"/>
                 <w:sz w:val="14"/>
               </w:rPr>
-              <w:t>prov_fy24</w:t>
+              <w:t>price_local_path</w:t>
             </w:r>
           </w:p>
         </w:tc>
@@ -11632,7 +11632,7 @@
                 <w:color w:val="1C3A36"/>
                 <w:sz w:val="14"/>
               </w:rPr>
-              <w:t>56.053</w:t>
+              <w:t>1, 1.08, 1.177, 1.271, 1.36, 1.449</w:t>
             </w:r>
           </w:p>
         </w:tc>
@@ -11666,7 +11666,7 @@
                 <w:color w:val="1C3A36"/>
                 <w:sz w:val="14"/>
               </w:rPr>
-              <w:t>Audited consolidated financial statements for the year ended 31 December 2025, Deloitte (Wafik, Ramy &amp; Partners), signed 25 February 2026 — provisions charged, comparative</w:t>
+              <w:t>Local realised price index on the FY2025 base: growth of 8.0%, 9.0%, 8.0%, 7.0% and 6.5%, below the cost path in every year. IT IS NOW ANCHORED ON A DISCLOSED PRICE HISTORY AND A DISCLOSED EXIT RATE, which no earlier revision had. FY2025 Investor Presentation, Arabian Cement Company S.A.E., investor relations library, page 5 (sales volumes and production indicators) and page 4 give local revenue and local volume for both years and both fourth quarters, so the realised local price can be computed rather than assumed: FY2024 EGP 1,810/t, FY2025 EGP 2,909/t — a rise of 60.7% on volume up 11.7%. The FY2025 margin explosion was PRICE, not volume, which settles a question three revisions argued about without evidence. More useful still is the exit rate: the fourth quarter of 2025 realised EGP 3,118/t, 7.2% ABOVE the full-year average. Simply holding the Q4 exit flat through 2026 therefore produces a full-year average 7.2% higher, so the 8.0% carried here is only 0.8 points above a no-further-increase path. Revision 3 assumed 3.0% against 11.5% cost inflation and had nothing behind it; revision 4 assumed 8.0% and had only a plausibility argument. The number is unchanged from revision 4 — but it is now the conservative reading of a disclosed run rate rather than a guess that happened to land in the right place</w:t>
             </w:r>
           </w:p>
         </w:tc>
@@ -11683,7 +11683,7 @@
                 <w:color w:val="1C3A36"/>
                 <w:sz w:val="14"/>
               </w:rPr>
-              <w:t>2024-12-31</w:t>
+              <w:t>2026-03-01</w:t>
             </w:r>
           </w:p>
         </w:tc>
@@ -11719,7 +11719,7 @@
                 <w:color w:val="1C3A36"/>
                 <w:sz w:val="14"/>
               </w:rPr>
-              <w:t>prov_fy25</w:t>
+              <w:t>prov_fy23</w:t>
             </w:r>
           </w:p>
         </w:tc>
@@ -11736,7 +11736,7 @@
                 <w:color w:val="1C3A36"/>
                 <w:sz w:val="14"/>
               </w:rPr>
-              <w:t>74.5057</w:t>
+              <w:t>15.2202</w:t>
             </w:r>
           </w:p>
         </w:tc>
@@ -11770,7 +11770,7 @@
                 <w:color w:val="1C3A36"/>
                 <w:sz w:val="14"/>
               </w:rPr>
-              <w:t>Audited consolidated financial statements for the year ended 31 December 2025, Deloitte (Wafik, Ramy &amp; Partners), signed 25 February 2026 — provisions charged, note 27</w:t>
+              <w:t>Audited consolidated financial statements for the year ended 31 December 2024, Deloitte (Wafik, Ramy &amp; Partners), signed 23 March 2025 — provisions charged, comparative</w:t>
             </w:r>
           </w:p>
         </w:tc>
@@ -11787,7 +11787,7 @@
                 <w:color w:val="1C3A36"/>
                 <w:sz w:val="14"/>
               </w:rPr>
-              <w:t>2025-12-31</w:t>
+              <w:t>2023-12-31</w:t>
             </w:r>
           </w:p>
         </w:tc>
@@ -11823,7 +11823,7 @@
                 <w:color w:val="1C3A36"/>
                 <w:sz w:val="14"/>
               </w:rPr>
-              <w:t>prov_h1_26</w:t>
+              <w:t>prov_fy24</w:t>
             </w:r>
           </w:p>
         </w:tc>
@@ -11840,7 +11840,7 @@
                 <w:color w:val="1C3A36"/>
                 <w:sz w:val="14"/>
               </w:rPr>
-              <w:t>31.4982</w:t>
+              <w:t>56.053</w:t>
             </w:r>
           </w:p>
         </w:tc>
@@ -11874,7 +11874,7 @@
                 <w:color w:val="1C3A36"/>
                 <w:sz w:val="14"/>
               </w:rPr>
-              <w:t>Reviewed condensed consolidated interim financial statements for the six months ended 30 June 2026, Wafik, Ramy &amp; Partners (Deloitte), limited review report attached; filed 13 August 2026 — provisions</w:t>
+              <w:t>Audited consolidated financial statements for the year ended 31 December 2025, Deloitte (Wafik, Ramy &amp; Partners), signed 25 February 2026 — provisions charged, comparative</w:t>
             </w:r>
           </w:p>
         </w:tc>
@@ -11891,7 +11891,7 @@
                 <w:color w:val="1C3A36"/>
                 <w:sz w:val="14"/>
               </w:rPr>
-              <w:t>2026-06-30</w:t>
+              <w:t>2024-12-31</w:t>
             </w:r>
           </w:p>
         </w:tc>
@@ -11927,7 +11927,7 @@
                 <w:color w:val="1C3A36"/>
                 <w:sz w:val="14"/>
               </w:rPr>
-              <w:t>prov_q1_26</w:t>
+              <w:t>prov_fy25</w:t>
             </w:r>
           </w:p>
         </w:tc>
@@ -11944,7 +11944,7 @@
                 <w:color w:val="1C3A36"/>
                 <w:sz w:val="14"/>
               </w:rPr>
-              <w:t>6.892</w:t>
+              <w:t>74.5057</w:t>
             </w:r>
           </w:p>
         </w:tc>
@@ -11978,7 +11978,7 @@
                 <w:color w:val="1C3A36"/>
                 <w:sz w:val="14"/>
               </w:rPr>
-              <w:t>Reviewed condensed consolidated interim financial statements for the three months ended 31 March 2026, Deloitte (Wafik, Ramy &amp; Partners), 25 May 2026 — provisions</w:t>
+              <w:t>Audited consolidated financial statements for the year ended 31 December 2025, Deloitte (Wafik, Ramy &amp; Partners), signed 25 February 2026 — provisions charged, note 27</w:t>
             </w:r>
           </w:p>
         </w:tc>
@@ -11995,7 +11995,7 @@
                 <w:color w:val="1C3A36"/>
                 <w:sz w:val="14"/>
               </w:rPr>
-              <w:t>2026-03-31</w:t>
+              <w:t>2025-12-31</w:t>
             </w:r>
           </w:p>
         </w:tc>
@@ -12031,7 +12031,7 @@
                 <w:color w:val="1C3A36"/>
                 <w:sz w:val="14"/>
               </w:rPr>
-              <w:t>recv_fy25</w:t>
+              <w:t>prov_h1_26</w:t>
             </w:r>
           </w:p>
         </w:tc>
@@ -12048,7 +12048,7 @@
                 <w:color w:val="1C3A36"/>
                 <w:sz w:val="14"/>
               </w:rPr>
-              <w:t>244.4164</w:t>
+              <w:t>31.4982</w:t>
             </w:r>
           </w:p>
         </w:tc>
@@ -12082,7 +12082,7 @@
                 <w:color w:val="1C3A36"/>
                 <w:sz w:val="14"/>
               </w:rPr>
-              <w:t>Audited consolidated financial statements for the year ended 31 December 2025, Deloitte (Wafik, Ramy &amp; Partners), signed 25 February 2026 — trade receivables (net of EGP 7.639mn expected credit losses), note 17</w:t>
+              <w:t>Reviewed condensed consolidated interim financial statements for the six months ended 30 June 2026, Wafik, Ramy &amp; Partners (Deloitte), limited review report attached; filed 13 August 2026 — provisions</w:t>
             </w:r>
           </w:p>
         </w:tc>
@@ -12099,7 +12099,7 @@
                 <w:color w:val="1C3A36"/>
                 <w:sz w:val="14"/>
               </w:rPr>
-              <w:t>2025-12-31</w:t>
+              <w:t>2026-06-30</w:t>
             </w:r>
           </w:p>
         </w:tc>
@@ -12135,7 +12135,7 @@
                 <w:color w:val="1C3A36"/>
                 <w:sz w:val="14"/>
               </w:rPr>
-              <w:t>rev_exp_fy24</w:t>
+              <w:t>prov_q1_26</w:t>
             </w:r>
           </w:p>
         </w:tc>
@@ -12152,7 +12152,7 @@
                 <w:color w:val="1C3A36"/>
                 <w:sz w:val="14"/>
               </w:rPr>
-              <w:t>3,846.4783</w:t>
+              <w:t>6.892</w:t>
             </w:r>
           </w:p>
         </w:tc>
@@ -12186,7 +12186,7 @@
                 <w:color w:val="1C3A36"/>
                 <w:sz w:val="14"/>
               </w:rPr>
-              <w:t>Audited consolidated financial statements for the year ended 31 December 2025, Deloitte (Wafik, Ramy &amp; Partners), signed 25 February 2026 — note 4, total export sales, comparative</w:t>
+              <w:t>Reviewed condensed consolidated interim financial statements for the three months ended 31 March 2026, Deloitte (Wafik, Ramy &amp; Partners), 25 May 2026 — provisions</w:t>
             </w:r>
           </w:p>
         </w:tc>
@@ -12203,7 +12203,7 @@
                 <w:color w:val="1C3A36"/>
                 <w:sz w:val="14"/>
               </w:rPr>
-              <w:t>2024-12-31</w:t>
+              <w:t>2026-03-31</w:t>
             </w:r>
           </w:p>
         </w:tc>
@@ -12239,7 +12239,7 @@
                 <w:color w:val="1C3A36"/>
                 <w:sz w:val="14"/>
               </w:rPr>
-              <w:t>rev_exp_fy25</w:t>
+              <w:t>recv_fy25</w:t>
             </w:r>
           </w:p>
         </w:tc>
@@ -12256,7 +12256,7 @@
                 <w:color w:val="1C3A36"/>
                 <w:sz w:val="14"/>
               </w:rPr>
-              <w:t>3,815.0019</w:t>
+              <w:t>244.4164</w:t>
             </w:r>
           </w:p>
         </w:tc>
@@ -12290,7 +12290,7 @@
                 <w:color w:val="1C3A36"/>
                 <w:sz w:val="14"/>
               </w:rPr>
-              <w:t>Audited consolidated financial statements for the year ended 31 December 2025, Deloitte (Wafik, Ramy &amp; Partners), signed 25 February 2026 — note 4, total export sales including transportation services</w:t>
+              <w:t>Audited consolidated financial statements for the year ended 31 December 2025, Deloitte (Wafik, Ramy &amp; Partners), signed 25 February 2026 — trade receivables (net of EGP 7.639mn expected credit losses), note 17</w:t>
             </w:r>
           </w:p>
         </w:tc>
@@ -12343,7 +12343,7 @@
                 <w:color w:val="1C3A36"/>
                 <w:sz w:val="14"/>
               </w:rPr>
-              <w:t>rev_exp_goods_fy25</w:t>
+              <w:t>rev_exp_fy24</w:t>
             </w:r>
           </w:p>
         </w:tc>
@@ -12360,7 +12360,7 @@
                 <w:color w:val="1C3A36"/>
                 <w:sz w:val="14"/>
               </w:rPr>
-              <w:t>3,356.4224</w:t>
+              <w:t>3,846.4783</w:t>
             </w:r>
           </w:p>
         </w:tc>
@@ -12394,7 +12394,7 @@
                 <w:color w:val="1C3A36"/>
                 <w:sz w:val="14"/>
               </w:rPr>
-              <w:t>Audited consolidated financial statements for the year ended 31 December 2025, Deloitte (Wafik, Ramy &amp; Partners), signed 25 February 2026 — note 4, export sales of goods</w:t>
+              <w:t>Audited consolidated financial statements for the year ended 31 December 2025, Deloitte (Wafik, Ramy &amp; Partners), signed 25 February 2026 — note 4, total export sales, comparative</w:t>
             </w:r>
           </w:p>
         </w:tc>
@@ -12411,7 +12411,7 @@
                 <w:color w:val="1C3A36"/>
                 <w:sz w:val="14"/>
               </w:rPr>
-              <w:t>2025-12-31</w:t>
+              <w:t>2024-12-31</w:t>
             </w:r>
           </w:p>
         </w:tc>
@@ -12447,7 +12447,7 @@
                 <w:color w:val="1C3A36"/>
                 <w:sz w:val="14"/>
               </w:rPr>
-              <w:t>rev_exp_svc_fy25</w:t>
+              <w:t>rev_exp_fy25</w:t>
             </w:r>
           </w:p>
         </w:tc>
@@ -12464,7 +12464,7 @@
                 <w:color w:val="1C3A36"/>
                 <w:sz w:val="14"/>
               </w:rPr>
-              <w:t>458.5795</w:t>
+              <w:t>3,815.0019</w:t>
             </w:r>
           </w:p>
         </w:tc>
@@ -12498,7 +12498,7 @@
                 <w:color w:val="1C3A36"/>
                 <w:sz w:val="14"/>
               </w:rPr>
-              <w:t>Audited consolidated financial statements for the year ended 31 December 2025, Deloitte (Wafik, Ramy &amp; Partners), signed 25 February 2026 — note 4, export services</w:t>
+              <w:t>Audited consolidated financial statements for the year ended 31 December 2025, Deloitte (Wafik, Ramy &amp; Partners), signed 25 February 2026 — note 4, total export sales including transportation services</w:t>
             </w:r>
           </w:p>
         </w:tc>
@@ -12551,7 +12551,7 @@
                 <w:color w:val="1C3A36"/>
                 <w:sz w:val="14"/>
               </w:rPr>
-              <w:t>rev_fy22</w:t>
+              <w:t>rev_exp_goods_fy25</w:t>
             </w:r>
           </w:p>
         </w:tc>
@@ -12568,7 +12568,7 @@
                 <w:color w:val="1C3A36"/>
                 <w:sz w:val="14"/>
               </w:rPr>
-              <w:t>4,675.0028</w:t>
+              <w:t>3,356.4224</w:t>
             </w:r>
           </w:p>
         </w:tc>
@@ -12602,7 +12602,7 @@
                 <w:color w:val="1C3A36"/>
                 <w:sz w:val="14"/>
               </w:rPr>
-              <w:t>Audited consolidated financial statements for the year ended 31 December 2022 — sales (net). Carried only to measure how much of a year ARCC's first half is</w:t>
+              <w:t>Audited consolidated financial statements for the year ended 31 December 2025, Deloitte (Wafik, Ramy &amp; Partners), signed 25 February 2026 — note 4, export sales of goods</w:t>
             </w:r>
           </w:p>
         </w:tc>
@@ -12619,7 +12619,7 @@
                 <w:color w:val="1C3A36"/>
                 <w:sz w:val="14"/>
               </w:rPr>
-              <w:t>2022-12-31</w:t>
+              <w:t>2025-12-31</w:t>
             </w:r>
           </w:p>
         </w:tc>
@@ -12655,7 +12655,7 @@
                 <w:color w:val="1C3A36"/>
                 <w:sz w:val="14"/>
               </w:rPr>
-              <w:t>rev_fy23</w:t>
+              <w:t>rev_exp_svc_fy25</w:t>
             </w:r>
           </w:p>
         </w:tc>
@@ -12672,7 +12672,7 @@
                 <w:color w:val="1C3A36"/>
                 <w:sz w:val="14"/>
               </w:rPr>
-              <w:t>6,042.8313</w:t>
+              <w:t>458.5795</w:t>
             </w:r>
           </w:p>
         </w:tc>
@@ -12706,7 +12706,7 @@
                 <w:color w:val="1C3A36"/>
                 <w:sz w:val="14"/>
               </w:rPr>
-              <w:t>Audited consolidated financial statements for the year ended 31 December 2024, Deloitte (Wafik, Ramy &amp; Partners), signed 23 March 2025 — sales (net), comparative column</w:t>
+              <w:t>Audited consolidated financial statements for the year ended 31 December 2025, Deloitte (Wafik, Ramy &amp; Partners), signed 25 February 2026 — note 4, export services</w:t>
             </w:r>
           </w:p>
         </w:tc>
@@ -12723,7 +12723,7 @@
                 <w:color w:val="1C3A36"/>
                 <w:sz w:val="14"/>
               </w:rPr>
-              <w:t>2023-12-31</w:t>
+              <w:t>2025-12-31</w:t>
             </w:r>
           </w:p>
         </w:tc>
@@ -12759,7 +12759,7 @@
                 <w:color w:val="1C3A36"/>
                 <w:sz w:val="14"/>
               </w:rPr>
-              <w:t>rev_fy24</w:t>
+              <w:t>rev_fy22</w:t>
             </w:r>
           </w:p>
         </w:tc>
@@ -12776,7 +12776,7 @@
                 <w:color w:val="1C3A36"/>
                 <w:sz w:val="14"/>
               </w:rPr>
-              <w:t>8,729.7828</w:t>
+              <w:t>4,675.0028</w:t>
             </w:r>
           </w:p>
         </w:tc>
@@ -12810,7 +12810,7 @@
                 <w:color w:val="1C3A36"/>
                 <w:sz w:val="14"/>
               </w:rPr>
-              <w:t>Audited consolidated financial statements for the year ended 31 December 2025, Deloitte (Wafik, Ramy &amp; Partners), signed 25 February 2026 — sales (net), comparative column</w:t>
+              <w:t>Audited consolidated financial statements for the year ended 31 December 2022 — sales (net). Carried only to measure how much of a year ARCC's first half is</w:t>
             </w:r>
           </w:p>
         </w:tc>
@@ -12827,7 +12827,7 @@
                 <w:color w:val="1C3A36"/>
                 <w:sz w:val="14"/>
               </w:rPr>
-              <w:t>2024-12-31</w:t>
+              <w:t>2022-12-31</w:t>
             </w:r>
           </w:p>
         </w:tc>
@@ -12863,7 +12863,7 @@
                 <w:color w:val="1C3A36"/>
                 <w:sz w:val="14"/>
               </w:rPr>
-              <w:t>rev_fy25</w:t>
+              <w:t>rev_fy23</w:t>
             </w:r>
           </w:p>
         </w:tc>
@@ -12880,7 +12880,7 @@
                 <w:color w:val="1C3A36"/>
                 <w:sz w:val="14"/>
               </w:rPr>
-              <w:t>12,447.3201</w:t>
+              <w:t>6,042.8313</w:t>
             </w:r>
           </w:p>
         </w:tc>
@@ -12914,7 +12914,7 @@
                 <w:color w:val="1C3A36"/>
                 <w:sz w:val="14"/>
               </w:rPr>
-              <w:t>Audited consolidated financial statements for the year ended 31 December 2025, Deloitte (Wafik, Ramy &amp; Partners), signed 25 February 2026 — sales (net)</w:t>
+              <w:t>Audited consolidated financial statements for the year ended 31 December 2024, Deloitte (Wafik, Ramy &amp; Partners), signed 23 March 2025 — sales (net), comparative column</w:t>
             </w:r>
           </w:p>
         </w:tc>
@@ -12931,7 +12931,7 @@
                 <w:color w:val="1C3A36"/>
                 <w:sz w:val="14"/>
               </w:rPr>
-              <w:t>2025-12-31</w:t>
+              <w:t>2023-12-31</w:t>
             </w:r>
           </w:p>
         </w:tc>
@@ -12967,7 +12967,7 @@
                 <w:color w:val="1C3A36"/>
                 <w:sz w:val="14"/>
               </w:rPr>
-              <w:t>rev_h1_22</w:t>
+              <w:t>rev_fy24</w:t>
             </w:r>
           </w:p>
         </w:tc>
@@ -12984,7 +12984,7 @@
                 <w:color w:val="1C3A36"/>
                 <w:sz w:val="14"/>
               </w:rPr>
-              <w:t>2,129.459</w:t>
+              <w:t>8,729.7828</w:t>
             </w:r>
           </w:p>
         </w:tc>
@@ -13018,7 +13018,7 @@
                 <w:color w:val="1C3A36"/>
                 <w:sz w:val="14"/>
               </w:rPr>
-              <w:t>Reviewed interim statements, six months ended 30 June 2022, comparative column of the H1-2023 filing — sales (net). Foots: less cost of sales 1,704.834656 gives the printed gross profit of 424.624297</w:t>
+              <w:t>Audited consolidated financial statements for the year ended 31 December 2025, Deloitte (Wafik, Ramy &amp; Partners), signed 25 February 2026 — sales (net), comparative column</w:t>
             </w:r>
           </w:p>
         </w:tc>
@@ -13035,7 +13035,7 @@
                 <w:color w:val="1C3A36"/>
                 <w:sz w:val="14"/>
               </w:rPr>
-              <w:t>2022-06-30</w:t>
+              <w:t>2024-12-31</w:t>
             </w:r>
           </w:p>
         </w:tc>
@@ -13071,7 +13071,7 @@
                 <w:color w:val="1C3A36"/>
                 <w:sz w:val="14"/>
               </w:rPr>
-              <w:t>rev_h1_23</w:t>
+              <w:t>rev_fy25</w:t>
             </w:r>
           </w:p>
         </w:tc>
@@ -13088,7 +13088,7 @@
                 <w:color w:val="1C3A36"/>
                 <w:sz w:val="14"/>
               </w:rPr>
-              <w:t>3,184.0346</w:t>
+              <w:t>12,447.3201</w:t>
             </w:r>
           </w:p>
         </w:tc>
@@ -13122,7 +13122,7 @@
                 <w:color w:val="1C3A36"/>
                 <w:sz w:val="14"/>
               </w:rPr>
-              <w:t>Reviewed condensed consolidated interim financial statements for the six months ended 30 June 2023 — sales (net). Foots: less cost of sales 2,536.411167 gives the printed gross profit of 647.623420</w:t>
+              <w:t>Audited consolidated financial statements for the year ended 31 December 2025, Deloitte (Wafik, Ramy &amp; Partners), signed 25 February 2026 — sales (net)</w:t>
             </w:r>
           </w:p>
         </w:tc>
@@ -13139,7 +13139,7 @@
                 <w:color w:val="1C3A36"/>
                 <w:sz w:val="14"/>
               </w:rPr>
-              <w:t>2023-06-30</w:t>
+              <w:t>2025-12-31</w:t>
             </w:r>
           </w:p>
         </w:tc>
@@ -13175,7 +13175,7 @@
                 <w:color w:val="1C3A36"/>
                 <w:sz w:val="14"/>
               </w:rPr>
-              <w:t>rev_h1_25</w:t>
+              <w:t>rev_h1_22</w:t>
             </w:r>
           </w:p>
         </w:tc>
@@ -13192,7 +13192,7 @@
                 <w:color w:val="1C3A36"/>
                 <w:sz w:val="14"/>
               </w:rPr>
-              <w:t>5,499.9116</w:t>
+              <w:t>2,129.459</w:t>
             </w:r>
           </w:p>
         </w:tc>
@@ -13226,7 +13226,7 @@
                 <w:color w:val="1C3A36"/>
                 <w:sz w:val="14"/>
               </w:rPr>
-              <w:t>Reviewed condensed consolidated interim financial statements for the six months ended 30 June 2026, Wafik, Ramy &amp; Partners (Deloitte), limited review report attached; filed 13 August 2026 — sales (net), comparative six months</w:t>
+              <w:t>Reviewed interim statements, six months ended 30 June 2022, comparative column of the H1-2023 filing — sales (net). Foots: less cost of sales 1,704.834656 gives the printed gross profit of 424.624297</w:t>
             </w:r>
           </w:p>
         </w:tc>
@@ -13243,7 +13243,7 @@
                 <w:color w:val="1C3A36"/>
                 <w:sz w:val="14"/>
               </w:rPr>
-              <w:t>2025-06-30</w:t>
+              <w:t>2022-06-30</w:t>
             </w:r>
           </w:p>
         </w:tc>
@@ -13279,7 +13279,7 @@
                 <w:color w:val="1C3A36"/>
                 <w:sz w:val="14"/>
               </w:rPr>
-              <w:t>rev_h1_25_exp_goods</w:t>
+              <w:t>rev_h1_23</w:t>
             </w:r>
           </w:p>
         </w:tc>
@@ -13296,7 +13296,7 @@
                 <w:color w:val="1C3A36"/>
                 <w:sz w:val="14"/>
               </w:rPr>
-              <w:t>1,315.3498</w:t>
+              <w:t>3,184.0346</w:t>
             </w:r>
           </w:p>
         </w:tc>
@@ -13330,7 +13330,7 @@
                 <w:color w:val="1C3A36"/>
                 <w:sz w:val="14"/>
               </w:rPr>
-              <w:t>Reviewed condensed consolidated interim financial statements for the six months ended 30 June 2026, Wafik, Ramy &amp; Partners (Deloitte), limited review report attached; filed 13 August 2026 — note 3, export sales of goods, comparative</w:t>
+              <w:t>Reviewed condensed consolidated interim financial statements for the six months ended 30 June 2023 — sales (net). Foots: less cost of sales 2,536.411167 gives the printed gross profit of 647.623420</w:t>
             </w:r>
           </w:p>
         </w:tc>
@@ -13347,7 +13347,7 @@
                 <w:color w:val="1C3A36"/>
                 <w:sz w:val="14"/>
               </w:rPr>
-              <w:t>2025-06-30</w:t>
+              <w:t>2023-06-30</w:t>
             </w:r>
           </w:p>
         </w:tc>
@@ -13383,7 +13383,7 @@
                 <w:color w:val="1C3A36"/>
                 <w:sz w:val="14"/>
               </w:rPr>
-              <w:t>rev_h1_25_loc_goods</w:t>
+              <w:t>rev_h1_25</w:t>
             </w:r>
           </w:p>
         </w:tc>
@@ -13400,7 +13400,7 @@
                 <w:color w:val="1C3A36"/>
                 <w:sz w:val="14"/>
               </w:rPr>
-              <w:t>3,828.6172</w:t>
+              <w:t>5,499.9116</w:t>
             </w:r>
           </w:p>
         </w:tc>
@@ -13434,7 +13434,7 @@
                 <w:color w:val="1C3A36"/>
                 <w:sz w:val="14"/>
               </w:rPr>
-              <w:t>Reviewed condensed consolidated interim financial statements for the six months ended 30 June 2026, Wafik, Ramy &amp; Partners (Deloitte), limited review report attached; filed 13 August 2026 — note 3, local sales of goods, comparative</w:t>
+              <w:t>Reviewed condensed consolidated interim financial statements for the six months ended 30 June 2026, Wafik, Ramy &amp; Partners (Deloitte), limited review report attached; filed 13 August 2026 — sales (net), comparative six months</w:t>
             </w:r>
           </w:p>
         </w:tc>
@@ -13487,7 +13487,7 @@
                 <w:color w:val="1C3A36"/>
                 <w:sz w:val="14"/>
               </w:rPr>
-              <w:t>rev_h1_25_svc</w:t>
+              <w:t>rev_h1_25_exp_goods</w:t>
             </w:r>
           </w:p>
         </w:tc>
@@ -13504,7 +13504,7 @@
                 <w:color w:val="1C3A36"/>
                 <w:sz w:val="14"/>
               </w:rPr>
-              <w:t>355.9446</w:t>
+              <w:t>1,315.3498</w:t>
             </w:r>
           </w:p>
         </w:tc>
@@ -13538,7 +13538,7 @@
                 <w:color w:val="1C3A36"/>
                 <w:sz w:val="14"/>
               </w:rPr>
-              <w:t>Reviewed condensed consolidated interim financial statements for the six months ended 30 June 2026, Wafik, Ramy &amp; Partners (Deloitte), limited review report attached; filed 13 August 2026 — note 3, transportation services, comparative: local 127.753131 plus export 228.191479</w:t>
+              <w:t>Reviewed condensed consolidated interim financial statements for the six months ended 30 June 2026, Wafik, Ramy &amp; Partners (Deloitte), limited review report attached; filed 13 August 2026 — note 3, export sales of goods, comparative</w:t>
             </w:r>
           </w:p>
         </w:tc>
@@ -13591,7 +13591,7 @@
                 <w:color w:val="1C3A36"/>
                 <w:sz w:val="14"/>
               </w:rPr>
-              <w:t>rev_h1_26</w:t>
+              <w:t>rev_h1_25_loc_goods</w:t>
             </w:r>
           </w:p>
         </w:tc>
@@ -13608,7 +13608,7 @@
                 <w:color w:val="1C3A36"/>
                 <w:sz w:val="14"/>
               </w:rPr>
-              <w:t>6,080.5777</w:t>
+              <w:t>3,828.6172</w:t>
             </w:r>
           </w:p>
         </w:tc>
@@ -13642,7 +13642,7 @@
                 <w:color w:val="1C3A36"/>
                 <w:sz w:val="14"/>
               </w:rPr>
-              <w:t>Reviewed condensed consolidated interim financial statements for the six months ended 30 June 2026, Wafik, Ramy &amp; Partners (Deloitte), limited review report attached; filed 13 August 2026 — sales (net), six months</w:t>
+              <w:t>Reviewed condensed consolidated interim financial statements for the six months ended 30 June 2026, Wafik, Ramy &amp; Partners (Deloitte), limited review report attached; filed 13 August 2026 — note 3, local sales of goods, comparative</w:t>
             </w:r>
           </w:p>
         </w:tc>
@@ -13659,7 +13659,7 @@
                 <w:color w:val="1C3A36"/>
                 <w:sz w:val="14"/>
               </w:rPr>
-              <w:t>2026-06-30</w:t>
+              <w:t>2025-06-30</w:t>
             </w:r>
           </w:p>
         </w:tc>
@@ -13695,7 +13695,7 @@
                 <w:color w:val="1C3A36"/>
                 <w:sz w:val="14"/>
               </w:rPr>
-              <w:t>rev_h1_26_exp_goods</w:t>
+              <w:t>rev_h1_25_svc</w:t>
             </w:r>
           </w:p>
         </w:tc>
@@ -13712,7 +13712,7 @@
                 <w:color w:val="1C3A36"/>
                 <w:sz w:val="14"/>
               </w:rPr>
-              <w:t>1,264.8561</w:t>
+              <w:t>355.9446</w:t>
             </w:r>
           </w:p>
         </w:tc>
@@ -13746,7 +13746,7 @@
                 <w:color w:val="1C3A36"/>
                 <w:sz w:val="14"/>
               </w:rPr>
-              <w:t>Reviewed condensed consolidated interim financial statements for the six months ended 30 June 2026, Wafik, Ramy &amp; Partners (Deloitte), limited review report attached; filed 13 August 2026 — note 3, export sales of goods</w:t>
+              <w:t>Reviewed condensed consolidated interim financial statements for the six months ended 30 June 2026, Wafik, Ramy &amp; Partners (Deloitte), limited review report attached; filed 13 August 2026 — note 3, transportation services, comparative: local 127.753131 plus export 228.191479</w:t>
             </w:r>
           </w:p>
         </w:tc>
@@ -13763,7 +13763,7 @@
                 <w:color w:val="1C3A36"/>
                 <w:sz w:val="14"/>
               </w:rPr>
-              <w:t>2026-06-30</w:t>
+              <w:t>2025-06-30</w:t>
             </w:r>
           </w:p>
         </w:tc>
@@ -13799,7 +13799,7 @@
                 <w:color w:val="1C3A36"/>
                 <w:sz w:val="14"/>
               </w:rPr>
-              <w:t>rev_h1_26_loc_goods</w:t>
+              <w:t>rev_h1_26</w:t>
             </w:r>
           </w:p>
         </w:tc>
@@ -13816,7 +13816,7 @@
                 <w:color w:val="1C3A36"/>
                 <w:sz w:val="14"/>
               </w:rPr>
-              <w:t>4,536.7838</w:t>
+              <w:t>6,080.5777</w:t>
             </w:r>
           </w:p>
         </w:tc>
@@ -13850,7 +13850,7 @@
                 <w:color w:val="1C3A36"/>
                 <w:sz w:val="14"/>
               </w:rPr>
-              <w:t>Reviewed condensed consolidated interim financial statements for the six months ended 30 June 2026, Wafik, Ramy &amp; Partners (Deloitte), limited review report attached; filed 13 August 2026 — note 3, local sales of goods</w:t>
+              <w:t>Reviewed condensed consolidated interim financial statements for the six months ended 30 June 2026, Wafik, Ramy &amp; Partners (Deloitte), limited review report attached; filed 13 August 2026 — sales (net), six months</w:t>
             </w:r>
           </w:p>
         </w:tc>
@@ -13903,7 +13903,7 @@
                 <w:color w:val="1C3A36"/>
                 <w:sz w:val="14"/>
               </w:rPr>
-              <w:t>rev_h1_26_svc</w:t>
+              <w:t>rev_h1_26_exp_goods</w:t>
             </w:r>
           </w:p>
         </w:tc>
@@ -13920,7 +13920,7 @@
                 <w:color w:val="1C3A36"/>
                 <w:sz w:val="14"/>
               </w:rPr>
-              <w:t>278.9379</w:t>
+              <w:t>1,264.8561</w:t>
             </w:r>
           </w:p>
         </w:tc>
@@ -13954,7 +13954,7 @@
                 <w:color w:val="1C3A36"/>
                 <w:sz w:val="14"/>
               </w:rPr>
-              <w:t>Reviewed condensed consolidated interim financial statements for the six months ended 30 June 2026, Wafik, Ramy &amp; Partners (Deloitte), limited review report attached; filed 13 August 2026 — note 3, local transportation services 202.748365 plus export transportation services 76.189520</w:t>
+              <w:t>Reviewed condensed consolidated interim financial statements for the six months ended 30 June 2026, Wafik, Ramy &amp; Partners (Deloitte), limited review report attached; filed 13 August 2026 — note 3, export sales of goods</w:t>
             </w:r>
           </w:p>
         </w:tc>
@@ -14007,7 +14007,7 @@
                 <w:color w:val="1C3A36"/>
                 <w:sz w:val="14"/>
               </w:rPr>
-              <w:t>rev_local_fy24</w:t>
+              <w:t>rev_h1_26_loc_goods</w:t>
             </w:r>
           </w:p>
         </w:tc>
@@ -14024,7 +14024,7 @@
                 <w:color w:val="1C3A36"/>
                 <w:sz w:val="14"/>
               </w:rPr>
-              <w:t>4,883.3045</w:t>
+              <w:t>4,536.7838</w:t>
             </w:r>
           </w:p>
         </w:tc>
@@ -14058,7 +14058,7 @@
                 <w:color w:val="1C3A36"/>
                 <w:sz w:val="14"/>
               </w:rPr>
-              <w:t>Audited consolidated financial statements for the year ended 31 December 2025, Deloitte (Wafik, Ramy &amp; Partners), signed 25 February 2026 — note 4, total local sales, comparative</w:t>
+              <w:t>Reviewed condensed consolidated interim financial statements for the six months ended 30 June 2026, Wafik, Ramy &amp; Partners (Deloitte), limited review report attached; filed 13 August 2026 — note 3, local sales of goods</w:t>
             </w:r>
           </w:p>
         </w:tc>
@@ -14075,7 +14075,7 @@
                 <w:color w:val="1C3A36"/>
                 <w:sz w:val="14"/>
               </w:rPr>
-              <w:t>2024-12-31</w:t>
+              <w:t>2026-06-30</w:t>
             </w:r>
           </w:p>
         </w:tc>
@@ -14111,7 +14111,7 @@
                 <w:color w:val="1C3A36"/>
                 <w:sz w:val="14"/>
               </w:rPr>
-              <w:t>rev_local_goods_fy25</w:t>
+              <w:t>rev_h1_26_svc</w:t>
             </w:r>
           </w:p>
         </w:tc>
@@ -14128,7 +14128,7 @@
                 <w:color w:val="1C3A36"/>
                 <w:sz w:val="14"/>
               </w:rPr>
-              <w:t>8,350.4546</w:t>
+              <w:t>278.9379</w:t>
             </w:r>
           </w:p>
         </w:tc>
@@ -14162,7 +14162,7 @@
                 <w:color w:val="1C3A36"/>
                 <w:sz w:val="14"/>
               </w:rPr>
-              <w:t>Audited consolidated financial statements for the year ended 31 December 2025, Deloitte (Wafik, Ramy &amp; Partners), signed 25 February 2026 — note 4, local sales of goods</w:t>
+              <w:t>Reviewed condensed consolidated interim financial statements for the six months ended 30 June 2026, Wafik, Ramy &amp; Partners (Deloitte), limited review report attached; filed 13 August 2026 — note 3, local transportation services 202.748365 plus export transportation services 76.189520</w:t>
             </w:r>
           </w:p>
         </w:tc>
@@ -14179,7 +14179,7 @@
                 <w:color w:val="1C3A36"/>
                 <w:sz w:val="14"/>
               </w:rPr>
-              <w:t>2025-12-31</w:t>
+              <w:t>2026-06-30</w:t>
             </w:r>
           </w:p>
         </w:tc>
@@ -14215,7 +14215,7 @@
                 <w:color w:val="1C3A36"/>
                 <w:sz w:val="14"/>
               </w:rPr>
-              <w:t>rev_local_svc_fy25</w:t>
+              <w:t>rev_local_fy24</w:t>
             </w:r>
           </w:p>
         </w:tc>
@@ -14232,7 +14232,7 @@
                 <w:color w:val="1C3A36"/>
                 <w:sz w:val="14"/>
               </w:rPr>
-              <w:t>281.8635</w:t>
+              <w:t>4,883.3045</w:t>
             </w:r>
           </w:p>
         </w:tc>
@@ -14266,7 +14266,7 @@
                 <w:color w:val="1C3A36"/>
                 <w:sz w:val="14"/>
               </w:rPr>
-              <w:t>Audited consolidated financial statements for the year ended 31 December 2025, Deloitte (Wafik, Ramy &amp; Partners), signed 25 February 2026 — note 4, local services</w:t>
+              <w:t>Audited consolidated financial statements for the year ended 31 December 2025, Deloitte (Wafik, Ramy &amp; Partners), signed 25 February 2026 — note 4, total local sales, comparative</w:t>
             </w:r>
           </w:p>
         </w:tc>
@@ -14283,7 +14283,7 @@
                 <w:color w:val="1C3A36"/>
                 <w:sz w:val="14"/>
               </w:rPr>
-              <w:t>2025-12-31</w:t>
+              <w:t>2024-12-31</w:t>
             </w:r>
           </w:p>
         </w:tc>
@@ -14319,7 +14319,7 @@
                 <w:color w:val="1C3A36"/>
                 <w:sz w:val="14"/>
               </w:rPr>
-              <w:t>rev_q1_25</w:t>
+              <w:t>rev_local_goods_fy25</w:t>
             </w:r>
           </w:p>
         </w:tc>
@@ -14336,7 +14336,7 @@
                 <w:color w:val="1C3A36"/>
                 <w:sz w:val="14"/>
               </w:rPr>
-              <w:t>2,554.4481</w:t>
+              <w:t>8,350.4546</w:t>
             </w:r>
           </w:p>
         </w:tc>
@@ -14370,7 +14370,7 @@
                 <w:color w:val="1C3A36"/>
                 <w:sz w:val="14"/>
               </w:rPr>
-              <w:t>Reviewed condensed consolidated interim financial statements for the three months ended 31 March 2026, Deloitte (Wafik, Ramy &amp; Partners), 25 May 2026 — sales (net), comparative</w:t>
+              <w:t>Audited consolidated financial statements for the year ended 31 December 2025, Deloitte (Wafik, Ramy &amp; Partners), signed 25 February 2026 — note 4, local sales of goods</w:t>
             </w:r>
           </w:p>
         </w:tc>
@@ -14387,7 +14387,7 @@
                 <w:color w:val="1C3A36"/>
                 <w:sz w:val="14"/>
               </w:rPr>
-              <w:t>2025-03-31</w:t>
+              <w:t>2025-12-31</w:t>
             </w:r>
           </w:p>
         </w:tc>
@@ -14423,7 +14423,7 @@
                 <w:color w:val="1C3A36"/>
                 <w:sz w:val="14"/>
               </w:rPr>
-              <w:t>rev_q1_26</w:t>
+              <w:t>rev_local_svc_fy25</w:t>
             </w:r>
           </w:p>
         </w:tc>
@@ -14440,7 +14440,7 @@
                 <w:color w:val="1C3A36"/>
                 <w:sz w:val="14"/>
               </w:rPr>
-              <w:t>2,995.9594</w:t>
+              <w:t>281.8635</w:t>
             </w:r>
           </w:p>
         </w:tc>
@@ -14474,7 +14474,7 @@
                 <w:color w:val="1C3A36"/>
                 <w:sz w:val="14"/>
               </w:rPr>
-              <w:t>Reviewed condensed consolidated interim financial statements for the three months ended 31 March 2026, Deloitte (Wafik, Ramy &amp; Partners), 25 May 2026 — sales (net)</w:t>
+              <w:t>Audited consolidated financial statements for the year ended 31 December 2025, Deloitte (Wafik, Ramy &amp; Partners), signed 25 February 2026 — note 4, local services</w:t>
             </w:r>
           </w:p>
         </w:tc>
@@ -14491,7 +14491,7 @@
                 <w:color w:val="1C3A36"/>
                 <w:sz w:val="14"/>
               </w:rPr>
-              <w:t>2026-03-31</w:t>
+              <w:t>2025-12-31</w:t>
             </w:r>
           </w:p>
         </w:tc>
@@ -14527,7 +14527,7 @@
                 <w:color w:val="1C3A36"/>
                 <w:sz w:val="14"/>
               </w:rPr>
-              <w:t>shares_issued</w:t>
+              <w:t>rev_q1_25</w:t>
             </w:r>
           </w:p>
         </w:tc>
@@ -14544,7 +14544,7 @@
                 <w:color w:val="1C3A36"/>
                 <w:sz w:val="14"/>
               </w:rPr>
-              <w:t>378.7397</w:t>
+              <w:t>2,554.4481</w:t>
             </w:r>
           </w:p>
         </w:tc>
@@ -14578,7 +14578,7 @@
                 <w:color w:val="1C3A36"/>
                 <w:sz w:val="14"/>
               </w:rPr>
-              <w:t>Audited consolidated financial statements for the year ended 31 December 2025, Deloitte (Wafik, Ramy &amp; Partners), signed 25 February 2026, note 20: 378,739,700 ordinary shares authorised, issued and fully paid at EGP 2 par, issued capital EGP 757,479,400</w:t>
+              <w:t>Reviewed condensed consolidated interim financial statements for the three months ended 31 March 2026, Deloitte (Wafik, Ramy &amp; Partners), 25 May 2026 — sales (net), comparative</w:t>
             </w:r>
           </w:p>
         </w:tc>
@@ -14595,7 +14595,7 @@
                 <w:color w:val="1C3A36"/>
                 <w:sz w:val="14"/>
               </w:rPr>
-              <w:t>2025-12-31</w:t>
+              <w:t>2025-03-31</w:t>
             </w:r>
           </w:p>
         </w:tc>
@@ -14631,7 +14631,7 @@
                 <w:color w:val="1C3A36"/>
                 <w:sz w:val="14"/>
               </w:rPr>
-              <w:t>shares_treasury</w:t>
+              <w:t>rev_q1_26</w:t>
             </w:r>
           </w:p>
         </w:tc>
@@ -14648,7 +14648,7 @@
                 <w:color w:val="1C3A36"/>
                 <w:sz w:val="14"/>
               </w:rPr>
-              <w:t>3.8723</w:t>
+              <w:t>2,995.9594</w:t>
             </w:r>
           </w:p>
         </w:tc>
@@ -14682,7 +14682,7 @@
                 <w:color w:val="1C3A36"/>
                 <w:sz w:val="14"/>
               </w:rPr>
-              <w:t>Audited consolidated financial statements for the year ended 31 December 2025, Deloitte (Wafik, Ramy &amp; Partners), signed 25 February 2026, note 21: 3,872,255 treasury shares acquired during 2025 for EGP 143,327,985, being 1% of capital, under a board approval of 21 July 2025</w:t>
+              <w:t>Reviewed condensed consolidated interim financial statements for the three months ended 31 March 2026, Deloitte (Wafik, Ramy &amp; Partners), 25 May 2026 — sales (net)</w:t>
             </w:r>
           </w:p>
         </w:tc>
@@ -14699,7 +14699,7 @@
                 <w:color w:val="1C3A36"/>
                 <w:sz w:val="14"/>
               </w:rPr>
-              <w:t>2025-12-31</w:t>
+              <w:t>2026-03-31</w:t>
             </w:r>
           </w:p>
         </w:tc>
@@ -14735,7 +14735,7 @@
                 <w:color w:val="1C3A36"/>
                 <w:sz w:val="14"/>
               </w:rPr>
-              <w:t>shares_wavg_fy24</w:t>
+              <w:t>shares_issued</w:t>
             </w:r>
           </w:p>
         </w:tc>
@@ -14786,7 +14786,7 @@
                 <w:color w:val="1C3A36"/>
                 <w:sz w:val="14"/>
               </w:rPr>
-              <w:t>Audited consolidated financial statements for the year ended 31 December 2025, Deloitte (Wafik, Ramy &amp; Partners), signed 25 February 2026, note 11, comparative</w:t>
+              <w:t>Audited consolidated financial statements for the year ended 31 December 2025, Deloitte (Wafik, Ramy &amp; Partners), signed 25 February 2026, note 20: 378,739,700 ordinary shares authorised, issued and fully paid at EGP 2 par, issued capital EGP 757,479,400</w:t>
             </w:r>
           </w:p>
         </w:tc>
@@ -14803,7 +14803,7 @@
                 <w:color w:val="1C3A36"/>
                 <w:sz w:val="14"/>
               </w:rPr>
-              <w:t>2024-12-31</w:t>
+              <w:t>2025-12-31</w:t>
             </w:r>
           </w:p>
         </w:tc>
@@ -14839,7 +14839,7 @@
                 <w:color w:val="1C3A36"/>
                 <w:sz w:val="14"/>
               </w:rPr>
-              <w:t>shares_wavg_fy25</w:t>
+              <w:t>shares_treasury</w:t>
             </w:r>
           </w:p>
         </w:tc>
@@ -14856,7 +14856,7 @@
                 <w:color w:val="1C3A36"/>
                 <w:sz w:val="14"/>
               </w:rPr>
-              <w:t>377.1556</w:t>
+              <w:t>3.8723</w:t>
             </w:r>
           </w:p>
         </w:tc>
@@ -14890,7 +14890,7 @@
                 <w:color w:val="1C3A36"/>
                 <w:sz w:val="14"/>
               </w:rPr>
-              <w:t>Audited consolidated financial statements for the year ended 31 December 2025, Deloitte (Wafik, Ramy &amp; Partners), signed 25 February 2026, note 11: weighted average ordinary shares for earnings per share, after excluding treasury shares</w:t>
+              <w:t>Audited consolidated financial statements for the year ended 31 December 2025, Deloitte (Wafik, Ramy &amp; Partners), signed 25 February 2026, note 21: 3,872,255 treasury shares acquired during 2025 for EGP 143,327,985, being 1% of capital, under a board approval of 21 July 2025</w:t>
             </w:r>
           </w:p>
         </w:tc>
@@ -14943,7 +14943,7 @@
                 <w:color w:val="1C3A36"/>
                 <w:sz w:val="14"/>
               </w:rPr>
-              <w:t>svc_share</w:t>
+              <w:t>shares_wavg_fy24</w:t>
             </w:r>
           </w:p>
         </w:tc>
@@ -14960,7 +14960,7 @@
                 <w:color w:val="1C3A36"/>
                 <w:sz w:val="14"/>
               </w:rPr>
-              <w:t>0.0633</w:t>
+              <w:t>378.7397</w:t>
             </w:r>
           </w:p>
         </w:tc>
@@ -14994,7 +14994,7 @@
                 <w:color w:val="1C3A36"/>
                 <w:sz w:val="14"/>
               </w:rPr>
-              <w:t>Services revenue (transportation) as a share of goods revenue, derived from the disclosed FY2025 split</w:t>
+              <w:t>Audited consolidated financial statements for the year ended 31 December 2025, Deloitte (Wafik, Ramy &amp; Partners), signed 25 February 2026, note 11, comparative</w:t>
             </w:r>
           </w:p>
         </w:tc>
@@ -15011,7 +15011,7 @@
                 <w:color w:val="1C3A36"/>
                 <w:sz w:val="14"/>
               </w:rPr>
-              <w:t>2025-12-31</w:t>
+              <w:t>2024-12-31</w:t>
             </w:r>
           </w:p>
         </w:tc>
@@ -15047,7 +15047,7 @@
                 <w:color w:val="1C3A36"/>
                 <w:sz w:val="14"/>
               </w:rPr>
-              <w:t>ta_fy23</w:t>
+              <w:t>shares_wavg_fy25</w:t>
             </w:r>
           </w:p>
         </w:tc>
@@ -15064,7 +15064,7 @@
                 <w:color w:val="1C3A36"/>
                 <w:sz w:val="14"/>
               </w:rPr>
-              <w:t>3,887.5274</w:t>
+              <w:t>377.1556</w:t>
             </w:r>
           </w:p>
         </w:tc>
@@ -15098,7 +15098,7 @@
                 <w:color w:val="1C3A36"/>
                 <w:sz w:val="14"/>
               </w:rPr>
-              <w:t>Audited consolidated financial statements for the year ended 31 December 2024, Deloitte (Wafik, Ramy &amp; Partners), signed 23 March 2025 — total assets, comparative</w:t>
+              <w:t>Audited consolidated financial statements for the year ended 31 December 2025, Deloitte (Wafik, Ramy &amp; Partners), signed 25 February 2026, note 11: weighted average ordinary shares for earnings per share, after excluding treasury shares</w:t>
             </w:r>
           </w:p>
         </w:tc>
@@ -15115,7 +15115,7 @@
                 <w:color w:val="1C3A36"/>
                 <w:sz w:val="14"/>
               </w:rPr>
-              <w:t>2023-12-31</w:t>
+              <w:t>2025-12-31</w:t>
             </w:r>
           </w:p>
         </w:tc>
@@ -15151,7 +15151,7 @@
                 <w:color w:val="1C3A36"/>
                 <w:sz w:val="14"/>
               </w:rPr>
-              <w:t>ta_fy24</w:t>
+              <w:t>svc_share</w:t>
             </w:r>
           </w:p>
         </w:tc>
@@ -15168,7 +15168,7 @@
                 <w:color w:val="1C3A36"/>
                 <w:sz w:val="14"/>
               </w:rPr>
-              <w:t>5,848.6161</w:t>
+              <w:t>0.0633</w:t>
             </w:r>
           </w:p>
         </w:tc>
@@ -15202,7 +15202,7 @@
                 <w:color w:val="1C3A36"/>
                 <w:sz w:val="14"/>
               </w:rPr>
-              <w:t>Audited consolidated financial statements for the year ended 31 December 2025, Deloitte (Wafik, Ramy &amp; Partners), signed 25 February 2026 — total assets, comparative</w:t>
+              <w:t>Services revenue (transportation) as a share of goods revenue, derived from the disclosed FY2025 split</w:t>
             </w:r>
           </w:p>
         </w:tc>
@@ -15219,7 +15219,7 @@
                 <w:color w:val="1C3A36"/>
                 <w:sz w:val="14"/>
               </w:rPr>
-              <w:t>2024-12-31</w:t>
+              <w:t>2025-12-31</w:t>
             </w:r>
           </w:p>
         </w:tc>
@@ -15255,7 +15255,7 @@
                 <w:color w:val="1C3A36"/>
                 <w:sz w:val="14"/>
               </w:rPr>
-              <w:t>ta_fy25</w:t>
+              <w:t>ta_fy23</w:t>
             </w:r>
           </w:p>
         </w:tc>
@@ -15272,7 +15272,7 @@
                 <w:color w:val="1C3A36"/>
                 <w:sz w:val="14"/>
               </w:rPr>
-              <w:t>8,783.7218</w:t>
+              <w:t>3,887.5274</w:t>
             </w:r>
           </w:p>
         </w:tc>
@@ -15306,7 +15306,7 @@
                 <w:color w:val="1C3A36"/>
                 <w:sz w:val="14"/>
               </w:rPr>
-              <w:t>Audited consolidated financial statements for the year ended 31 December 2025, Deloitte (Wafik, Ramy &amp; Partners), signed 25 February 2026 — total assets</w:t>
+              <w:t>Audited consolidated financial statements for the year ended 31 December 2024, Deloitte (Wafik, Ramy &amp; Partners), signed 23 March 2025 — total assets, comparative</w:t>
             </w:r>
           </w:p>
         </w:tc>
@@ -15323,7 +15323,7 @@
                 <w:color w:val="1C3A36"/>
                 <w:sz w:val="14"/>
               </w:rPr>
-              <w:t>2025-12-31</w:t>
+              <w:t>2023-12-31</w:t>
             </w:r>
           </w:p>
         </w:tc>
@@ -15359,7 +15359,7 @@
                 <w:color w:val="1C3A36"/>
                 <w:sz w:val="14"/>
               </w:rPr>
-              <w:t>tax_eff</w:t>
+              <w:t>ta_fy24</w:t>
             </w:r>
           </w:p>
         </w:tc>
@@ -15376,7 +15376,7 @@
                 <w:color w:val="1C3A36"/>
                 <w:sz w:val="14"/>
               </w:rPr>
-              <w:t>0.2382</w:t>
+              <w:t>5,848.6161</w:t>
             </w:r>
           </w:p>
         </w:tc>
@@ -15410,7 +15410,7 @@
                 <w:color w:val="1C3A36"/>
                 <w:sz w:val="14"/>
               </w:rPr>
-              <w:t>Audited consolidated financial statements for the year ended 31 December 2025, Deloitte (Wafik, Ramy &amp; Partners), signed 25 February 2026 — income tax of EGP 1,125.468mn over pre-tax profit of EGP 4,725.158mn. Note 10.2 separately discloses an average effective rate of 23.33% (2024: 22.96%); Q1-2026 ran at 25.92%. Revision 1 inferred 29.43% by closing a MODELLED net finance income against disclosed profit, and over-taxed every forecast year by 5.6 points</w:t>
+              <w:t>Audited consolidated financial statements for the year ended 31 December 2025, Deloitte (Wafik, Ramy &amp; Partners), signed 25 February 2026 — total assets, comparative</w:t>
             </w:r>
           </w:p>
         </w:tc>
@@ -15427,7 +15427,7 @@
                 <w:color w:val="1C3A36"/>
                 <w:sz w:val="14"/>
               </w:rPr>
-              <w:t>2025-12-31</w:t>
+              <w:t>2024-12-31</w:t>
             </w:r>
           </w:p>
         </w:tc>
@@ -15463,7 +15463,7 @@
                 <w:color w:val="1C3A36"/>
                 <w:sz w:val="14"/>
               </w:rPr>
-              <w:t>tax_fy23</w:t>
+              <w:t>ta_fy25</w:t>
             </w:r>
           </w:p>
         </w:tc>
@@ -15480,7 +15480,7 @@
                 <w:color w:val="1C3A36"/>
                 <w:sz w:val="14"/>
               </w:rPr>
-              <w:t>232.7328</w:t>
+              <w:t>8,783.7218</w:t>
             </w:r>
           </w:p>
         </w:tc>
@@ -15514,7 +15514,7 @@
                 <w:color w:val="1C3A36"/>
                 <w:sz w:val="14"/>
               </w:rPr>
-              <w:t>Audited consolidated financial statements for the year ended 31 December 2024, Deloitte (Wafik, Ramy &amp; Partners), signed 23 March 2025 — income tax, comparative</w:t>
+              <w:t>Audited consolidated financial statements for the year ended 31 December 2025, Deloitte (Wafik, Ramy &amp; Partners), signed 25 February 2026 — total assets</w:t>
             </w:r>
           </w:p>
         </w:tc>
@@ -15531,7 +15531,7 @@
                 <w:color w:val="1C3A36"/>
                 <w:sz w:val="14"/>
               </w:rPr>
-              <w:t>2023-12-31</w:t>
+              <w:t>2025-12-31</w:t>
             </w:r>
           </w:p>
         </w:tc>
@@ -15567,7 +15567,7 @@
                 <w:color w:val="1C3A36"/>
                 <w:sz w:val="14"/>
               </w:rPr>
-              <w:t>tax_fy24</w:t>
+              <w:t>tax_eff</w:t>
             </w:r>
           </w:p>
         </w:tc>
@@ -15584,7 +15584,7 @@
                 <w:color w:val="1C3A36"/>
                 <w:sz w:val="14"/>
               </w:rPr>
-              <w:t>345.731</w:t>
+              <w:t>0.2382</w:t>
             </w:r>
           </w:p>
         </w:tc>
@@ -15618,7 +15618,7 @@
                 <w:color w:val="1C3A36"/>
                 <w:sz w:val="14"/>
               </w:rPr>
-              <w:t>Audited consolidated financial statements for the year ended 31 December 2025, Deloitte (Wafik, Ramy &amp; Partners), signed 25 February 2026 — income tax, comparative</w:t>
+              <w:t>Audited consolidated financial statements for the year ended 31 December 2025, Deloitte (Wafik, Ramy &amp; Partners), signed 25 February 2026 — income tax of EGP 1,125.468mn over pre-tax profit of EGP 4,725.158mn. Note 10.2 separately discloses an average effective rate of 23.33% (2024: 22.96%); Q1-2026 ran at 25.92%. Revision 1 inferred 29.43% by closing a MODELLED net finance income against disclosed profit, and over-taxed every forecast year by 5.6 points</w:t>
             </w:r>
           </w:p>
         </w:tc>
@@ -15635,7 +15635,7 @@
                 <w:color w:val="1C3A36"/>
                 <w:sz w:val="14"/>
               </w:rPr>
-              <w:t>2024-12-31</w:t>
+              <w:t>2025-12-31</w:t>
             </w:r>
           </w:p>
         </w:tc>
@@ -15671,7 +15671,7 @@
                 <w:color w:val="1C3A36"/>
                 <w:sz w:val="14"/>
               </w:rPr>
-              <w:t>tax_fy25</w:t>
+              <w:t>tax_fy23</w:t>
             </w:r>
           </w:p>
         </w:tc>
@@ -15688,7 +15688,7 @@
                 <w:color w:val="1C3A36"/>
                 <w:sz w:val="14"/>
               </w:rPr>
-              <w:t>1,125.4677</w:t>
+              <w:t>232.7328</w:t>
             </w:r>
           </w:p>
         </w:tc>
@@ -15722,7 +15722,7 @@
                 <w:color w:val="1C3A36"/>
                 <w:sz w:val="14"/>
               </w:rPr>
-              <w:t>Audited consolidated financial statements for the year ended 31 December 2025, Deloitte (Wafik, Ramy &amp; Partners), signed 25 February 2026 — income tax, note 10.1: current 1,111.30 plus deferred 14.17</w:t>
+              <w:t>Audited consolidated financial statements for the year ended 31 December 2024, Deloitte (Wafik, Ramy &amp; Partners), signed 23 March 2025 — income tax, comparative</w:t>
             </w:r>
           </w:p>
         </w:tc>
@@ -15739,7 +15739,7 @@
                 <w:color w:val="1C3A36"/>
                 <w:sz w:val="14"/>
               </w:rPr>
-              <w:t>2025-12-31</w:t>
+              <w:t>2023-12-31</w:t>
             </w:r>
           </w:p>
         </w:tc>
@@ -15775,7 +15775,7 @@
                 <w:color w:val="1C3A36"/>
                 <w:sz w:val="14"/>
               </w:rPr>
-              <w:t>tax_h1_26</w:t>
+              <w:t>tax_fy24</w:t>
             </w:r>
           </w:p>
         </w:tc>
@@ -15792,7 +15792,7 @@
                 <w:color w:val="1C3A36"/>
                 <w:sz w:val="14"/>
               </w:rPr>
-              <w:t>690.2295</w:t>
+              <w:t>345.731</w:t>
             </w:r>
           </w:p>
         </w:tc>
@@ -15826,7 +15826,7 @@
                 <w:color w:val="1C3A36"/>
                 <w:sz w:val="14"/>
               </w:rPr>
-              <w:t>Reviewed condensed consolidated interim financial statements for the six months ended 30 June 2026, Wafik, Ramy &amp; Partners (Deloitte), limited review report attached; filed 13 August 2026 — income tax</w:t>
+              <w:t>Audited consolidated financial statements for the year ended 31 December 2025, Deloitte (Wafik, Ramy &amp; Partners), signed 25 February 2026 — income tax, comparative</w:t>
             </w:r>
           </w:p>
         </w:tc>
@@ -15843,7 +15843,7 @@
                 <w:color w:val="1C3A36"/>
                 <w:sz w:val="14"/>
               </w:rPr>
-              <w:t>2026-06-30</w:t>
+              <w:t>2024-12-31</w:t>
             </w:r>
           </w:p>
         </w:tc>
@@ -15879,7 +15879,7 @@
                 <w:color w:val="1C3A36"/>
                 <w:sz w:val="14"/>
               </w:rPr>
-              <w:t>tax_q1_26</w:t>
+              <w:t>tax_fy25</w:t>
             </w:r>
           </w:p>
         </w:tc>
@@ -15896,7 +15896,7 @@
                 <w:color w:val="1C3A36"/>
                 <w:sz w:val="14"/>
               </w:rPr>
-              <w:t>329.9435</w:t>
+              <w:t>1,125.4677</w:t>
             </w:r>
           </w:p>
         </w:tc>
@@ -15930,7 +15930,7 @@
                 <w:color w:val="1C3A36"/>
                 <w:sz w:val="14"/>
               </w:rPr>
-              <w:t>Reviewed condensed consolidated interim financial statements for the three months ended 31 March 2026, Deloitte (Wafik, Ramy &amp; Partners), 25 May 2026 — income tax</w:t>
+              <w:t>Audited consolidated financial statements for the year ended 31 December 2025, Deloitte (Wafik, Ramy &amp; Partners), signed 25 February 2026 — income tax, note 10.1: current 1,111.30 plus deferred 14.17</w:t>
             </w:r>
           </w:p>
         </w:tc>
@@ -15947,7 +15947,7 @@
                 <w:color w:val="1C3A36"/>
                 <w:sz w:val="14"/>
               </w:rPr>
-              <w:t>2026-03-31</w:t>
+              <w:t>2025-12-31</w:t>
             </w:r>
           </w:p>
         </w:tc>
@@ -15983,7 +15983,7 @@
                 <w:color w:val="1C3A36"/>
                 <w:sz w:val="14"/>
               </w:rPr>
-              <w:t>tl_fy25</w:t>
+              <w:t>tax_h1_26</w:t>
             </w:r>
           </w:p>
         </w:tc>
@@ -16000,7 +16000,7 @@
                 <w:color w:val="1C3A36"/>
                 <w:sz w:val="14"/>
               </w:rPr>
-              <w:t>4,140.9896</w:t>
+              <w:t>690.2295</w:t>
             </w:r>
           </w:p>
         </w:tc>
@@ -16034,7 +16034,7 @@
                 <w:color w:val="1C3A36"/>
                 <w:sz w:val="14"/>
               </w:rPr>
-              <w:t>Audited consolidated financial statements for the year ended 31 December 2025, Deloitte (Wafik, Ramy &amp; Partners), signed 25 February 2026 — TOTAL liabilities (non-current 1,246.860 plus current 2,894.130). Revision 1 was offered EGP 2,894.13mn as 'total liabilities' by an aggregator and rejected it because it would not close against assets and equity; the statements show that figure is total CURRENT liabilities, so both the rejection and the derived 4,140.99 were right</w:t>
+              <w:t>Reviewed condensed consolidated interim financial statements for the six months ended 30 June 2026, Wafik, Ramy &amp; Partners (Deloitte), limited review report attached; filed 13 August 2026 — income tax</w:t>
             </w:r>
           </w:p>
         </w:tc>
@@ -16051,7 +16051,7 @@
                 <w:color w:val="1C3A36"/>
                 <w:sz w:val="14"/>
               </w:rPr>
-              <w:t>2025-12-31</w:t>
+              <w:t>2026-06-30</w:t>
             </w:r>
           </w:p>
         </w:tc>
@@ -16087,7 +16087,7 @@
                 <w:color w:val="1C3A36"/>
                 <w:sz w:val="14"/>
               </w:rPr>
-              <w:t>capex_usd_t_cap</w:t>
+              <w:t>tax_q1_26</w:t>
             </w:r>
           </w:p>
         </w:tc>
@@ -16104,7 +16104,7 @@
                 <w:color w:val="1C3A36"/>
                 <w:sz w:val="14"/>
               </w:rPr>
-              <w:t>4</w:t>
+              <w:t>329.9435</w:t>
             </w:r>
           </w:p>
         </w:tc>
@@ -16121,7 +16121,7 @@
                 <w:color w:val="1C3A36"/>
                 <w:sz w:val="14"/>
               </w:rPr>
-              <w:t>Industry</w:t>
+              <w:t>Company</w:t>
             </w:r>
           </w:p>
         </w:tc>
@@ -16138,7 +16138,7 @@
                 <w:color w:val="1C3A36"/>
                 <w:sz w:val="14"/>
               </w:rPr>
-              <w:t>Maintenance capital expenditure in US dollars per tonne of installed capacity. Cross-check against disclosure: FY2025 capex of EGP 796.471mn on 5.0Mt at an average USD/EGP of 49.26 is USD 3.23/t, and FY2024's EGP 912.015mn is USD 4.11/t — but both years carry the alternative-fuel and silo programmes, so the maintenance level is set at the middle of that band and held</w:t>
+              <w:t>Reviewed condensed consolidated interim financial statements for the three months ended 31 March 2026, Deloitte (Wafik, Ramy &amp; Partners), 25 May 2026 — income tax</w:t>
             </w:r>
           </w:p>
         </w:tc>
@@ -16155,7 +16155,7 @@
                 <w:color w:val="1C3A36"/>
                 <w:sz w:val="14"/>
               </w:rPr>
-              <w:t>2026-08-06</w:t>
+              <w:t>2026-03-31</w:t>
             </w:r>
           </w:p>
         </w:tc>
@@ -16191,7 +16191,7 @@
                 <w:color w:val="1C3A36"/>
                 <w:sz w:val="14"/>
               </w:rPr>
-              <w:t>clk_price_ratio</w:t>
+              <w:t>tl_fy25</w:t>
             </w:r>
           </w:p>
         </w:tc>
@@ -16208,7 +16208,7 @@
                 <w:color w:val="1C3A36"/>
                 <w:sz w:val="14"/>
               </w:rPr>
-              <w:t>0.65</w:t>
+              <w:t>4,140.9896</w:t>
             </w:r>
           </w:p>
         </w:tc>
@@ -16225,7 +16225,7 @@
                 <w:color w:val="1C3A36"/>
                 <w:sz w:val="14"/>
               </w:rPr>
-              <w:t>Industry</w:t>
+              <w:t>Company</w:t>
             </w:r>
           </w:p>
         </w:tc>
@@ -16242,7 +16242,7 @@
                 <w:color w:val="1C3A36"/>
                 <w:sz w:val="14"/>
               </w:rPr>
-              <w:t>Export clinker price as a fraction of the export cement price. Clinker is the unground intermediate and trades at a discount; 0.65 sits in the middle of the range the trade press reports. This is the one splitting assumption the export leg needs, and the two export prices are DERIVED from it and the audited export revenue, not asserted</w:t>
+              <w:t>Audited consolidated financial statements for the year ended 31 December 2025, Deloitte (Wafik, Ramy &amp; Partners), signed 25 February 2026 — TOTAL liabilities (non-current 1,246.860 plus current 2,894.130). Revision 1 was offered EGP 2,894.13mn as 'total liabilities' by an aggregator and rejected it because it would not close against assets and equity; the statements show that figure is total CURRENT liabilities, so both the rejection and the derived 4,140.99 were right</w:t>
             </w:r>
           </w:p>
         </w:tc>
@@ -16259,7 +16259,7 @@
                 <w:color w:val="1C3A36"/>
                 <w:sz w:val="14"/>
               </w:rPr>
-              <w:t>2026-01-15</w:t>
+              <w:t>2025-12-31</w:t>
             </w:r>
           </w:p>
         </w:tc>
@@ -16295,7 +16295,7 @@
                 <w:color w:val="1C3A36"/>
                 <w:sz w:val="14"/>
               </w:rPr>
-              <w:t>egy_capacity_mt</w:t>
+              <w:t>clk_price_ratio</w:t>
             </w:r>
           </w:p>
         </w:tc>
@@ -16312,7 +16312,7 @@
                 <w:color w:val="1C3A36"/>
                 <w:sz w:val="14"/>
               </w:rPr>
-              <w:t>76</w:t>
+              <w:t>0.65</w:t>
             </w:r>
           </w:p>
         </w:tc>
@@ -16346,7 +16346,7 @@
                 <w:color w:val="1C3A36"/>
                 <w:sz w:val="14"/>
               </w:rPr>
-              <w:t>Egyptian nameplate cement capacity</w:t>
+              <w:t>Export clinker price as a fraction of the export cement price. Clinker is the unground intermediate and trades at a discount; 0.65 sits in the middle of the range the trade press reports. This is the one splitting assumption the export leg needs, and the two export prices are DERIVED from it and the audited export revenue, not asserted</w:t>
             </w:r>
           </w:p>
         </w:tc>
@@ -16363,7 +16363,7 @@
                 <w:color w:val="1C3A36"/>
                 <w:sz w:val="14"/>
               </w:rPr>
-              <w:t>2025-10-01</w:t>
+              <w:t>2026-01-15</w:t>
             </w:r>
           </w:p>
         </w:tc>
@@ -16399,7 +16399,7 @@
                 <w:color w:val="1C3A36"/>
                 <w:sz w:val="14"/>
               </w:rPr>
-              <w:t>egy_revival_mt</w:t>
+              <w:t>egy_capacity_mt</w:t>
             </w:r>
           </w:p>
         </w:tc>
@@ -16416,7 +16416,7 @@
                 <w:color w:val="1C3A36"/>
                 <w:sz w:val="14"/>
               </w:rPr>
-              <w:t>12.6</w:t>
+              <w:t>76</w:t>
             </w:r>
           </w:p>
         </w:tc>
@@ -16450,7 +16450,7 @@
                 <w:color w:val="1C3A36"/>
                 <w:sz w:val="14"/>
               </w:rPr>
-              <w:t>Dormant Egyptian capacity under revival from the second half of 2026</w:t>
+              <w:t>Egyptian nameplate cement capacity</w:t>
             </w:r>
           </w:p>
         </w:tc>
@@ -16503,7 +16503,7 @@
                 <w:color w:val="1C3A36"/>
                 <w:sz w:val="14"/>
               </w:rPr>
-              <w:t>peer_mbsc_mcap</w:t>
+              <w:t>egy_revival_mt</w:t>
             </w:r>
           </w:p>
         </w:tc>
@@ -16520,7 +16520,7 @@
                 <w:color w:val="1C3A36"/>
                 <w:sz w:val="14"/>
               </w:rPr>
-              <w:t>13,730</w:t>
+              <w:t>12.6</w:t>
             </w:r>
           </w:p>
         </w:tc>
@@ -16554,7 +16554,7 @@
                 <w:color w:val="1C3A36"/>
                 <w:sz w:val="14"/>
               </w:rPr>
-              <w:t>Misr Beni Suef Cement market capitalisation</w:t>
+              <w:t>Dormant Egyptian capacity under revival from the second half of 2026</w:t>
             </w:r>
           </w:p>
         </w:tc>
@@ -16571,7 +16571,7 @@
                 <w:color w:val="1C3A36"/>
                 <w:sz w:val="14"/>
               </w:rPr>
-              <w:t>2026-08-06</w:t>
+              <w:t>2025-10-01</w:t>
             </w:r>
           </w:p>
         </w:tc>
@@ -16607,7 +16607,7 @@
                 <w:color w:val="1C3A36"/>
                 <w:sz w:val="14"/>
               </w:rPr>
-              <w:t>peer_mbsc_pat</w:t>
+              <w:t>peer_mbsc_mcap</w:t>
             </w:r>
           </w:p>
         </w:tc>
@@ -16624,7 +16624,7 @@
                 <w:color w:val="1C3A36"/>
                 <w:sz w:val="14"/>
               </w:rPr>
-              <w:t>3,946</w:t>
+              <w:t>13,730</w:t>
             </w:r>
           </w:p>
         </w:tc>
@@ -16658,7 +16658,7 @@
                 <w:color w:val="1C3A36"/>
                 <w:sz w:val="14"/>
               </w:rPr>
-              <w:t>Misr Beni Suef Cement FY2025 attributable profit</w:t>
+              <w:t>Misr Beni Suef Cement market capitalisation</w:t>
             </w:r>
           </w:p>
         </w:tc>
@@ -16675,7 +16675,7 @@
                 <w:color w:val="1C3A36"/>
                 <w:sz w:val="14"/>
               </w:rPr>
-              <w:t>2026-03-01</w:t>
+              <w:t>2026-08-06</w:t>
             </w:r>
           </w:p>
         </w:tc>
@@ -16711,7 +16711,7 @@
                 <w:color w:val="1C3A36"/>
                 <w:sz w:val="14"/>
               </w:rPr>
-              <w:t>peer_mbsc_rev</w:t>
+              <w:t>peer_mbsc_pat</w:t>
             </w:r>
           </w:p>
         </w:tc>
@@ -16728,7 +16728,7 @@
                 <w:color w:val="1C3A36"/>
                 <w:sz w:val="14"/>
               </w:rPr>
-              <w:t>5,700</w:t>
+              <w:t>3,946</w:t>
             </w:r>
           </w:p>
         </w:tc>
@@ -16762,7 +16762,7 @@
                 <w:color w:val="1C3A36"/>
                 <w:sz w:val="14"/>
               </w:rPr>
-              <w:t>Misr Beni Suef Cement FY2025 net sales</w:t>
+              <w:t>Misr Beni Suef Cement FY2025 attributable profit</w:t>
             </w:r>
           </w:p>
         </w:tc>
@@ -16815,7 +16815,7 @@
                 <w:color w:val="1C3A36"/>
                 <w:sz w:val="14"/>
               </w:rPr>
-              <w:t>peer_scem_mcap</w:t>
+              <w:t>peer_mbsc_rev</w:t>
             </w:r>
           </w:p>
         </w:tc>
@@ -16832,7 +16832,7 @@
                 <w:color w:val="1C3A36"/>
                 <w:sz w:val="14"/>
               </w:rPr>
-              <w:t>20,604.19</w:t>
+              <w:t>5,700</w:t>
             </w:r>
           </w:p>
         </w:tc>
@@ -16866,7 +16866,7 @@
                 <w:color w:val="1C3A36"/>
                 <w:sz w:val="14"/>
               </w:rPr>
-              <w:t>Sinai Cement market capitalisation at 06-Aug-2026</w:t>
+              <w:t>Misr Beni Suef Cement FY2025 net sales</w:t>
             </w:r>
           </w:p>
         </w:tc>
@@ -16883,7 +16883,7 @@
                 <w:color w:val="1C3A36"/>
                 <w:sz w:val="14"/>
               </w:rPr>
-              <w:t>2026-08-06</w:t>
+              <w:t>2026-03-01</w:t>
             </w:r>
           </w:p>
         </w:tc>
@@ -16919,7 +16919,7 @@
                 <w:color w:val="1C3A36"/>
                 <w:sz w:val="14"/>
               </w:rPr>
-              <w:t>peer_scem_pat</w:t>
+              <w:t>peer_scem_mcap</w:t>
             </w:r>
           </w:p>
         </w:tc>
@@ -16936,7 +16936,7 @@
                 <w:color w:val="1C3A36"/>
                 <w:sz w:val="14"/>
               </w:rPr>
-              <w:t>2,290</w:t>
+              <w:t>20,604.19</w:t>
             </w:r>
           </w:p>
         </w:tc>
@@ -16970,7 +16970,7 @@
                 <w:color w:val="1C3A36"/>
                 <w:sz w:val="14"/>
               </w:rPr>
-              <w:t>Sinai Cement FY2025 profit after tax</w:t>
+              <w:t>Sinai Cement market capitalisation at 06-Aug-2026</w:t>
             </w:r>
           </w:p>
         </w:tc>
@@ -16987,7 +16987,7 @@
                 <w:color w:val="1C3A36"/>
                 <w:sz w:val="14"/>
               </w:rPr>
-              <w:t>2026-03-10</w:t>
+              <w:t>2026-08-06</w:t>
             </w:r>
           </w:p>
         </w:tc>
@@ -17023,7 +17023,7 @@
                 <w:color w:val="1C3A36"/>
                 <w:sz w:val="14"/>
               </w:rPr>
-              <w:t>peer_scem_rev</w:t>
+              <w:t>peer_scem_pat</w:t>
             </w:r>
           </w:p>
         </w:tc>
@@ -17040,7 +17040,7 @@
                 <w:color w:val="1C3A36"/>
                 <w:sz w:val="14"/>
               </w:rPr>
-              <w:t>9,090</w:t>
+              <w:t>2,290</w:t>
             </w:r>
           </w:p>
         </w:tc>
@@ -17074,7 +17074,7 @@
                 <w:color w:val="1C3A36"/>
                 <w:sz w:val="14"/>
               </w:rPr>
-              <w:t>Sinai Cement FY2025 revenue</w:t>
+              <w:t>Sinai Cement FY2025 profit after tax</w:t>
             </w:r>
           </w:p>
         </w:tc>
@@ -17127,7 +17127,7 @@
                 <w:color w:val="1C3A36"/>
                 <w:sz w:val="14"/>
               </w:rPr>
-              <w:t>price_exp_path</w:t>
+              <w:t>peer_scem_rev</w:t>
             </w:r>
           </w:p>
         </w:tc>
@@ -17144,7 +17144,7 @@
                 <w:color w:val="1C3A36"/>
                 <w:sz w:val="14"/>
               </w:rPr>
-              <w:t>1, 0.968, 0.944, 0.927, 0.911, 0.895</w:t>
+              <w:t>9,090</w:t>
             </w:r>
           </w:p>
         </w:tc>
@@ -17178,7 +17178,7 @@
                 <w:color w:val="1C3A36"/>
                 <w:sz w:val="14"/>
               </w:rPr>
-              <w:t>Export price index in US dollars on the FY2025 base, declining because the EU carbon border mechanism raises the landed cost of Egyptian cement in Europe; set shallower than a high-clinker peer would face because this producer's alternative-fuel and hydrogen programmes are funded and under construction</w:t>
+              <w:t>Sinai Cement FY2025 revenue</w:t>
             </w:r>
           </w:p>
         </w:tc>
@@ -17195,7 +17195,7 @@
                 <w:color w:val="1C3A36"/>
                 <w:sz w:val="14"/>
               </w:rPr>
-              <w:t>2026-01-01</w:t>
+              <w:t>2026-03-10</w:t>
             </w:r>
           </w:p>
         </w:tc>
@@ -17231,7 +17231,7 @@
                 <w:color w:val="1C3A36"/>
                 <w:sz w:val="14"/>
               </w:rPr>
-              <w:t>repl_usd_t</w:t>
+              <w:t>price_exp_path</w:t>
             </w:r>
           </w:p>
         </w:tc>
@@ -17248,7 +17248,7 @@
                 <w:color w:val="1C3A36"/>
                 <w:sz w:val="14"/>
               </w:rPr>
-              <w:t>130</w:t>
+              <w:t>1, 0.968, 0.944, 0.927, 0.911, 0.895</w:t>
             </w:r>
           </w:p>
         </w:tc>
@@ -17282,7 +17282,7 @@
                 <w:color w:val="1C3A36"/>
                 <w:sz w:val="14"/>
               </w:rPr>
-              <w:t>Replacement cost per annual tonne of cement capacity, USD 120-150 band</w:t>
+              <w:t>Export price index in US dollars on the FY2025 base, declining because the EU carbon border mechanism raises the landed cost of Egyptian cement in Europe; set shallower than a high-clinker peer would face because this producer's alternative-fuel and hydrogen programmes are funded and under construction</w:t>
             </w:r>
           </w:p>
         </w:tc>
@@ -17299,7 +17299,7 @@
                 <w:color w:val="1C3A36"/>
                 <w:sz w:val="14"/>
               </w:rPr>
-              <w:t>2026-08-06</w:t>
+              <w:t>2026-01-01</w:t>
             </w:r>
           </w:p>
         </w:tc>
@@ -17335,7 +17335,7 @@
                 <w:color w:val="1C3A36"/>
                 <w:sz w:val="14"/>
               </w:rPr>
-              <w:t>cost_infl</w:t>
+              <w:t>repl_usd_t</w:t>
             </w:r>
           </w:p>
         </w:tc>
@@ -17352,7 +17352,7 @@
                 <w:color w:val="1C3A36"/>
                 <w:sz w:val="14"/>
               </w:rPr>
-              <w:t>1, 1.115, 1.226, 1.336, 1.443, 1.544</w:t>
+              <w:t>130</w:t>
             </w:r>
           </w:p>
         </w:tc>
@@ -17369,7 +17369,7 @@
                 <w:color w:val="1C3A36"/>
                 <w:sz w:val="14"/>
               </w:rPr>
-              <w:t>Country</w:t>
+              <w:t>Industry</w:t>
             </w:r>
           </w:p>
         </w:tc>
@@ -17386,7 +17386,7 @@
                 <w:color w:val="1C3A36"/>
                 <w:sz w:val="14"/>
               </w:rPr>
-              <w:t>Cumulative local cost-inflation index from the FY2025 base. Steps of 11.5%, 10.0%, 9.0%, 8.0% and 7.0% track the disinflation path the central bank's own reporting describes, converging on its 7% medium-term target. This is an INPUT-PRICE path and is deliberately left at headline inflation even though the company's own audited cash cost grew only 12.5% in FY2025 on volume that rose — i.e. its realised unit cost inflation ran below the national rate. Crediting that outperformance here would double-count it, because the company-specific efficiency is carried separately and explicitly in af_saving, which is anchored to a funded, under-construction asset rather than to a trend</w:t>
+              <w:t>Replacement cost per annual tonne of cement capacity, USD 120-150 band</w:t>
             </w:r>
           </w:p>
         </w:tc>
@@ -17403,7 +17403,7 @@
                 <w:color w:val="1C3A36"/>
                 <w:sz w:val="14"/>
               </w:rPr>
-              <w:t>2026-07-10</w:t>
+              <w:t>2026-08-06</w:t>
             </w:r>
           </w:p>
         </w:tc>
@@ -17439,7 +17439,7 @@
                 <w:color w:val="1C3A36"/>
                 <w:sz w:val="14"/>
               </w:rPr>
-              <w:t>egy_gdp_egp_bn</w:t>
+              <w:t>cost_infl</w:t>
             </w:r>
           </w:p>
         </w:tc>
@@ -17456,7 +17456,7 @@
                 <w:color w:val="1C3A36"/>
                 <w:sz w:val="14"/>
               </w:rPr>
-              <w:t>18,000</w:t>
+              <w:t>1, 1.115, 1.226, 1.336, 1.443, 1.544</w:t>
             </w:r>
           </w:p>
         </w:tc>
@@ -17490,7 +17490,7 @@
                 <w:color w:val="1C3A36"/>
                 <w:sz w:val="14"/>
               </w:rPr>
-              <w:t>Egyptian nominal gross domestic product, order of magnitude, used only for the terminal-growth crossover arithmetic</w:t>
+              <w:t>Cumulative local cost-inflation index from the FY2025 base. Steps of 11.5%, 10.0%, 9.0%, 8.0% and 7.0% track the disinflation path the central bank's own reporting describes, converging on its 7% medium-term target. This is an INPUT-PRICE path and is deliberately left at headline inflation even though the company's own audited cash cost grew only 12.5% in FY2025 on volume that rose — i.e. its realised unit cost inflation ran below the national rate. Crediting that outperformance here would double-count it, because the company-specific efficiency is carried separately and explicitly in af_saving, which is anchored to a funded, under-construction asset rather than to a trend</w:t>
             </w:r>
           </w:p>
         </w:tc>
@@ -17507,7 +17507,7 @@
                 <w:color w:val="1C3A36"/>
                 <w:sz w:val="14"/>
               </w:rPr>
-              <w:t>2026-01-01</w:t>
+              <w:t>2026-07-10</w:t>
             </w:r>
           </w:p>
         </w:tc>
@@ -17543,7 +17543,7 @@
                 <w:color w:val="1C3A36"/>
                 <w:sz w:val="14"/>
               </w:rPr>
-              <w:t>egy_gdp_growth</w:t>
+              <w:t>egy_gdp_egp_bn</w:t>
             </w:r>
           </w:p>
         </w:tc>
@@ -17560,7 +17560,7 @@
                 <w:color w:val="1C3A36"/>
                 <w:sz w:val="14"/>
               </w:rPr>
-              <w:t>0.18</w:t>
+              <w:t>18,000</w:t>
             </w:r>
           </w:p>
         </w:tc>
@@ -17594,7 +17594,7 @@
                 <w:color w:val="1C3A36"/>
                 <w:sz w:val="14"/>
               </w:rPr>
-              <w:t>Egyptian nominal GDP growth, same arithmetic</w:t>
+              <w:t>Egyptian nominal gross domestic product, order of magnitude, used only for the terminal-growth crossover arithmetic</w:t>
             </w:r>
           </w:p>
         </w:tc>
@@ -17647,7 +17647,7 @@
                 <w:color w:val="1C3A36"/>
                 <w:sz w:val="14"/>
               </w:rPr>
-              <w:t>erp_cds</w:t>
+              <w:t>egy_gdp_growth</w:t>
             </w:r>
           </w:p>
         </w:tc>
@@ -17664,7 +17664,7 @@
                 <w:color w:val="1C3A36"/>
                 <w:sz w:val="14"/>
               </w:rPr>
-              <w:t>0.0941</w:t>
+              <w:t>0.18</w:t>
             </w:r>
           </w:p>
         </w:tc>
@@ -17698,7 +17698,7 @@
                 <w:color w:val="1C3A36"/>
                 <w:sz w:val="14"/>
               </w:rPr>
-              <w:t>Egypt equity risk premium, CDS-based, Damodaran January-2026</w:t>
+              <w:t>Egyptian nominal GDP growth, same arithmetic</w:t>
             </w:r>
           </w:p>
         </w:tc>
@@ -17715,7 +17715,7 @@
                 <w:color w:val="1C3A36"/>
                 <w:sz w:val="14"/>
               </w:rPr>
-              <w:t>2026-01-05</w:t>
+              <w:t>2026-01-01</w:t>
             </w:r>
           </w:p>
         </w:tc>
@@ -17751,7 +17751,7 @@
                 <w:color w:val="1C3A36"/>
                 <w:sz w:val="14"/>
               </w:rPr>
-              <w:t>euribor</w:t>
+              <w:t>erp_cds</w:t>
             </w:r>
           </w:p>
         </w:tc>
@@ -17768,7 +17768,7 @@
                 <w:color w:val="1C3A36"/>
                 <w:sz w:val="14"/>
               </w:rPr>
-              <w:t>0.0249</w:t>
+              <w:t>0.0941</w:t>
             </w:r>
           </w:p>
         </w:tc>
@@ -17802,7 +17802,7 @@
                 <w:color w:val="1C3A36"/>
                 <w:sz w:val="14"/>
               </w:rPr>
-              <w:t>Three-month Euribor, the reference rate on the EBRD facility. Revision 3 carried 2.10%, which sits BELOW the ECB deposit facility rate of 2.25% and is therefore impossible as a term rate. It also applied one reference to both a 3-month and a 6-month facility; 6-month Euribor is nearer 2.72%, and the difference is carried as a known simplification</w:t>
+              <w:t>Egypt equity risk premium, CDS-based, Damodaran January-2026</w:t>
             </w:r>
           </w:p>
         </w:tc>
@@ -17819,7 +17819,7 @@
                 <w:color w:val="1C3A36"/>
                 <w:sz w:val="14"/>
               </w:rPr>
-              <w:t>2026-08-06</w:t>
+              <w:t>2026-01-05</w:t>
             </w:r>
           </w:p>
         </w:tc>
@@ -17855,7 +17855,7 @@
                 <w:color w:val="1C3A36"/>
                 <w:sz w:val="14"/>
               </w:rPr>
-              <w:t>fx</w:t>
+              <w:t>euribor</w:t>
             </w:r>
           </w:p>
         </w:tc>
@@ -17872,7 +17872,7 @@
                 <w:color w:val="1C3A36"/>
                 <w:sz w:val="14"/>
               </w:rPr>
-              <w:t>50.3</w:t>
+              <w:t>0.0249</w:t>
             </w:r>
           </w:p>
         </w:tc>
@@ -17906,7 +17906,7 @@
                 <w:color w:val="1C3A36"/>
                 <w:sz w:val="14"/>
               </w:rPr>
-              <w:t>USD/EGP at the valuation date</w:t>
+              <w:t>Three-month Euribor, the reference rate on the EBRD facility. Revision 3 carried 2.10%, which sits BELOW the ECB deposit facility rate of 2.25% and is therefore impossible as a term rate. It also applied one reference to both a 3-month and a 6-month facility; 6-month Euribor is nearer 2.72%, and the difference is carried as a known simplification</w:t>
             </w:r>
           </w:p>
         </w:tc>
@@ -17959,7 +17959,7 @@
                 <w:color w:val="1C3A36"/>
                 <w:sz w:val="14"/>
               </w:rPr>
-              <w:t>rf</w:t>
+              <w:t>fx</w:t>
             </w:r>
           </w:p>
         </w:tc>
@@ -17976,7 +17976,7 @@
                 <w:color w:val="1C3A36"/>
                 <w:sz w:val="14"/>
               </w:rPr>
-              <w:t>0.2295</w:t>
+              <w:t>50.3</w:t>
             </w:r>
           </w:p>
         </w:tc>
@@ -18010,7 +18010,7 @@
                 <w:color w:val="1C3A36"/>
                 <w:sz w:val="14"/>
               </w:rPr>
-              <w:t>Egypt 10-year local-currency government bond yield. Revision 3 carried 22.31% dated 21 July; three independent reviewers put the 10-year at 22.88-22.98% on 3-5 August, and the curve is inverted above it (1-year near 25.6%). 22.95% is the midpoint of the three, at the valuation date rather than sixteen days before it</w:t>
+              <w:t>USD/EGP at the valuation date</w:t>
             </w:r>
           </w:p>
         </w:tc>
@@ -18027,7 +18027,7 @@
                 <w:color w:val="1C3A36"/>
                 <w:sz w:val="14"/>
               </w:rPr>
-              <w:t>2026-08-05</w:t>
+              <w:t>2026-08-06</w:t>
             </w:r>
           </w:p>
         </w:tc>
@@ -18063,7 +18063,7 @@
                 <w:color w:val="1C3A36"/>
                 <w:sz w:val="14"/>
               </w:rPr>
-              <w:t>sov_spread_cds</w:t>
+              <w:t>rf</w:t>
             </w:r>
           </w:p>
         </w:tc>
@@ -18080,7 +18080,7 @@
                 <w:color w:val="1C3A36"/>
                 <w:sz w:val="14"/>
               </w:rPr>
-              <w:t>0.034</w:t>
+              <w:t>0.2295</w:t>
             </w:r>
           </w:p>
         </w:tc>
@@ -18114,7 +18114,7 @@
                 <w:color w:val="1C3A36"/>
                 <w:sz w:val="14"/>
               </w:rPr>
-              <w:t>Egypt CDS-implied sovereign default spread, Damodaran January-2026 country risk file, CDS column. NETTED OUT of the local risk-free rate so sovereign default risk is charged once, not twice</w:t>
+              <w:t>Egypt 10-year local-currency government bond yield. Revision 3 carried 22.31% dated 21 July; three independent reviewers put the 10-year at 22.88-22.98% on 3-5 August, and the curve is inverted above it (1-year near 25.6%). 22.95% is the midpoint of the three, at the valuation date rather than sixteen days before it</w:t>
             </w:r>
           </w:p>
         </w:tc>
@@ -18131,7 +18131,7 @@
                 <w:color w:val="1C3A36"/>
                 <w:sz w:val="14"/>
               </w:rPr>
-              <w:t>2026-01-05</w:t>
+              <w:t>2026-08-05</w:t>
             </w:r>
           </w:p>
         </w:tc>
@@ -18167,7 +18167,7 @@
                 <w:color w:val="1C3A36"/>
                 <w:sz w:val="14"/>
               </w:rPr>
-              <w:t>tax_stat</w:t>
+              <w:t>sov_spread_cds</w:t>
             </w:r>
           </w:p>
         </w:tc>
@@ -18184,7 +18184,7 @@
                 <w:color w:val="1C3A36"/>
                 <w:sz w:val="14"/>
               </w:rPr>
-              <w:t>0.225</w:t>
+              <w:t>0.034</w:t>
             </w:r>
           </w:p>
         </w:tc>
@@ -18218,7 +18218,7 @@
                 <w:color w:val="1C3A36"/>
                 <w:sz w:val="14"/>
               </w:rPr>
-              <w:t>Egypt statutory corporate income tax rate</w:t>
+              <w:t>Egypt CDS-implied sovereign default spread, Damodaran January-2026 country risk file, CDS column. NETTED OUT of the local risk-free rate so sovereign default risk is charged once, not twice</w:t>
             </w:r>
           </w:p>
         </w:tc>
@@ -18235,7 +18235,7 @@
                 <w:color w:val="1C3A36"/>
                 <w:sz w:val="14"/>
               </w:rPr>
-              <w:t>2026-01-01</w:t>
+              <w:t>2026-01-05</w:t>
             </w:r>
           </w:p>
         </w:tc>
@@ -18271,7 +18271,7 @@
                 <w:color w:val="1C3A36"/>
                 <w:sz w:val="14"/>
               </w:rPr>
-              <w:t>af_saving</w:t>
+              <w:t>tax_stat</w:t>
             </w:r>
           </w:p>
         </w:tc>
@@ -18288,7 +18288,7 @@
                 <w:color w:val="1C3A36"/>
                 <w:sz w:val="14"/>
               </w:rPr>
-              <w:t>0, 0.015, 0.03, 0.04, 0.048, 0.055</w:t>
+              <w:t>0.225</w:t>
             </w:r>
           </w:p>
         </w:tc>
@@ -18305,7 +18305,7 @@
                 <w:color w:val="1C3A36"/>
                 <w:sz w:val="14"/>
               </w:rPr>
-              <w:t>House</w:t>
+              <w:t>Country</w:t>
             </w:r>
           </w:p>
         </w:tc>
@@ -18322,7 +18322,7 @@
                 <w:color w:val="1C3A36"/>
                 <w:sz w:val="14"/>
               </w:rPr>
-              <w:t>Cumulative saving on the materials-and-fuel line from the alternative-fuel and hydrogen programmes, relative to the FY2025 cost base. Not an assumption about intent: EGP 240.235mn of alternative-fuel capacity for kiln 2 sits in assets under construction at the year end and a EUR 25mn EBRD facility is drawn against it</w:t>
+              <w:t>Egypt statutory corporate income tax rate</w:t>
             </w:r>
           </w:p>
         </w:tc>
@@ -18339,7 +18339,7 @@
                 <w:color w:val="1C3A36"/>
                 <w:sz w:val="14"/>
               </w:rPr>
-              <w:t>2025-12-31</w:t>
+              <w:t>2026-01-01</w:t>
             </w:r>
           </w:p>
         </w:tc>
@@ -18375,7 +18375,7 @@
                 <w:color w:val="1C3A36"/>
                 <w:sz w:val="14"/>
               </w:rPr>
-              <w:t>cash_yield</w:t>
+              <w:t>af_saving</w:t>
             </w:r>
           </w:p>
         </w:tc>
@@ -18392,7 +18392,7 @@
                 <w:color w:val="1C3A36"/>
                 <w:sz w:val="14"/>
               </w:rPr>
-              <w:t>0.15, 0.13, 0.12, 0.112, 0.108</w:t>
+              <w:t>0, 0.015, 0.03, 0.04, 0.048, 0.055</w:t>
             </w:r>
           </w:p>
         </w:tc>
@@ -18426,7 +18426,7 @@
                 <w:color w:val="1C3A36"/>
                 <w:sz w:val="14"/>
               </w:rPr>
-              <w:t>Yield earned on the cash balance across the forecast. The FY2025 outturn was 8.8% on the average balance — much of the cash sits in foreign-currency current accounts rather than pound deposits — and the path is set above it as the balance is redeployed, then easing</w:t>
+              <w:t>Cumulative saving on the materials-and-fuel line from the alternative-fuel and hydrogen programmes, relative to the FY2025 cost base. Not an assumption about intent: EGP 240.235mn of alternative-fuel capacity for kiln 2 sits in assets under construction at the year end and a EUR 25mn EBRD facility is drawn against it</w:t>
             </w:r>
           </w:p>
         </w:tc>
@@ -18443,7 +18443,7 @@
                 <w:color w:val="1C3A36"/>
                 <w:sz w:val="14"/>
               </w:rPr>
-              <w:t>2026-08-06</w:t>
+              <w:t>2025-12-31</w:t>
             </w:r>
           </w:p>
         </w:tc>
@@ -18479,7 +18479,7 @@
                 <w:color w:val="1C3A36"/>
                 <w:sz w:val="14"/>
               </w:rPr>
-              <w:t>dna_pct</w:t>
+              <w:t>cash_yield</w:t>
             </w:r>
           </w:p>
         </w:tc>
@@ -18496,7 +18496,7 @@
                 <w:color w:val="1C3A36"/>
                 <w:sz w:val="14"/>
               </w:rPr>
-              <w:t>0.025, 0.027, 0.029, 0.031, 0.033</w:t>
+              <w:t>0.15, 0.13, 0.12, 0.112, 0.108</w:t>
             </w:r>
           </w:p>
         </w:tc>
@@ -18530,7 +18530,7 @@
                 <w:color w:val="1C3A36"/>
                 <w:sz w:val="14"/>
               </w:rPr>
-              <w:t>Depreciation as a share of revenue across the forecast, rising because capital spent from here is incurred at today's replacement cost and adds a larger depreciable base per tonne than the legacy book carries. FY2025 actual is 2.33%</w:t>
+              <w:t>Yield earned on the cash balance across the forecast. The FY2025 outturn was 8.8% on the average balance — much of the cash sits in foreign-currency current accounts rather than pound deposits — and the path is set above it as the balance is redeployed, then easing</w:t>
             </w:r>
           </w:p>
         </w:tc>
@@ -18583,7 +18583,7 @@
                 <w:color w:val="1C3A36"/>
                 <w:sz w:val="14"/>
               </w:rPr>
-              <w:t>egp_dep_vs_eur</w:t>
+              <w:t>dna_pct</w:t>
             </w:r>
           </w:p>
         </w:tc>
@@ -18600,7 +18600,7 @@
                 <w:color w:val="1C3A36"/>
                 <w:sz w:val="14"/>
               </w:rPr>
-              <w:t>0.06</w:t>
+              <w:t>0.025, 0.027, 0.029, 0.031, 0.033</w:t>
             </w:r>
           </w:p>
         </w:tc>
@@ -18634,7 +18634,7 @@
                 <w:color w:val="1C3A36"/>
                 <w:sz w:val="14"/>
               </w:rPr>
-              <w:t>Expected annual depreciation of the pound against the euro, used ONLY to compute the local-currency-equivalent cost of debt alternative under uncovered interest parity</w:t>
+              <w:t>Depreciation as a share of revenue across the forecast, rising because capital spent from here is incurred at today's replacement cost and adds a larger depreciable base per tonne than the legacy book carries. FY2025 actual is 2.33%</w:t>
             </w:r>
           </w:p>
         </w:tc>
@@ -18687,7 +18687,7 @@
                 <w:color w:val="1C3A36"/>
                 <w:sz w:val="14"/>
               </w:rPr>
-              <w:t>erp_term</w:t>
+              <w:t>egp_dep_vs_eur</w:t>
             </w:r>
           </w:p>
         </w:tc>
@@ -18704,7 +18704,7 @@
                 <w:color w:val="1C3A36"/>
                 <w:sz w:val="14"/>
               </w:rPr>
-              <w:t>0.07</w:t>
+              <w:t>0.06</w:t>
             </w:r>
           </w:p>
         </w:tc>
@@ -18738,7 +18738,7 @@
                 <w:color w:val="1C3A36"/>
                 <w:sz w:val="14"/>
               </w:rPr>
-              <w:t>Terminal equity risk premium, normalised below the currently elevated level</w:t>
+              <w:t>Expected annual depreciation of the pound against the euro, used ONLY to compute the local-currency-equivalent cost of debt alternative under uncovered interest parity</w:t>
             </w:r>
           </w:p>
         </w:tc>
@@ -18791,7 +18791,7 @@
                 <w:color w:val="1C3A36"/>
                 <w:sz w:val="14"/>
               </w:rPr>
-              <w:t>ev_ebitda_just</w:t>
+              <w:t>erp_term</w:t>
             </w:r>
           </w:p>
         </w:tc>
@@ -18808,7 +18808,7 @@
                 <w:color w:val="1C3A36"/>
                 <w:sz w:val="14"/>
               </w:rPr>
-              <w:t>4.5</w:t>
+              <w:t>0.07</w:t>
             </w:r>
           </w:p>
         </w:tc>
@@ -18842,7 +18842,7 @@
                 <w:color w:val="1C3A36"/>
                 <w:sz w:val="14"/>
               </w:rPr>
-              <w:t>Justified enterprise value to EBITDA on normalised earnings, disclosed as weakly anchored against a thin Egyptian peer set</w:t>
+              <w:t>Terminal equity risk premium, normalised below the currently elevated level</w:t>
             </w:r>
           </w:p>
         </w:tc>
@@ -18895,7 +18895,7 @@
                 <w:color w:val="1C3A36"/>
                 <w:sz w:val="14"/>
               </w:rPr>
-              <w:t>ev_t_just</w:t>
+              <w:t>ev_ebitda_just</w:t>
             </w:r>
           </w:p>
         </w:tc>
@@ -18912,7 +18912,7 @@
                 <w:color w:val="1C3A36"/>
                 <w:sz w:val="14"/>
               </w:rPr>
-              <w:t>95</w:t>
+              <w:t>4.5</w:t>
             </w:r>
           </w:p>
         </w:tc>
@@ -18946,7 +18946,7 @@
                 <w:color w:val="1C3A36"/>
                 <w:sz w:val="14"/>
               </w:rPr>
-              <w:t>Justified enterprise value per annual tonne of capacity, set well below replacement cost because a market carrying 76Mt against 54Mt of consumption does not pay replacement cost</w:t>
+              <w:t>Justified enterprise value to EBITDA on normalised earnings, disclosed as weakly anchored against a thin Egyptian peer set</w:t>
             </w:r>
           </w:p>
         </w:tc>
@@ -18999,7 +18999,7 @@
                 <w:color w:val="1C3A36"/>
                 <w:sz w:val="14"/>
               </w:rPr>
-              <w:t>fx_path</w:t>
+              <w:t>ev_t_just</w:t>
             </w:r>
           </w:p>
         </w:tc>
@@ -19016,7 +19016,7 @@
                 <w:color w:val="1C3A36"/>
                 <w:sz w:val="14"/>
               </w:rPr>
-              <w:t>49.26, 50.6, 53.1, 55.8, 58.6, 61.5</w:t>
+              <w:t>95</w:t>
             </w:r>
           </w:p>
         </w:tc>
@@ -19050,7 +19050,7 @@
                 <w:color w:val="1C3A36"/>
                 <w:sz w:val="14"/>
               </w:rPr>
-              <w:t>USD/EGP path, FY2025 actual average then FY2026E-FY2030E</w:t>
+              <w:t>Justified enterprise value per annual tonne of capacity, set well below replacement cost because a market carrying 76Mt against 54Mt of consumption does not pay replacement cost</w:t>
             </w:r>
           </w:p>
         </w:tc>
@@ -19103,7 +19103,7 @@
                 <w:color w:val="1C3A36"/>
                 <w:sz w:val="14"/>
               </w:rPr>
-              <w:t>g_term</w:t>
+              <w:t>fx_path</w:t>
             </w:r>
           </w:p>
         </w:tc>
@@ -19120,7 +19120,7 @@
                 <w:color w:val="1C3A36"/>
                 <w:sz w:val="14"/>
               </w:rPr>
-              <w:t>0.05</w:t>
+              <w:t>49.26, 50.6, 53.1, 55.8, 58.6, 61.5</w:t>
             </w:r>
           </w:p>
         </w:tc>
@@ -19154,7 +19154,7 @@
                 <w:color w:val="1C3A36"/>
                 <w:sz w:val="14"/>
               </w:rPr>
-              <w:t>Terminal growth, the house default for an established emerging-market industrial against a terminal risk-free rate that already embeds disinflation — approximately zero in real terms</w:t>
+              <w:t>USD/EGP path, FY2025 actual average then FY2026E-FY2030E</w:t>
             </w:r>
           </w:p>
         </w:tc>
@@ -19207,7 +19207,7 @@
                 <w:color w:val="1C3A36"/>
                 <w:sz w:val="14"/>
               </w:rPr>
-              <w:t>kd_path</w:t>
+              <w:t>g_term</w:t>
             </w:r>
           </w:p>
         </w:tc>
@@ -19224,7 +19224,7 @@
                 <w:color w:val="1C3A36"/>
                 <w:sz w:val="14"/>
               </w:rPr>
-              <w:t>0.206, 0.181, 0.161, 0.149, 0.14</w:t>
+              <w:t>0.05</w:t>
             </w:r>
           </w:p>
         </w:tc>
@@ -19258,7 +19258,7 @@
                 <w:color w:val="1C3A36"/>
                 <w:sz w:val="14"/>
               </w:rPr>
-              <w:t>EGP marginal borrowing-rate path. The discount-rate glide inherits its SHAPE from this rather than from a second judgement. The company's own book is now 91% euro-denominated and will not glide with the Egyptian easing calendar, but the discount rate is a POUND rate applied to pound cash flows, so the pound path is the right shape anchor and the euro book sets the LEVEL of the cost of debt, not its slope</w:t>
+              <w:t>Terminal growth, the house default for an established emerging-market industrial against a terminal risk-free rate that already embeds disinflation — approximately zero in real terms</w:t>
             </w:r>
           </w:p>
         </w:tc>
@@ -19311,7 +19311,7 @@
                 <w:color w:val="1C3A36"/>
                 <w:sz w:val="14"/>
               </w:rPr>
-              <w:t>kd_term</w:t>
+              <w:t>kd_path</w:t>
             </w:r>
           </w:p>
         </w:tc>
@@ -19328,7 +19328,7 @@
                 <w:color w:val="1C3A36"/>
                 <w:sz w:val="14"/>
               </w:rPr>
-              <w:t>0.135</w:t>
+              <w:t>0.206, 0.181, 0.161, 0.149, 0.14</w:t>
             </w:r>
           </w:p>
         </w:tc>
@@ -19362,7 +19362,7 @@
                 <w:color w:val="1C3A36"/>
                 <w:sz w:val="14"/>
               </w:rPr>
-              <w:t>Terminal cost of debt = the terminal risk-free rate plus a 300bp corporate credit spread. Revision 3 carried 10.00% against a terminal risk-free rate of 12.50% — a corporate borrower funding 250bp BELOW its own sovereign in the same currency, printed one row above it in the same table. It is now built from the risk-free rate rather than asserted beside it, so the impossibility cannot recur</w:t>
+              <w:t>EGP marginal borrowing-rate path. The discount-rate glide inherits its SHAPE from this rather than from a second judgement. The company's own book is now 91% euro-denominated and will not glide with the Egyptian easing calendar, but the discount rate is a POUND rate applied to pound cash flows, so the pound path is the right shape anchor and the euro book sets the LEVEL of the cost of debt, not its slope</w:t>
             </w:r>
           </w:p>
         </w:tc>
@@ -19415,7 +19415,7 @@
                 <w:color w:val="1C3A36"/>
                 <w:sz w:val="14"/>
               </w:rPr>
-              <w:t>norm_mgn</w:t>
+              <w:t>kd_term</w:t>
             </w:r>
           </w:p>
         </w:tc>
@@ -19432,7 +19432,7 @@
                 <w:color w:val="1C3A36"/>
                 <w:sz w:val="14"/>
               </w:rPr>
-              <w:t>0.312</w:t>
+              <w:t>0.135</w:t>
             </w:r>
           </w:p>
         </w:tc>
@@ -19466,7 +19466,7 @@
                 <w:color w:val="1C3A36"/>
                 <w:sz w:val="14"/>
               </w:rPr>
-              <w:t>Mid-cycle EBITDA margin: the midpoint of the AUDITED FY2024 outturn of 23.15% and the AUDITED FY2025 peak of 39.25%</w:t>
+              <w:t>Terminal cost of debt = the terminal risk-free rate plus a 300bp corporate credit spread. Revision 3 carried 10.00% against a terminal risk-free rate of 12.50% — a corporate borrower funding 250bp BELOW its own sovereign in the same currency, printed one row above it in the same table. It is now built from the risk-free rate rather than asserted beside it, so the impossibility cannot recur</w:t>
             </w:r>
           </w:p>
         </w:tc>
@@ -19519,7 +19519,7 @@
                 <w:color w:val="1C3A36"/>
                 <w:sz w:val="14"/>
               </w:rPr>
-              <w:t>norm_rev_haircut</w:t>
+              <w:t>norm_mgn</w:t>
             </w:r>
           </w:p>
         </w:tc>
@@ -19536,7 +19536,7 @@
                 <w:color w:val="1C3A36"/>
                 <w:sz w:val="14"/>
               </w:rPr>
-              <w:t>0.94</w:t>
+              <w:t>0.312</w:t>
             </w:r>
           </w:p>
         </w:tc>
@@ -19570,7 +19570,7 @@
                 <w:color w:val="1C3A36"/>
                 <w:sz w:val="14"/>
               </w:rPr>
-              <w:t>Haircut to the FY2025 revenue base for the normalised lens</w:t>
+              <w:t>Mid-cycle EBITDA margin: the midpoint of the AUDITED FY2024 outturn of 23.15% and the AUDITED FY2025 peak of 39.25%</w:t>
             </w:r>
           </w:p>
         </w:tc>
@@ -19623,7 +19623,7 @@
                 <w:color w:val="1C3A36"/>
                 <w:sz w:val="14"/>
               </w:rPr>
-              <w:t>payout</w:t>
+              <w:t>norm_rev_haircut</w:t>
             </w:r>
           </w:p>
         </w:tc>
@@ -19640,7 +19640,7 @@
                 <w:color w:val="1C3A36"/>
                 <w:sz w:val="14"/>
               </w:rPr>
-              <w:t>0.556</w:t>
+              <w:t>0.94</w:t>
             </w:r>
           </w:p>
         </w:tc>
@@ -19674,7 +19674,7 @@
                 <w:color w:val="1C3A36"/>
                 <w:sz w:val="14"/>
               </w:rPr>
-              <w:t>Dividend payout ratio from FY2026E, held at the FY2025 outturn: EGP 2,001.792mn declared on EGP 3,599.586mn of attributable profit</w:t>
+              <w:t>Haircut to the FY2025 revenue base for the normalised lens</w:t>
             </w:r>
           </w:p>
         </w:tc>
@@ -19727,7 +19727,7 @@
                 <w:color w:val="1C3A36"/>
                 <w:sz w:val="14"/>
               </w:rPr>
-              <w:t>pe_just</w:t>
+              <w:t>payout</w:t>
             </w:r>
           </w:p>
         </w:tc>
@@ -19744,7 +19744,7 @@
                 <w:color w:val="1C3A36"/>
                 <w:sz w:val="14"/>
               </w:rPr>
-              <w:t>7</w:t>
+              <w:t>0.556</w:t>
             </w:r>
           </w:p>
         </w:tc>
@@ -19778,7 +19778,7 @@
                 <w:color w:val="1C3A36"/>
                 <w:sz w:val="14"/>
               </w:rPr>
-              <w:t>Justified price to earnings on normalised operating earnings, cash excluded and added back at face</w:t>
+              <w:t>Dividend payout ratio from FY2026E, held at the FY2025 outturn: EGP 2,001.792mn declared on EGP 3,599.586mn of attributable profit</w:t>
             </w:r>
           </w:p>
         </w:tc>
@@ -19831,7 +19831,7 @@
                 <w:color w:val="1C3A36"/>
                 <w:sz w:val="14"/>
               </w:rPr>
-              <w:t>rf_term</w:t>
+              <w:t>pe_just</w:t>
             </w:r>
           </w:p>
         </w:tc>
@@ -19848,7 +19848,7 @@
                 <w:color w:val="1C3A36"/>
                 <w:sz w:val="14"/>
               </w:rPr>
-              <w:t>0.105</w:t>
+              <w:t>7</w:t>
             </w:r>
           </w:p>
         </w:tc>
@@ -19882,7 +19882,7 @@
                 <w:color w:val="1C3A36"/>
                 <w:sz w:val="14"/>
               </w:rPr>
-              <w:t>Terminal risk-free rate, NORM-BUILT from the central bank's longest-dated published inflation target of 5% (Q4-2028) plus a standard emerging-market real-rate convention of about 5.5 percentage points. Revision 3 used the 7% target, which is the NEAR-dated one (Q4-2026) and not the medium-term target at all. The correction also repairs a second defect: against 7% the model's 5% terminal growth was -1.9% real while the text called it 'approximately zero'. Against the 5% target it genuinely is zero</w:t>
+              <w:t>Justified price to earnings on normalised operating earnings, cash excluded and added back at face</w:t>
             </w:r>
           </w:p>
         </w:tc>
@@ -19935,7 +19935,7 @@
                 <w:color w:val="1C3A36"/>
                 <w:sz w:val="14"/>
               </w:rPr>
-              <w:t>stub_years</w:t>
+              <w:t>rf_term</w:t>
             </w:r>
           </w:p>
         </w:tc>
@@ -19952,7 +19952,7 @@
                 <w:color w:val="1C3A36"/>
                 <w:sz w:val="14"/>
               </w:rPr>
-              <w:t>0.5</w:t>
+              <w:t>0.105</w:t>
             </w:r>
           </w:p>
         </w:tc>
@@ -19986,7 +19986,7 @@
                 <w:color w:val="1C3A36"/>
                 <w:sz w:val="14"/>
               </w:rPr>
-              <w:t>Elapsed fraction of FY2026 at the valuation date. THE VALUATION DATE IS 30 JUNE 2026, the date of the latest disclosed balance sheet, not the date of the latest traded price. Revision 3 valued at 6 August and rolled the balance sheet forward to meet it; the interim accounts now make that unnecessary, and a bridge standing on a disclosed balance sheet is worth more than two months of freshness in the discounting. The price the range is compared against is still the latest known close, and the 37-day gap between the two is disclosed rather than closed</w:t>
+              <w:t>Terminal risk-free rate, NORM-BUILT from the central bank's longest-dated published inflation target of 5% (Q4-2028) plus a standard emerging-market real-rate convention of about 5.5 percentage points. Revision 3 used the 7% target, which is the NEAR-dated one (Q4-2026) and not the medium-term target at all. The correction also repairs a second defect: against 7% the model's 5% terminal growth was -1.9% real while the text called it 'approximately zero'. Against the 5% target it genuinely is zero</w:t>
             </w:r>
           </w:p>
         </w:tc>
@@ -20003,7 +20003,7 @@
                 <w:color w:val="1C3A36"/>
                 <w:sz w:val="14"/>
               </w:rPr>
-              <w:t>2026-06-30</w:t>
+              <w:t>2026-08-06</w:t>
             </w:r>
           </w:p>
         </w:tc>
@@ -20039,7 +20039,7 @@
                 <w:color w:val="1C3A36"/>
                 <w:sz w:val="14"/>
               </w:rPr>
-              <w:t>w_asset</w:t>
+              <w:t>stub_years</w:t>
             </w:r>
           </w:p>
         </w:tc>
@@ -20056,7 +20056,7 @@
                 <w:color w:val="1C3A36"/>
                 <w:sz w:val="14"/>
               </w:rPr>
-              <w:t>0.08</w:t>
+              <w:t>0.5</w:t>
             </w:r>
           </w:p>
         </w:tc>
@@ -20090,7 +20090,7 @@
                 <w:color w:val="1C3A36"/>
                 <w:sz w:val="14"/>
               </w:rPr>
-              <w:t>Weight, asset lens, deliberately small: restarting a mothballed line costs a fraction of building one</w:t>
+              <w:t>Elapsed fraction of FY2026 at the valuation date. THE VALUATION DATE IS 30 JUNE 2026, the date of the latest disclosed balance sheet, not the date of the latest traded price. Revision 3 valued at 6 August and rolled the balance sheet forward to meet it; the interim accounts now make that unnecessary, and a bridge standing on a disclosed balance sheet is worth more than two months of freshness in the discounting. The price the range is compared against is still the latest known close, and the 37-day gap between the two is disclosed rather than closed</w:t>
             </w:r>
           </w:p>
         </w:tc>
@@ -20107,7 +20107,7 @@
                 <w:color w:val="1C3A36"/>
                 <w:sz w:val="14"/>
               </w:rPr>
-              <w:t>2026-08-06</w:t>
+              <w:t>2026-06-30</w:t>
             </w:r>
           </w:p>
         </w:tc>
@@ -20143,7 +20143,7 @@
                 <w:color w:val="1C3A36"/>
                 <w:sz w:val="14"/>
               </w:rPr>
-              <w:t>w_dcf</w:t>
+              <w:t>w_asset</w:t>
             </w:r>
           </w:p>
         </w:tc>
@@ -20160,7 +20160,7 @@
                 <w:color w:val="1C3A36"/>
                 <w:sz w:val="14"/>
               </w:rPr>
-              <w:t>0.5</w:t>
+              <w:t>0.08</w:t>
             </w:r>
           </w:p>
         </w:tc>
@@ -20194,7 +20194,7 @@
                 <w:color w:val="1C3A36"/>
                 <w:sz w:val="14"/>
               </w:rPr>
-              <w:t>Weight, cash-flow lens</w:t>
+              <w:t>Weight, asset lens, deliberately small: restarting a mothballed line costs a fraction of building one</w:t>
             </w:r>
           </w:p>
         </w:tc>
@@ -20247,7 +20247,7 @@
                 <w:color w:val="1C3A36"/>
                 <w:sz w:val="14"/>
               </w:rPr>
-              <w:t>w_norm</w:t>
+              <w:t>w_dcf</w:t>
             </w:r>
           </w:p>
         </w:tc>
@@ -20264,7 +20264,7 @@
                 <w:color w:val="1C3A36"/>
                 <w:sz w:val="14"/>
               </w:rPr>
-              <w:t>0.22</w:t>
+              <w:t>0.5</w:t>
             </w:r>
           </w:p>
         </w:tc>
@@ -20298,7 +20298,7 @@
                 <w:color w:val="1C3A36"/>
                 <w:sz w:val="14"/>
               </w:rPr>
-              <w:t>Weight, normalised-earnings lens</w:t>
+              <w:t>Weight, cash-flow lens</w:t>
             </w:r>
           </w:p>
         </w:tc>
@@ -20351,7 +20351,7 @@
                 <w:color w:val="1C3A36"/>
                 <w:sz w:val="14"/>
               </w:rPr>
-              <w:t>w_rel</w:t>
+              <w:t>w_norm</w:t>
             </w:r>
           </w:p>
         </w:tc>
@@ -20368,7 +20368,7 @@
                 <w:color w:val="1C3A36"/>
                 <w:sz w:val="14"/>
               </w:rPr>
-              <w:t>0.2</w:t>
+              <w:t>0.22</w:t>
             </w:r>
           </w:p>
         </w:tc>
@@ -20402,7 +20402,7 @@
                 <w:color w:val="1C3A36"/>
                 <w:sz w:val="14"/>
               </w:rPr>
-              <w:t>Weight, relative lens, held down because the peer set is thin</w:t>
+              <w:t>Weight, normalised-earnings lens</w:t>
             </w:r>
           </w:p>
         </w:tc>
@@ -20455,7 +20455,7 @@
                 <w:color w:val="1C3A36"/>
                 <w:sz w:val="14"/>
               </w:rPr>
-              <w:t>wc_pct_drev</w:t>
+              <w:t>w_rel</w:t>
             </w:r>
           </w:p>
         </w:tc>
@@ -20472,7 +20472,7 @@
                 <w:color w:val="1C3A36"/>
                 <w:sz w:val="14"/>
               </w:rPr>
-              <w:t>0.12</w:t>
+              <w:t>0.2</w:t>
             </w:r>
           </w:p>
         </w:tc>
@@ -20506,7 +20506,7 @@
                 <w:color w:val="1C3A36"/>
                 <w:sz w:val="14"/>
               </w:rPr>
-              <w:t>Change in working capital over change in revenue. The FY2025 outturn on the disclosed movements is close to this</w:t>
+              <w:t>Weight, relative lens, held down because the peer set is thin</w:t>
             </w:r>
           </w:p>
         </w:tc>
@@ -20559,7 +20559,7 @@
                 <w:color w:val="1C3A36"/>
                 <w:sz w:val="14"/>
               </w:rPr>
-              <w:t>wd_term</w:t>
+              <w:t>wc_pct_drev</w:t>
             </w:r>
           </w:p>
         </w:tc>
@@ -20576,7 +20576,7 @@
                 <w:color w:val="1C3A36"/>
                 <w:sz w:val="14"/>
               </w:rPr>
-              <w:t>0.2</w:t>
+              <w:t>0.12</w:t>
             </w:r>
           </w:p>
         </w:tc>
@@ -20610,7 +20610,7 @@
                 <w:color w:val="1C3A36"/>
                 <w:sz w:val="14"/>
               </w:rPr>
-              <w:t>Terminal debt weight</w:t>
+              <w:t>Change in working capital over change in revenue. The FY2025 outturn on the disclosed movements is close to this</w:t>
             </w:r>
           </w:p>
         </w:tc>
@@ -20647,6 +20647,110 @@
                 <w:sz w:val="14"/>
               </w:rPr>
               <w:t>196</w:t>
+            </w:r>
+          </w:p>
+        </w:tc>
+        <w:tc>
+          <w:tcPr>
+            <w:tcW w:type="dxa" w:w="2448"/>
+          </w:tcPr>
+          <w:p>
+            <w:pPr>
+              <w:spacing w:after="20"/>
+            </w:pPr>
+            <w:r>
+              <w:rPr>
+                <w:color w:val="1C3A36"/>
+                <w:sz w:val="14"/>
+              </w:rPr>
+              <w:t>wd_term</w:t>
+            </w:r>
+          </w:p>
+        </w:tc>
+        <w:tc>
+          <w:tcPr>
+            <w:tcW w:type="dxa" w:w="1325"/>
+          </w:tcPr>
+          <w:p>
+            <w:pPr>
+              <w:spacing w:after="20"/>
+            </w:pPr>
+            <w:r>
+              <w:rPr>
+                <w:color w:val="1C3A36"/>
+                <w:sz w:val="14"/>
+              </w:rPr>
+              <w:t>0.2</w:t>
+            </w:r>
+          </w:p>
+        </w:tc>
+        <w:tc>
+          <w:tcPr>
+            <w:tcW w:type="dxa" w:w="1066"/>
+          </w:tcPr>
+          <w:p>
+            <w:pPr>
+              <w:spacing w:after="20"/>
+            </w:pPr>
+            <w:r>
+              <w:rPr>
+                <w:color w:val="1C3A36"/>
+                <w:sz w:val="14"/>
+              </w:rPr>
+              <w:t>House</w:t>
+            </w:r>
+          </w:p>
+        </w:tc>
+        <w:tc>
+          <w:tcPr>
+            <w:tcW w:type="dxa" w:w="7171"/>
+          </w:tcPr>
+          <w:p>
+            <w:pPr>
+              <w:spacing w:after="20"/>
+            </w:pPr>
+            <w:r>
+              <w:rPr>
+                <w:color w:val="1C3A36"/>
+                <w:sz w:val="14"/>
+              </w:rPr>
+              <w:t>Terminal debt weight</w:t>
+            </w:r>
+          </w:p>
+        </w:tc>
+        <w:tc>
+          <w:tcPr>
+            <w:tcW w:type="dxa" w:w="1210"/>
+          </w:tcPr>
+          <w:p>
+            <w:pPr>
+              <w:spacing w:after="20"/>
+            </w:pPr>
+            <w:r>
+              <w:rPr>
+                <w:color w:val="1C3A36"/>
+                <w:sz w:val="14"/>
+              </w:rPr>
+              <w:t>2026-08-06</w:t>
+            </w:r>
+          </w:p>
+        </w:tc>
+      </w:tr>
+      <w:tr>
+        <w:tc>
+          <w:tcPr>
+            <w:tcW w:type="dxa" w:w="432"/>
+          </w:tcPr>
+          <w:p>
+            <w:pPr>
+              <w:spacing w:after="20"/>
+            </w:pPr>
+            <w:r>
+              <w:rPr>
+                <w:color w:val="1C3A36"/>
+                <w:sz w:val="14"/>
+              </w:rPr>
+              <w:t>197</w:t>
             </w:r>
           </w:p>
         </w:tc>
@@ -22004,7 +22108,7 @@
                 <w:color w:val="1C3A36"/>
                 <w:sz w:val="16"/>
               </w:rPr>
-              <w:t>The blended cost of debt — 7.89%</w:t>
+              <w:t>The blended cost of debt — 13.36%</w:t>
             </w:r>
           </w:p>
         </w:tc>
@@ -22040,7 +22144,7 @@
                 <w:color w:val="1C3A36"/>
                 <w:sz w:val="16"/>
               </w:rPr>
-              <w:t>Terminal return on invested capital — 10.1%</w:t>
+              <w:t>Terminal return on invested capital — 10.2%</w:t>
             </w:r>
           </w:p>
         </w:tc>
